--- a/templates/contract_template.docx
+++ b/templates/contract_template.docx
@@ -82,8 +82,16 @@
               <w:rPr>
                 <w:sz w:val="19"/>
               </w:rPr>
-              <w:t>г. Бишкек</w:t>
+              <w:t xml:space="preserve">г. </w:t>
             </w:r>
+            <w:proofErr w:type="spellStart"/>
+            <w:r>
+              <w:rPr>
+                <w:sz w:val="19"/>
+              </w:rPr>
+              <w:t>Бишкек</w:t>
+            </w:r>
+            <w:proofErr w:type="spellEnd"/>
           </w:p>
         </w:tc>
         <w:tc>
@@ -105,7 +113,21 @@
               <w:rPr>
                 <w:sz w:val="19"/>
               </w:rPr>
-              <w:t>«{{ДЕНЬ}}» {{МЕСЯЦ}} {{ГОД}} г.</w:t>
+              <w:t>«{{ДЕНЬ</w:t>
+            </w:r>
+            <w:proofErr w:type="gramStart"/>
+            <w:r>
+              <w:rPr>
+                <w:sz w:val="19"/>
+              </w:rPr>
+              <w:t>}}»</w:t>
+            </w:r>
+            <w:proofErr w:type="gramEnd"/>
+            <w:r>
+              <w:rPr>
+                <w:sz w:val="19"/>
+              </w:rPr>
+              <w:t xml:space="preserve"> {{МЕСЯЦ}} {{ГОД}} г.</w:t>
             </w:r>
           </w:p>
         </w:tc>
@@ -131,7 +153,25 @@
           <w:sz w:val="21"/>
           <w:lang w:val="ru-RU"/>
         </w:rPr>
-        <w:t>ОсОО «Авто Континент», именуемое в дальнейшем «Агент», в лице Генерального директора Колотовкина Ильи Валерьевича, действующего на основании Устава, с одной стороны, и Гражданин(ка) {{ПОКУПАТЕЛЬ_ФИО}}, {{ПОКУПАТЕЛЬ_ДАТА_РОЖДЕНИЯ}}, паспорт: серия {{ПАСПОРТ_СЕРИЯ}} № {{ПАСПОРТ_НОМЕР}}, выдан: {{ПАСПОРТ_ВЫДАН}}, {{ПАСПОРТ_ДАТА_ВЫДАЧИ}}, код подразделения: {{ПАСПОРТ_КОД}}, зарегистрирован(а): {{ПОКУПАТЕЛЬ_АДРЕС}}, именуемый(ая) в дальнейшем «Принципал», с другой стороны, совместно именуемые «Стороны», а по отдельности — «Сторона», руководствуясь главой 50 Гражданского кодекса Кыргызской Республики («Агентирование»), заключили настоящий Агентский договор (далее — «Договор») о нижеследующем:</w:t>
+        <w:t>ОсОО «Авто Континент», именуемое в дальнейшем «Агент», в лице Генерального директора Колотовкина Ильи Валерьевича, действующего на основании Устава, с одной стороны, и Гражданин(ка) {{ПОКУПАТЕЛЬ_ФИО}}, {{ПОКУПАТЕЛЬ_ДАТА_РОЖДЕНИЯ}}, паспорт: серия {{ПАСПОРТ_СЕРИЯ}} № {{ПАСПОРТ_НОМЕР}}, выдан: {{ПАСПОРТ_ВЫДАН}}, {{ПАСПОРТ_ДАТА_ВЫДАЧИ}}, код подразделения: {{ПАСПОРТ_КОД}}, зарегистрирован(а): {{ПОКУПАТЕЛЬ_АДРЕС}}, именуемый(</w:t>
+      </w:r>
+      <w:proofErr w:type="spellStart"/>
+      <w:r>
+        <w:rPr>
+          <w:color w:val="000000"/>
+          <w:sz w:val="21"/>
+          <w:lang w:val="ru-RU"/>
+        </w:rPr>
+        <w:t>ая</w:t>
+      </w:r>
+      <w:proofErr w:type="spellEnd"/>
+      <w:r>
+        <w:rPr>
+          <w:color w:val="000000"/>
+          <w:sz w:val="21"/>
+          <w:lang w:val="ru-RU"/>
+        </w:rPr>
+        <w:t>) в дальнейшем «Принципал», с другой стороны, совместно именуемые «Стороны», а по отдельности — «Сторона», руководствуясь главой 50 Гражданского кодекса Кыргызской Республики («Агентирование»), заключили настоящий Агентский договор (далее — «Договор») о нижеследующем:</w:t>
       </w:r>
     </w:p>
     <w:p>
@@ -402,7 +442,25 @@
           <w:sz w:val="21"/>
           <w:lang w:val="ru-RU"/>
         </w:rPr>
-        <w:t>3.1. Агентское вознаграждение. Размер агентского вознаграждения составляет {{КОМИССИЯ}}% от суммы Поручения и уплачивается Принципалом одновременно с перечислением денежных средств на расчётный счёт Агента для исполнения Поручения. Вознаграждение включает в себя все расходы Агента, связанные с исполнением Договора, за исключением случаев, прямо предусмотренных п. 3.4.</w:t>
+        <w:t>3.1. Агентское вознаграждение. Размер агентского вознаграждения составляет {{КОМИССИЯ</w:t>
+      </w:r>
+      <w:proofErr w:type="gramStart"/>
+      <w:r>
+        <w:rPr>
+          <w:color w:val="000000"/>
+          <w:sz w:val="21"/>
+          <w:lang w:val="ru-RU"/>
+        </w:rPr>
+        <w:t>}}%</w:t>
+      </w:r>
+      <w:proofErr w:type="gramEnd"/>
+      <w:r>
+        <w:rPr>
+          <w:color w:val="000000"/>
+          <w:sz w:val="21"/>
+          <w:lang w:val="ru-RU"/>
+        </w:rPr>
+        <w:t xml:space="preserve"> от суммы Поручения и уплачивается Принципалом одновременно с перечислением денежных средств на расчётный счёт Агента для исполнения Поручения. Вознаграждение включает в себя все расходы Агента, связанные с исполнением Договора, за исключением случаев, прямо предусмотренных п. 3.4.</w:t>
       </w:r>
     </w:p>
     <w:p>
@@ -646,7 +704,43 @@
           <w:color w:val="000000"/>
           <w:sz w:val="21"/>
         </w:rPr>
-        <w:t>4.2. Агент вправе:</w:t>
+        <w:t xml:space="preserve">4.2. </w:t>
+      </w:r>
+      <w:proofErr w:type="spellStart"/>
+      <w:r>
+        <w:rPr>
+          <w:b/>
+          <w:color w:val="000000"/>
+          <w:sz w:val="21"/>
+        </w:rPr>
+        <w:t>Агент</w:t>
+      </w:r>
+      <w:proofErr w:type="spellEnd"/>
+      <w:r>
+        <w:rPr>
+          <w:b/>
+          <w:color w:val="000000"/>
+          <w:sz w:val="21"/>
+        </w:rPr>
+        <w:t xml:space="preserve"> </w:t>
+      </w:r>
+      <w:proofErr w:type="spellStart"/>
+      <w:r>
+        <w:rPr>
+          <w:b/>
+          <w:color w:val="000000"/>
+          <w:sz w:val="21"/>
+        </w:rPr>
+        <w:t>вправе</w:t>
+      </w:r>
+      <w:proofErr w:type="spellEnd"/>
+      <w:r>
+        <w:rPr>
+          <w:b/>
+          <w:color w:val="000000"/>
+          <w:sz w:val="21"/>
+        </w:rPr>
+        <w:t>:</w:t>
       </w:r>
     </w:p>
     <w:p>
@@ -714,7 +808,43 @@
           <w:color w:val="000000"/>
           <w:sz w:val="21"/>
         </w:rPr>
-        <w:t>4.3. Принципал обязан:</w:t>
+        <w:t xml:space="preserve">4.3. </w:t>
+      </w:r>
+      <w:proofErr w:type="spellStart"/>
+      <w:r>
+        <w:rPr>
+          <w:b/>
+          <w:color w:val="000000"/>
+          <w:sz w:val="21"/>
+        </w:rPr>
+        <w:t>Принципал</w:t>
+      </w:r>
+      <w:proofErr w:type="spellEnd"/>
+      <w:r>
+        <w:rPr>
+          <w:b/>
+          <w:color w:val="000000"/>
+          <w:sz w:val="21"/>
+        </w:rPr>
+        <w:t xml:space="preserve"> </w:t>
+      </w:r>
+      <w:proofErr w:type="spellStart"/>
+      <w:r>
+        <w:rPr>
+          <w:b/>
+          <w:color w:val="000000"/>
+          <w:sz w:val="21"/>
+        </w:rPr>
+        <w:t>обязан</w:t>
+      </w:r>
+      <w:proofErr w:type="spellEnd"/>
+      <w:r>
+        <w:rPr>
+          <w:b/>
+          <w:color w:val="000000"/>
+          <w:sz w:val="21"/>
+        </w:rPr>
+        <w:t>:</w:t>
       </w:r>
     </w:p>
     <w:p>
@@ -800,7 +930,43 @@
           <w:color w:val="000000"/>
           <w:sz w:val="21"/>
         </w:rPr>
-        <w:t>4.4. Принципал вправе:</w:t>
+        <w:t xml:space="preserve">4.4. </w:t>
+      </w:r>
+      <w:proofErr w:type="spellStart"/>
+      <w:r>
+        <w:rPr>
+          <w:b/>
+          <w:color w:val="000000"/>
+          <w:sz w:val="21"/>
+        </w:rPr>
+        <w:t>Принципал</w:t>
+      </w:r>
+      <w:proofErr w:type="spellEnd"/>
+      <w:r>
+        <w:rPr>
+          <w:b/>
+          <w:color w:val="000000"/>
+          <w:sz w:val="21"/>
+        </w:rPr>
+        <w:t xml:space="preserve"> </w:t>
+      </w:r>
+      <w:proofErr w:type="spellStart"/>
+      <w:r>
+        <w:rPr>
+          <w:b/>
+          <w:color w:val="000000"/>
+          <w:sz w:val="21"/>
+        </w:rPr>
+        <w:t>вправе</w:t>
+      </w:r>
+      <w:proofErr w:type="spellEnd"/>
+      <w:r>
+        <w:rPr>
+          <w:b/>
+          <w:color w:val="000000"/>
+          <w:sz w:val="21"/>
+        </w:rPr>
+        <w:t>:</w:t>
       </w:r>
     </w:p>
     <w:p>
@@ -1628,7 +1794,23 @@
                 <w:sz w:val="19"/>
                 <w:lang w:val="ru-RU"/>
               </w:rPr>
-              <w:t>Октябрьский район, ул. Матросова, д. 58, Неж.Пом. 2</w:t>
+              <w:t xml:space="preserve">Октябрьский район, ул. Матросова, д. 58, </w:t>
+            </w:r>
+            <w:proofErr w:type="spellStart"/>
+            <w:r>
+              <w:rPr>
+                <w:sz w:val="19"/>
+                <w:lang w:val="ru-RU"/>
+              </w:rPr>
+              <w:t>Неж.Пом</w:t>
+            </w:r>
+            <w:proofErr w:type="spellEnd"/>
+            <w:r>
+              <w:rPr>
+                <w:sz w:val="19"/>
+                <w:lang w:val="ru-RU"/>
+              </w:rPr>
+              <w:t>. 2</w:t>
             </w:r>
           </w:p>
           <w:p>
@@ -2033,6 +2215,62 @@
                 <w:lang w:val="ru-RU"/>
               </w:rPr>
             </w:pPr>
+            <w:r>
+              <w:rPr>
+                <w:noProof/>
+                <w:sz w:val="19"/>
+                <w:lang w:val="ru-RU"/>
+              </w:rPr>
+              <w:drawing>
+                <wp:anchor distT="0" distB="0" distL="114300" distR="114300" simplePos="0" relativeHeight="251663872" behindDoc="0" locked="0" layoutInCell="1" allowOverlap="1" wp14:anchorId="5F366A06" wp14:editId="55484CA3">
+                  <wp:simplePos x="0" y="0"/>
+                  <wp:positionH relativeFrom="column">
+                    <wp:posOffset>850265</wp:posOffset>
+                  </wp:positionH>
+                  <wp:positionV relativeFrom="paragraph">
+                    <wp:posOffset>118110</wp:posOffset>
+                  </wp:positionV>
+                  <wp:extent cx="954000" cy="486000"/>
+                  <wp:effectExtent l="0" t="0" r="0" b="9525"/>
+                  <wp:wrapNone/>
+                  <wp:docPr id="2" name="Рисунок 2"/>
+                  <wp:cNvGraphicFramePr>
+                    <a:graphicFrameLocks xmlns:a="http://schemas.openxmlformats.org/drawingml/2006/main" noChangeAspect="1"/>
+                  </wp:cNvGraphicFramePr>
+                  <a:graphic xmlns:a="http://schemas.openxmlformats.org/drawingml/2006/main">
+                    <a:graphicData uri="http://schemas.openxmlformats.org/drawingml/2006/picture">
+                      <pic:pic xmlns:pic="http://schemas.openxmlformats.org/drawingml/2006/picture">
+                        <pic:nvPicPr>
+                          <pic:cNvPr id="2" name="Рисунок 2"/>
+                          <pic:cNvPicPr/>
+                        </pic:nvPicPr>
+                        <pic:blipFill>
+                          <a:blip r:embed="rId8"/>
+                          <a:stretch>
+                            <a:fillRect/>
+                          </a:stretch>
+                        </pic:blipFill>
+                        <pic:spPr>
+                          <a:xfrm>
+                            <a:off x="0" y="0"/>
+                            <a:ext cx="954000" cy="486000"/>
+                          </a:xfrm>
+                          <a:prstGeom prst="rect">
+                            <a:avLst/>
+                          </a:prstGeom>
+                        </pic:spPr>
+                      </pic:pic>
+                    </a:graphicData>
+                  </a:graphic>
+                  <wp14:sizeRelH relativeFrom="page">
+                    <wp14:pctWidth>0</wp14:pctWidth>
+                  </wp14:sizeRelH>
+                  <wp14:sizeRelV relativeFrom="page">
+                    <wp14:pctHeight>0</wp14:pctHeight>
+                  </wp14:sizeRelV>
+                </wp:anchor>
+              </w:drawing>
+            </w:r>
           </w:p>
           <w:p>
             <w:pPr>
@@ -2043,6 +2281,62 @@
                 <w:lang w:val="ru-RU"/>
               </w:rPr>
             </w:pPr>
+            <w:r>
+              <w:rPr>
+                <w:noProof/>
+                <w:sz w:val="19"/>
+                <w:lang w:val="ru-RU"/>
+              </w:rPr>
+              <w:drawing>
+                <wp:anchor distT="0" distB="0" distL="114300" distR="114300" simplePos="0" relativeHeight="251657728" behindDoc="0" locked="0" layoutInCell="1" allowOverlap="1" wp14:anchorId="0543E42B" wp14:editId="327B0554">
+                  <wp:simplePos x="0" y="0"/>
+                  <wp:positionH relativeFrom="column">
+                    <wp:posOffset>215265</wp:posOffset>
+                  </wp:positionH>
+                  <wp:positionV relativeFrom="paragraph">
+                    <wp:posOffset>32385</wp:posOffset>
+                  </wp:positionV>
+                  <wp:extent cx="1698625" cy="1486535"/>
+                  <wp:effectExtent l="0" t="0" r="0" b="0"/>
+                  <wp:wrapNone/>
+                  <wp:docPr id="1" name="Рисунок 1"/>
+                  <wp:cNvGraphicFramePr>
+                    <a:graphicFrameLocks xmlns:a="http://schemas.openxmlformats.org/drawingml/2006/main" noChangeAspect="1"/>
+                  </wp:cNvGraphicFramePr>
+                  <a:graphic xmlns:a="http://schemas.openxmlformats.org/drawingml/2006/main">
+                    <a:graphicData uri="http://schemas.openxmlformats.org/drawingml/2006/picture">
+                      <pic:pic xmlns:pic="http://schemas.openxmlformats.org/drawingml/2006/picture">
+                        <pic:nvPicPr>
+                          <pic:cNvPr id="1" name="Рисунок 1"/>
+                          <pic:cNvPicPr/>
+                        </pic:nvPicPr>
+                        <pic:blipFill>
+                          <a:blip r:embed="rId9"/>
+                          <a:stretch>
+                            <a:fillRect/>
+                          </a:stretch>
+                        </pic:blipFill>
+                        <pic:spPr>
+                          <a:xfrm>
+                            <a:off x="0" y="0"/>
+                            <a:ext cx="1698625" cy="1486535"/>
+                          </a:xfrm>
+                          <a:prstGeom prst="rect">
+                            <a:avLst/>
+                          </a:prstGeom>
+                        </pic:spPr>
+                      </pic:pic>
+                    </a:graphicData>
+                  </a:graphic>
+                  <wp14:sizeRelH relativeFrom="page">
+                    <wp14:pctWidth>0</wp14:pctWidth>
+                  </wp14:sizeRelH>
+                  <wp14:sizeRelV relativeFrom="page">
+                    <wp14:pctHeight>0</wp14:pctHeight>
+                  </wp14:sizeRelV>
+                </wp:anchor>
+              </w:drawing>
+            </w:r>
           </w:p>
           <w:p>
             <w:pPr>
@@ -2128,11 +2422,19 @@
                 <w:lang w:val="ru-RU"/>
               </w:rPr>
             </w:pPr>
+            <w:proofErr w:type="spellStart"/>
             <w:r>
               <w:rPr>
                 <w:sz w:val="19"/>
               </w:rPr>
-              <w:t>Подпись: _______________________________/{{ПОКУПАТЕЛЬ_ИНИЦИАЛЫ}}</w:t>
+              <w:t>Подпись</w:t>
+            </w:r>
+            <w:proofErr w:type="spellEnd"/>
+            <w:r>
+              <w:rPr>
+                <w:sz w:val="19"/>
+              </w:rPr>
+              <w:t>: _______________________________/{{ПОКУПАТЕЛЬ_ИНИЦИАЛЫ}}</w:t>
             </w:r>
           </w:p>
           <w:p>
@@ -2268,7 +2570,55 @@
           <w:color w:val="000000"/>
           <w:sz w:val="21"/>
         </w:rPr>
-        <w:t xml:space="preserve">(продавцу транспортного средства) </w:t>
+        <w:t>(</w:t>
+      </w:r>
+      <w:proofErr w:type="spellStart"/>
+      <w:r>
+        <w:rPr>
+          <w:color w:val="000000"/>
+          <w:sz w:val="21"/>
+        </w:rPr>
+        <w:t>продавцу</w:t>
+      </w:r>
+      <w:proofErr w:type="spellEnd"/>
+      <w:r>
+        <w:rPr>
+          <w:color w:val="000000"/>
+          <w:sz w:val="21"/>
+        </w:rPr>
+        <w:t xml:space="preserve"> </w:t>
+      </w:r>
+      <w:proofErr w:type="spellStart"/>
+      <w:r>
+        <w:rPr>
+          <w:color w:val="000000"/>
+          <w:sz w:val="21"/>
+        </w:rPr>
+        <w:t>транспортного</w:t>
+      </w:r>
+      <w:proofErr w:type="spellEnd"/>
+      <w:r>
+        <w:rPr>
+          <w:color w:val="000000"/>
+          <w:sz w:val="21"/>
+        </w:rPr>
+        <w:t xml:space="preserve"> </w:t>
+      </w:r>
+      <w:proofErr w:type="spellStart"/>
+      <w:r>
+        <w:rPr>
+          <w:color w:val="000000"/>
+          <w:sz w:val="21"/>
+        </w:rPr>
+        <w:t>средства</w:t>
+      </w:r>
+      <w:proofErr w:type="spellEnd"/>
+      <w:r>
+        <w:rPr>
+          <w:color w:val="000000"/>
+          <w:sz w:val="21"/>
+        </w:rPr>
+        <w:t xml:space="preserve">) </w:t>
       </w:r>
       <w:r>
         <w:rPr>
@@ -2283,7 +2633,39 @@
           <w:color w:val="000000"/>
           <w:sz w:val="21"/>
         </w:rPr>
-        <w:t xml:space="preserve"> следующих условиях:</w:t>
+        <w:t xml:space="preserve"> </w:t>
+      </w:r>
+      <w:proofErr w:type="spellStart"/>
+      <w:r>
+        <w:rPr>
+          <w:color w:val="000000"/>
+          <w:sz w:val="21"/>
+        </w:rPr>
+        <w:t>следующих</w:t>
+      </w:r>
+      <w:proofErr w:type="spellEnd"/>
+      <w:r>
+        <w:rPr>
+          <w:color w:val="000000"/>
+          <w:sz w:val="21"/>
+        </w:rPr>
+        <w:t xml:space="preserve"> </w:t>
+      </w:r>
+      <w:proofErr w:type="spellStart"/>
+      <w:r>
+        <w:rPr>
+          <w:color w:val="000000"/>
+          <w:sz w:val="21"/>
+        </w:rPr>
+        <w:t>условиях</w:t>
+      </w:r>
+      <w:proofErr w:type="spellEnd"/>
+      <w:r>
+        <w:rPr>
+          <w:color w:val="000000"/>
+          <w:sz w:val="21"/>
+        </w:rPr>
+        <w:t>:</w:t>
       </w:r>
     </w:p>
     <w:tbl>
@@ -2771,14 +3153,52 @@
             <w:pPr>
               <w:spacing w:before="20" w:after="20"/>
             </w:pPr>
+            <w:proofErr w:type="spellStart"/>
             <w:r>
               <w:rPr>
                 <w:b/>
                 <w:sz w:val="19"/>
                 <w:szCs w:val="18"/>
               </w:rPr>
-              <w:t>Место передачи наличных</w:t>
+              <w:t>Место</w:t>
             </w:r>
+            <w:proofErr w:type="spellEnd"/>
+            <w:r>
+              <w:rPr>
+                <w:b/>
+                <w:sz w:val="19"/>
+                <w:szCs w:val="18"/>
+              </w:rPr>
+              <w:t xml:space="preserve"> </w:t>
+            </w:r>
+            <w:proofErr w:type="spellStart"/>
+            <w:r>
+              <w:rPr>
+                <w:b/>
+                <w:sz w:val="19"/>
+                <w:szCs w:val="18"/>
+              </w:rPr>
+              <w:t>передачи</w:t>
+            </w:r>
+            <w:proofErr w:type="spellEnd"/>
+            <w:r>
+              <w:rPr>
+                <w:b/>
+                <w:sz w:val="19"/>
+                <w:szCs w:val="18"/>
+              </w:rPr>
+              <w:t xml:space="preserve"> </w:t>
+            </w:r>
+            <w:proofErr w:type="spellStart"/>
+            <w:r>
+              <w:rPr>
+                <w:b/>
+                <w:sz w:val="19"/>
+                <w:szCs w:val="18"/>
+              </w:rPr>
+              <w:t>наличных</w:t>
+            </w:r>
+            <w:proofErr w:type="spellEnd"/>
           </w:p>
         </w:tc>
         <w:tc>
@@ -2794,8 +3214,17 @@
                 <w:sz w:val="19"/>
                 <w:szCs w:val="18"/>
               </w:rPr>
-              <w:t>г. Бишкек</w:t>
+              <w:t xml:space="preserve">г. </w:t>
             </w:r>
+            <w:proofErr w:type="spellStart"/>
+            <w:r>
+              <w:rPr>
+                <w:sz w:val="19"/>
+                <w:szCs w:val="18"/>
+              </w:rPr>
+              <w:t>Бишкек</w:t>
+            </w:r>
+            <w:proofErr w:type="spellEnd"/>
           </w:p>
         </w:tc>
       </w:tr>
@@ -3010,7 +3439,7 @@
       </w:r>
     </w:p>
     <w:sectPr>
-      <w:footerReference w:type="default" r:id="rId8"/>
+      <w:footerReference w:type="default" r:id="rId10"/>
       <w:pgSz w:w="12240" w:h="15840"/>
       <w:pgMar w:top="1134" w:right="850" w:bottom="1134" w:left="1701" w:header="720" w:footer="720" w:gutter="0"/>
       <w:cols w:space="720"/>
@@ -3058,7 +3487,64 @@
         <w:color w:val="888888"/>
         <w:sz w:val="16"/>
       </w:rPr>
-      <w:t xml:space="preserve">ОсОО «Авто Континент»  |  стр. </w:t>
+      <w:t>ОсОО «</w:t>
+    </w:r>
+    <w:proofErr w:type="spellStart"/>
+    <w:r>
+      <w:rPr>
+        <w:color w:val="888888"/>
+        <w:sz w:val="16"/>
+      </w:rPr>
+      <w:t>Авто</w:t>
+    </w:r>
+    <w:proofErr w:type="spellEnd"/>
+    <w:r>
+      <w:rPr>
+        <w:color w:val="888888"/>
+        <w:sz w:val="16"/>
+      </w:rPr>
+      <w:t xml:space="preserve"> </w:t>
+    </w:r>
+    <w:proofErr w:type="spellStart"/>
+    <w:r>
+      <w:rPr>
+        <w:color w:val="888888"/>
+        <w:sz w:val="16"/>
+      </w:rPr>
+      <w:t>Континент</w:t>
+    </w:r>
+    <w:proofErr w:type="spellEnd"/>
+    <w:proofErr w:type="gramStart"/>
+    <w:r>
+      <w:rPr>
+        <w:color w:val="888888"/>
+        <w:sz w:val="16"/>
+      </w:rPr>
+      <w:t>»  |</w:t>
+    </w:r>
+    <w:proofErr w:type="gramEnd"/>
+    <w:r>
+      <w:rPr>
+        <w:color w:val="888888"/>
+        <w:sz w:val="16"/>
+      </w:rPr>
+      <w:t xml:space="preserve">  </w:t>
+    </w:r>
+    <w:proofErr w:type="spellStart"/>
+    <w:r>
+      <w:rPr>
+        <w:color w:val="888888"/>
+        <w:sz w:val="16"/>
+      </w:rPr>
+      <w:t>стр</w:t>
+    </w:r>
+    <w:proofErr w:type="spellEnd"/>
+    <w:r>
+      <w:rPr>
+        <w:color w:val="888888"/>
+        <w:sz w:val="16"/>
+      </w:rPr>
+      <w:t xml:space="preserve">. </w:t>
     </w:r>
     <w:r>
       <w:rPr>
@@ -3101,7 +3587,23 @@
         <w:color w:val="888888"/>
         <w:sz w:val="16"/>
       </w:rPr>
-      <w:t xml:space="preserve"> из </w:t>
+      <w:t xml:space="preserve"> </w:t>
+    </w:r>
+    <w:proofErr w:type="spellStart"/>
+    <w:r>
+      <w:rPr>
+        <w:color w:val="888888"/>
+        <w:sz w:val="16"/>
+      </w:rPr>
+      <w:t>из</w:t>
+    </w:r>
+    <w:proofErr w:type="spellEnd"/>
+    <w:r>
+      <w:rPr>
+        <w:color w:val="888888"/>
+        <w:sz w:val="16"/>
+      </w:rPr>
+      <w:t xml:space="preserve"> </w:t>
     </w:r>
     <w:r>
       <w:rPr>

--- a/templates/contract_template.docx
+++ b/templates/contract_template.docx
@@ -4,17 +4,17 @@
   <w:body>
     <w:p>
       <w:pPr>
-        <w:spacing w:before="120" w:after="40" w:line="228" w:lineRule="auto"/>
+        <w:spacing w:before="120" w:after="40"/>
         <w:jc w:val="center"/>
         <w:rPr>
-          <w:rFonts w:asciiTheme="majorHAnsi" w:hAnsiTheme="majorHAnsi" w:cstheme="majorHAnsi"/>
+          <w:rFonts w:ascii="Times New Roman" w:hAnsi="Times New Roman" w:cs="Times New Roman"/>
           <w:sz w:val="24"/>
           <w:szCs w:val="24"/>
         </w:rPr>
       </w:pPr>
       <w:r>
         <w:rPr>
-          <w:rFonts w:asciiTheme="majorHAnsi" w:hAnsiTheme="majorHAnsi" w:cstheme="majorHAnsi"/>
+          <w:rFonts w:ascii="Times New Roman" w:hAnsi="Times New Roman" w:cs="Times New Roman"/>
           <w:b/>
           <w:bCs/>
           <w:color w:val="000000"/>
@@ -26,15 +26,15 @@
     </w:p>
     <w:p>
       <w:pPr>
-        <w:spacing w:after="120" w:line="228" w:lineRule="auto"/>
+        <w:spacing w:after="120"/>
         <w:jc w:val="center"/>
         <w:rPr>
-          <w:rFonts w:asciiTheme="majorHAnsi" w:hAnsiTheme="majorHAnsi" w:cstheme="majorHAnsi"/>
-        </w:rPr>
-      </w:pPr>
-      <w:r>
-        <w:rPr>
-          <w:rFonts w:asciiTheme="majorHAnsi" w:hAnsiTheme="majorHAnsi" w:cstheme="majorHAnsi"/>
+          <w:rFonts w:ascii="Times New Roman" w:hAnsi="Times New Roman" w:cs="Times New Roman"/>
+        </w:rPr>
+      </w:pPr>
+      <w:r>
+        <w:rPr>
+          <w:rFonts w:ascii="Times New Roman" w:hAnsi="Times New Roman" w:cs="Times New Roman"/>
           <w:color w:val="000000"/>
         </w:rPr>
         <w:t>на осуществление платежа в пользу третьего лица</w:t>
@@ -79,12 +79,12 @@
             <w:pPr>
               <w:spacing w:before="20" w:after="20"/>
               <w:rPr>
-                <w:rFonts w:asciiTheme="majorHAnsi" w:hAnsiTheme="majorHAnsi" w:cstheme="majorHAnsi"/>
-              </w:rPr>
-            </w:pPr>
-            <w:r>
-              <w:rPr>
-                <w:rFonts w:asciiTheme="majorHAnsi" w:hAnsiTheme="majorHAnsi" w:cstheme="majorHAnsi"/>
+                <w:rFonts w:ascii="Times New Roman" w:hAnsi="Times New Roman" w:cs="Times New Roman"/>
+              </w:rPr>
+            </w:pPr>
+            <w:r>
+              <w:rPr>
+                <w:rFonts w:ascii="Times New Roman" w:hAnsi="Times New Roman" w:cs="Times New Roman"/>
               </w:rPr>
               <w:t>г. Бишкек</w:t>
             </w:r>
@@ -105,12 +105,12 @@
               <w:spacing w:before="20" w:after="20"/>
               <w:jc w:val="right"/>
               <w:rPr>
-                <w:rFonts w:asciiTheme="majorHAnsi" w:hAnsiTheme="majorHAnsi" w:cstheme="majorHAnsi"/>
-              </w:rPr>
-            </w:pPr>
-            <w:r>
-              <w:rPr>
-                <w:rFonts w:asciiTheme="majorHAnsi" w:hAnsiTheme="majorHAnsi" w:cstheme="majorHAnsi"/>
+                <w:rFonts w:ascii="Times New Roman" w:hAnsi="Times New Roman" w:cs="Times New Roman"/>
+              </w:rPr>
+            </w:pPr>
+            <w:r>
+              <w:rPr>
+                <w:rFonts w:ascii="Times New Roman" w:hAnsi="Times New Roman" w:cs="Times New Roman"/>
               </w:rPr>
               <w:t>«{{ДЕНЬ}}» {{МЕСЯЦ}} {{ГОД}} г.</w:t>
             </w:r>
@@ -120,56 +120,39 @@
     </w:tbl>
     <w:p>
       <w:pPr>
-        <w:spacing w:line="228" w:lineRule="auto"/>
-        <w:rPr>
-          <w:rFonts w:asciiTheme="majorHAnsi" w:hAnsiTheme="majorHAnsi" w:cstheme="majorHAnsi"/>
-        </w:rPr>
-      </w:pPr>
-    </w:p>
-    <w:p>
-      <w:pPr>
-        <w:spacing w:before="40" w:after="40" w:line="228" w:lineRule="auto"/>
+        <w:rPr>
+          <w:rFonts w:ascii="Times New Roman" w:hAnsi="Times New Roman" w:cs="Times New Roman"/>
+        </w:rPr>
+      </w:pPr>
+    </w:p>
+    <w:p>
+      <w:pPr>
+        <w:spacing w:before="40" w:after="40"/>
         <w:ind w:firstLine="709"/>
         <w:jc w:val="both"/>
         <w:rPr>
-          <w:rFonts w:asciiTheme="majorHAnsi" w:hAnsiTheme="majorHAnsi" w:cstheme="majorHAnsi"/>
-        </w:rPr>
-      </w:pPr>
-      <w:r>
-        <w:rPr>
-          <w:rFonts w:asciiTheme="majorHAnsi" w:hAnsiTheme="majorHAnsi" w:cstheme="majorHAnsi"/>
-          <w:color w:val="000000"/>
-        </w:rPr>
-        <w:t>ОсОО «Авто Континент», именуемое в дальнейшем «Агент», в лице Генерального директора Колотовкина Ильи Валерьевича, действующего на основании Устава, с одной стороны, и Гражданин(ка) {{ПОКУПАТЕЛЬ_ФИО}}, {{ПОКУПАТЕЛЬ_ДАТА_РОЖДЕНИЯ}}, паспорт: серия {{ПАСПОРТ_СЕРИЯ}} № {{ПАСПОРТ_НОМЕР}}, выдан: {{ПАСПОРТ_ВЫДАН}}, {{ПАСПОРТ_ДАТА_ВЫДАЧИ}}, код подразделения: {{ПАСПОРТ_КОД}}, зарегистрирован(а): {{ПОКУПАТЕЛЬ_АДРЕС}}, именуемый(</w:t>
-      </w:r>
-      <w:proofErr w:type="spellStart"/>
-      <w:r>
-        <w:rPr>
-          <w:rFonts w:asciiTheme="majorHAnsi" w:hAnsiTheme="majorHAnsi" w:cstheme="majorHAnsi"/>
-          <w:color w:val="000000"/>
-        </w:rPr>
-        <w:t>ая</w:t>
-      </w:r>
-      <w:proofErr w:type="spellEnd"/>
-      <w:r>
-        <w:rPr>
-          <w:rFonts w:asciiTheme="majorHAnsi" w:hAnsiTheme="majorHAnsi" w:cstheme="majorHAnsi"/>
-          <w:color w:val="000000"/>
-        </w:rPr>
-        <w:t>) в дальнейшем «Принципал», с другой стороны, совместно именуемые «Стороны», а по отдельности — «Сторона», руководствуясь главой 50 Гражданского кодекса Кыргызской Республики («Агентирование»), заключили настоящий Агентский договор (далее — «Договор») о нижеследующем:</w:t>
-      </w:r>
-    </w:p>
-    <w:p>
-      <w:pPr>
-        <w:spacing w:before="200" w:after="120" w:line="228" w:lineRule="auto"/>
+          <w:rFonts w:ascii="Times New Roman" w:hAnsi="Times New Roman" w:cs="Times New Roman"/>
+        </w:rPr>
+      </w:pPr>
+      <w:r>
+        <w:rPr>
+          <w:rFonts w:ascii="Times New Roman" w:hAnsi="Times New Roman" w:cs="Times New Roman"/>
+          <w:color w:val="000000"/>
+        </w:rPr>
+        <w:t>ОсОО «Авто Континент», именуемое в дальнейшем «Агент», в лице Генерального директора Колотовкина Ильи Валерьевича, действующего на основании Устава, с одной стороны, и Гражданин(ка) {{ПОКУПАТЕЛЬ_ФИО}}, {{ПОКУПАТЕЛЬ_ДАТА_РОЖДЕНИЯ}}, паспорт: серия {{ПАСПОРТ_СЕРИЯ}} № {{ПАСПОРТ_НОМЕР}}, выдан: {{ПАСПОРТ_ВЫДАН}}, {{ПАСПОРТ_ДАТА_ВЫДАЧИ}}, код подразделения: {{ПАСПОРТ_КОД}}, зарегистрирован(а): {{ПОКУПАТЕЛЬ_АДРЕС}}, именуемый(ая) в дальнейшем «Принципал», с другой стороны, совместно именуемые «Стороны», а по отдельности — «Сторона», руководствуясь главой 50 Гражданского кодекса Кыргызской Республики («Агентирование»), заключили настоящий Агентский договор (далее — «Договор») о нижеследующем:</w:t>
+      </w:r>
+    </w:p>
+    <w:p>
+      <w:pPr>
+        <w:spacing w:before="200" w:after="120"/>
         <w:jc w:val="center"/>
         <w:rPr>
-          <w:rFonts w:asciiTheme="majorHAnsi" w:hAnsiTheme="majorHAnsi" w:cstheme="majorHAnsi"/>
-        </w:rPr>
-      </w:pPr>
-      <w:r>
-        <w:rPr>
-          <w:rFonts w:asciiTheme="majorHAnsi" w:hAnsiTheme="majorHAnsi" w:cstheme="majorHAnsi"/>
+          <w:rFonts w:ascii="Times New Roman" w:hAnsi="Times New Roman" w:cs="Times New Roman"/>
+        </w:rPr>
+      </w:pPr>
+      <w:r>
+        <w:rPr>
+          <w:rFonts w:ascii="Times New Roman" w:hAnsi="Times New Roman" w:cs="Times New Roman"/>
           <w:b/>
           <w:bCs/>
           <w:color w:val="000000"/>
@@ -179,16 +162,16 @@
     </w:p>
     <w:p>
       <w:pPr>
-        <w:spacing w:before="40" w:after="40" w:line="228" w:lineRule="auto"/>
+        <w:spacing w:before="40" w:after="40"/>
         <w:ind w:firstLine="709"/>
         <w:jc w:val="both"/>
         <w:rPr>
-          <w:rFonts w:asciiTheme="majorHAnsi" w:hAnsiTheme="majorHAnsi" w:cstheme="majorHAnsi"/>
-        </w:rPr>
-      </w:pPr>
-      <w:r>
-        <w:rPr>
-          <w:rFonts w:asciiTheme="majorHAnsi" w:hAnsiTheme="majorHAnsi" w:cstheme="majorHAnsi"/>
+          <w:rFonts w:ascii="Times New Roman" w:hAnsi="Times New Roman" w:cs="Times New Roman"/>
+        </w:rPr>
+      </w:pPr>
+      <w:r>
+        <w:rPr>
+          <w:rFonts w:ascii="Times New Roman" w:hAnsi="Times New Roman" w:cs="Times New Roman"/>
           <w:color w:val="000000"/>
         </w:rPr>
         <w:t>1.1. По настоящему Договору Агент обязуется за вознаграждение совершить от своего имени, но за счёт Принципала действия по передаче денежных средств Принципала продавцу транспортного средства (далее — «Получатель»), самостоятельно выбранному и согласованному Принципалом, указанному в Поручении (Приложение № 1). Принципал перечисляет денежные средства Агенту безналичным путём (банковский перевод), после чего Агент передаёт их Получателю наличными денежными средствами. Агент не является стороной договора купли-продажи транспортного средства и не несёт ответственности за его качество, комплектность и характеристики.</w:t>
@@ -196,16 +179,16 @@
     </w:p>
     <w:p>
       <w:pPr>
-        <w:spacing w:before="40" w:after="40" w:line="228" w:lineRule="auto"/>
+        <w:spacing w:before="40" w:after="40"/>
         <w:ind w:firstLine="709"/>
         <w:jc w:val="both"/>
         <w:rPr>
-          <w:rFonts w:asciiTheme="majorHAnsi" w:hAnsiTheme="majorHAnsi" w:cstheme="majorHAnsi"/>
-        </w:rPr>
-      </w:pPr>
-      <w:r>
-        <w:rPr>
-          <w:rFonts w:asciiTheme="majorHAnsi" w:hAnsiTheme="majorHAnsi" w:cstheme="majorHAnsi"/>
+          <w:rFonts w:ascii="Times New Roman" w:hAnsi="Times New Roman" w:cs="Times New Roman"/>
+        </w:rPr>
+      </w:pPr>
+      <w:r>
+        <w:rPr>
+          <w:rFonts w:ascii="Times New Roman" w:hAnsi="Times New Roman" w:cs="Times New Roman"/>
           <w:color w:val="000000"/>
         </w:rPr>
         <w:t>Перечень действий, входящих в состав Поручения, включает в себя, в том числе: изучение полученных от Принципала документов, необходимых для исполнения Поручения; определение наличия (отсутствия) оснований для исполнения поручения по формальным признакам (проверка документов на соответствие действующему законодательству, наличия полномочий у лиц, подписавших документы); открытие расчётных и иных счетов, совершение иных формальностей, необходимых для оплаты; оценка рисков, анализ возможных каналов трансфера, привлечение третьих лиц, составление договорной обвязки, составление отчёта Агента и прочих сопроводительных и информационных писем.</w:t>
@@ -213,16 +196,16 @@
     </w:p>
     <w:p>
       <w:pPr>
-        <w:spacing w:before="40" w:after="40" w:line="228" w:lineRule="auto"/>
+        <w:spacing w:before="40" w:after="40"/>
         <w:ind w:firstLine="709"/>
         <w:jc w:val="both"/>
         <w:rPr>
-          <w:rFonts w:asciiTheme="majorHAnsi" w:hAnsiTheme="majorHAnsi" w:cstheme="majorHAnsi"/>
-        </w:rPr>
-      </w:pPr>
-      <w:r>
-        <w:rPr>
-          <w:rFonts w:asciiTheme="majorHAnsi" w:hAnsiTheme="majorHAnsi" w:cstheme="majorHAnsi"/>
+          <w:rFonts w:ascii="Times New Roman" w:hAnsi="Times New Roman" w:cs="Times New Roman"/>
+        </w:rPr>
+      </w:pPr>
+      <w:r>
+        <w:rPr>
+          <w:rFonts w:ascii="Times New Roman" w:hAnsi="Times New Roman" w:cs="Times New Roman"/>
           <w:color w:val="000000"/>
         </w:rPr>
         <w:t>1.2. Договор купли-продажи транспортного средства заключается непосредственно между Принципалом и Получателем. Агент в указанном договоре купли-продажи стороной не является. Права и обязанности по платёжным действиям, совершённым Агентом во исполнение настоящего Договора, возникают непосредственно у Агента.</w:t>
@@ -230,16 +213,16 @@
     </w:p>
     <w:p>
       <w:pPr>
-        <w:spacing w:before="40" w:after="40" w:line="228" w:lineRule="auto"/>
+        <w:spacing w:before="40" w:after="40"/>
         <w:ind w:firstLine="709"/>
         <w:jc w:val="both"/>
         <w:rPr>
-          <w:rFonts w:asciiTheme="majorHAnsi" w:hAnsiTheme="majorHAnsi" w:cstheme="majorHAnsi"/>
-        </w:rPr>
-      </w:pPr>
-      <w:r>
-        <w:rPr>
-          <w:rFonts w:asciiTheme="majorHAnsi" w:hAnsiTheme="majorHAnsi" w:cstheme="majorHAnsi"/>
+          <w:rFonts w:ascii="Times New Roman" w:hAnsi="Times New Roman" w:cs="Times New Roman"/>
+        </w:rPr>
+      </w:pPr>
+      <w:r>
+        <w:rPr>
+          <w:rFonts w:ascii="Times New Roman" w:hAnsi="Times New Roman" w:cs="Times New Roman"/>
           <w:color w:val="000000"/>
         </w:rPr>
         <w:t>1.3. Все действия Агента по настоящему Договору осуществляются в строгом соответствии с законодательством Кыргызской Республики, применимыми нормами международного права, а также требованиями законодательства о противодействии легализации (отмыванию) доходов, полученных преступным путём, и финансированию терроризма (ПОД/ФТ).</w:t>
@@ -247,16 +230,16 @@
     </w:p>
     <w:p>
       <w:pPr>
-        <w:spacing w:before="40" w:after="40" w:line="228" w:lineRule="auto"/>
+        <w:spacing w:before="40" w:after="40"/>
         <w:ind w:firstLine="709"/>
         <w:jc w:val="both"/>
         <w:rPr>
-          <w:rFonts w:asciiTheme="majorHAnsi" w:hAnsiTheme="majorHAnsi" w:cstheme="majorHAnsi"/>
-        </w:rPr>
-      </w:pPr>
-      <w:r>
-        <w:rPr>
-          <w:rFonts w:asciiTheme="majorHAnsi" w:hAnsiTheme="majorHAnsi" w:cstheme="majorHAnsi"/>
+          <w:rFonts w:ascii="Times New Roman" w:hAnsi="Times New Roman" w:cs="Times New Roman"/>
+        </w:rPr>
+      </w:pPr>
+      <w:r>
+        <w:rPr>
+          <w:rFonts w:ascii="Times New Roman" w:hAnsi="Times New Roman" w:cs="Times New Roman"/>
           <w:color w:val="000000"/>
         </w:rPr>
         <w:t>1.4. Агент не является таможенным брокером и не несёт ответственности за таможенное оформление товаров, в связи с приобретением которых осуществляется перевод. Принципал самостоятельно несёт все риски и обязанности, связанные с таможенным декларированием и уплатой пошлин.</w:t>
@@ -264,15 +247,15 @@
     </w:p>
     <w:p>
       <w:pPr>
-        <w:spacing w:before="200" w:after="120" w:line="228" w:lineRule="auto"/>
+        <w:spacing w:before="200" w:after="120"/>
         <w:jc w:val="center"/>
         <w:rPr>
-          <w:rFonts w:asciiTheme="majorHAnsi" w:hAnsiTheme="majorHAnsi" w:cstheme="majorHAnsi"/>
-        </w:rPr>
-      </w:pPr>
-      <w:r>
-        <w:rPr>
-          <w:rFonts w:asciiTheme="majorHAnsi" w:hAnsiTheme="majorHAnsi" w:cstheme="majorHAnsi"/>
+          <w:rFonts w:ascii="Times New Roman" w:hAnsi="Times New Roman" w:cs="Times New Roman"/>
+        </w:rPr>
+      </w:pPr>
+      <w:r>
+        <w:rPr>
+          <w:rFonts w:ascii="Times New Roman" w:hAnsi="Times New Roman" w:cs="Times New Roman"/>
           <w:b/>
           <w:bCs/>
           <w:color w:val="000000"/>
@@ -282,16 +265,16 @@
     </w:p>
     <w:p>
       <w:pPr>
-        <w:spacing w:before="40" w:after="40" w:line="228" w:lineRule="auto"/>
+        <w:spacing w:before="40" w:after="40"/>
         <w:ind w:firstLine="709"/>
         <w:jc w:val="both"/>
         <w:rPr>
-          <w:rFonts w:asciiTheme="majorHAnsi" w:hAnsiTheme="majorHAnsi" w:cstheme="majorHAnsi"/>
-        </w:rPr>
-      </w:pPr>
-      <w:r>
-        <w:rPr>
-          <w:rFonts w:asciiTheme="majorHAnsi" w:hAnsiTheme="majorHAnsi" w:cstheme="majorHAnsi"/>
+          <w:rFonts w:ascii="Times New Roman" w:hAnsi="Times New Roman" w:cs="Times New Roman"/>
+        </w:rPr>
+      </w:pPr>
+      <w:r>
+        <w:rPr>
+          <w:rFonts w:ascii="Times New Roman" w:hAnsi="Times New Roman" w:cs="Times New Roman"/>
           <w:color w:val="000000"/>
         </w:rPr>
         <w:t>2.1. Принципал предоставляет Агенту надлежащим образом оформленное и подписанное Поручение (Приложение № 1), содержащее все необходимые и достаточные сведения для осуществления перевода, включая, но не ограничиваясь: полные реквизиты Получателя, сумму и валюту перевода, основание платежа.</w:t>
@@ -299,16 +282,16 @@
     </w:p>
     <w:p>
       <w:pPr>
-        <w:spacing w:before="40" w:after="40" w:line="228" w:lineRule="auto"/>
+        <w:spacing w:before="40" w:after="40"/>
         <w:ind w:firstLine="709"/>
         <w:jc w:val="both"/>
         <w:rPr>
-          <w:rFonts w:asciiTheme="majorHAnsi" w:hAnsiTheme="majorHAnsi" w:cstheme="majorHAnsi"/>
-        </w:rPr>
-      </w:pPr>
-      <w:r>
-        <w:rPr>
-          <w:rFonts w:asciiTheme="majorHAnsi" w:hAnsiTheme="majorHAnsi" w:cstheme="majorHAnsi"/>
+          <w:rFonts w:ascii="Times New Roman" w:hAnsi="Times New Roman" w:cs="Times New Roman"/>
+        </w:rPr>
+      </w:pPr>
+      <w:r>
+        <w:rPr>
+          <w:rFonts w:ascii="Times New Roman" w:hAnsi="Times New Roman" w:cs="Times New Roman"/>
           <w:color w:val="000000"/>
         </w:rPr>
         <w:t>2.2. Агент вправе провести предварительную проверку предоставленных данных на предмет их полноты, корректности и соответствия требованиям законодательства. В случае выявления неточностей или неполноты сведений Агент вправе приостановить исполнение Поручения до получения от Принципала недостающей информации или разъяснений.</w:t>
@@ -316,16 +299,16 @@
     </w:p>
     <w:p>
       <w:pPr>
-        <w:spacing w:before="40" w:after="40" w:line="228" w:lineRule="auto"/>
+        <w:spacing w:before="40" w:after="40"/>
         <w:ind w:firstLine="709"/>
         <w:jc w:val="both"/>
         <w:rPr>
-          <w:rFonts w:asciiTheme="majorHAnsi" w:hAnsiTheme="majorHAnsi" w:cstheme="majorHAnsi"/>
-        </w:rPr>
-      </w:pPr>
-      <w:r>
-        <w:rPr>
-          <w:rFonts w:asciiTheme="majorHAnsi" w:hAnsiTheme="majorHAnsi" w:cstheme="majorHAnsi"/>
+          <w:rFonts w:ascii="Times New Roman" w:hAnsi="Times New Roman" w:cs="Times New Roman"/>
+        </w:rPr>
+      </w:pPr>
+      <w:r>
+        <w:rPr>
+          <w:rFonts w:ascii="Times New Roman" w:hAnsi="Times New Roman" w:cs="Times New Roman"/>
           <w:color w:val="000000"/>
         </w:rPr>
         <w:t>2.3. Принципал перечисляет Агенту денежные средства в размере, необходимом для исполнения Поручения, путём безналичного банковского перевода на расчётный счёт Агента, а также уплачивает агентское вознаграждение в порядке и сроки, установленные разделом 3 настоящего Договора. После получения средств Агент производит расчёт с Получателем наличными денежными средствами.</w:t>
@@ -333,51 +316,58 @@
     </w:p>
     <w:p>
       <w:pPr>
-        <w:spacing w:before="40" w:after="40" w:line="228" w:lineRule="auto"/>
+        <w:spacing w:before="40" w:after="40"/>
         <w:ind w:firstLine="709"/>
         <w:jc w:val="both"/>
         <w:rPr>
-          <w:rFonts w:asciiTheme="majorHAnsi" w:hAnsiTheme="majorHAnsi" w:cstheme="majorHAnsi"/>
-        </w:rPr>
-      </w:pPr>
-      <w:r>
-        <w:rPr>
-          <w:rFonts w:asciiTheme="majorHAnsi" w:hAnsiTheme="majorHAnsi" w:cstheme="majorHAnsi"/>
+          <w:rFonts w:ascii="Times New Roman" w:hAnsi="Times New Roman" w:cs="Times New Roman"/>
+        </w:rPr>
+      </w:pPr>
+      <w:r>
+        <w:rPr>
+          <w:rFonts w:ascii="Times New Roman" w:hAnsi="Times New Roman" w:cs="Times New Roman"/>
+          <w:color w:val="000000"/>
+        </w:rPr>
+        <w:t>2.4. Агент в течение 3 (трёх) рабочих дней с момента получения денежных средств и всей необходимой информации приступает к исполнению Поручения и обязан завершить его в течение 10 (десяти) рабочих дней, если иной срок не согласован Сторонами в Поручении.</w:t>
+      </w:r>
+    </w:p>
+    <w:p>
+      <w:pPr>
+        <w:spacing w:before="40" w:after="40"/>
+        <w:ind w:firstLine="709"/>
+        <w:jc w:val="both"/>
+        <w:rPr>
+          <w:rFonts w:ascii="Times New Roman" w:hAnsi="Times New Roman" w:cs="Times New Roman"/>
+        </w:rPr>
+      </w:pPr>
+      <w:r>
+        <w:rPr>
+          <w:rFonts w:ascii="Times New Roman" w:hAnsi="Times New Roman" w:cs="Times New Roman"/>
+          <w:color w:val="000000"/>
+        </w:rPr>
+        <w:t xml:space="preserve">2.5. По факту исполнения Поручения Агент предоставляет Принципалу Отчёт Агента с приложением: копии платёжного поручения, подтверждающего получение средств от Принципала; документов, </w:t>
+      </w:r>
+      <w:r>
+        <w:rPr>
+          <w:rFonts w:ascii="Times New Roman" w:hAnsi="Times New Roman" w:cs="Times New Roman"/>
           <w:color w:val="000000"/>
         </w:rPr>
         <w:lastRenderedPageBreak/>
-        <w:t>2.4. Агент в течение 3 (трёх) рабочих дней с момента получения денежных средств и всей необходимой информации приступает к исполнению Поручения и обязан завершить его в течение 10 (десяти) рабочих дней, если иной срок не согласован Сторонами в Поручении.</w:t>
-      </w:r>
-    </w:p>
-    <w:p>
-      <w:pPr>
-        <w:spacing w:before="40" w:after="40" w:line="228" w:lineRule="auto"/>
+        <w:t>подтверждающих передачу наличных денежных средств Получателю (расписка продавца и/или Акт приёма-передачи ТС с отметкой о получении оплаты). Отчёт считается принятым Принципалом, если в течение 5 (пяти) рабочих дней с момента его направления Принципал не предоставит мотивированных возражений.</w:t>
+      </w:r>
+    </w:p>
+    <w:p>
+      <w:pPr>
+        <w:spacing w:before="40" w:after="40"/>
         <w:ind w:firstLine="709"/>
         <w:jc w:val="both"/>
         <w:rPr>
-          <w:rFonts w:asciiTheme="majorHAnsi" w:hAnsiTheme="majorHAnsi" w:cstheme="majorHAnsi"/>
-        </w:rPr>
-      </w:pPr>
-      <w:r>
-        <w:rPr>
-          <w:rFonts w:asciiTheme="majorHAnsi" w:hAnsiTheme="majorHAnsi" w:cstheme="majorHAnsi"/>
-          <w:color w:val="000000"/>
-        </w:rPr>
-        <w:t>2.5. По факту исполнения Поручения Агент предоставляет Принципалу Отчёт Агента с приложением: копии платёжного поручения, подтверждающего получение средств от Принципала; документов, подтверждающих передачу наличных денежных средств Получателю (расписка продавца и/или Акт приёма-передачи ТС с отметкой о получении оплаты). Отчёт считается принятым Принципалом, если в течение 5 (пяти) рабочих дней с момента его направления Принципал не предоставит мотивированных возражений.</w:t>
-      </w:r>
-    </w:p>
-    <w:p>
-      <w:pPr>
-        <w:spacing w:before="40" w:after="40" w:line="228" w:lineRule="auto"/>
-        <w:ind w:firstLine="709"/>
-        <w:jc w:val="both"/>
-        <w:rPr>
-          <w:rFonts w:asciiTheme="majorHAnsi" w:hAnsiTheme="majorHAnsi" w:cstheme="majorHAnsi"/>
-        </w:rPr>
-      </w:pPr>
-      <w:r>
-        <w:rPr>
-          <w:rFonts w:asciiTheme="majorHAnsi" w:hAnsiTheme="majorHAnsi" w:cstheme="majorHAnsi"/>
+          <w:rFonts w:ascii="Times New Roman" w:hAnsi="Times New Roman" w:cs="Times New Roman"/>
+        </w:rPr>
+      </w:pPr>
+      <w:r>
+        <w:rPr>
+          <w:rFonts w:ascii="Times New Roman" w:hAnsi="Times New Roman" w:cs="Times New Roman"/>
           <w:color w:val="000000"/>
         </w:rPr>
         <w:t>2.6. Агент вправе привлекать третьих лиц (субагентов) для исполнения настоящего Договора без предварительного согласия Принципала, оставаясь ответственным за их действия перед Принципалом.</w:t>
@@ -385,15 +375,15 @@
     </w:p>
     <w:p>
       <w:pPr>
-        <w:spacing w:before="200" w:after="120" w:line="228" w:lineRule="auto"/>
+        <w:spacing w:before="200" w:after="120"/>
         <w:jc w:val="center"/>
         <w:rPr>
-          <w:rFonts w:asciiTheme="majorHAnsi" w:hAnsiTheme="majorHAnsi" w:cstheme="majorHAnsi"/>
-        </w:rPr>
-      </w:pPr>
-      <w:r>
-        <w:rPr>
-          <w:rFonts w:asciiTheme="majorHAnsi" w:hAnsiTheme="majorHAnsi" w:cstheme="majorHAnsi"/>
+          <w:rFonts w:ascii="Times New Roman" w:hAnsi="Times New Roman" w:cs="Times New Roman"/>
+        </w:rPr>
+      </w:pPr>
+      <w:r>
+        <w:rPr>
+          <w:rFonts w:ascii="Times New Roman" w:hAnsi="Times New Roman" w:cs="Times New Roman"/>
           <w:b/>
           <w:bCs/>
           <w:color w:val="000000"/>
@@ -403,49 +393,33 @@
     </w:p>
     <w:p>
       <w:pPr>
-        <w:spacing w:before="40" w:after="40" w:line="228" w:lineRule="auto"/>
+        <w:spacing w:before="40" w:after="40"/>
         <w:ind w:firstLine="709"/>
         <w:jc w:val="both"/>
         <w:rPr>
-          <w:rFonts w:asciiTheme="majorHAnsi" w:hAnsiTheme="majorHAnsi" w:cstheme="majorHAnsi"/>
-        </w:rPr>
-      </w:pPr>
-      <w:r>
-        <w:rPr>
-          <w:rFonts w:asciiTheme="majorHAnsi" w:hAnsiTheme="majorHAnsi" w:cstheme="majorHAnsi"/>
-          <w:color w:val="000000"/>
-        </w:rPr>
-        <w:t>3.1. Агентское вознаграждение. Размер агентского вознаграждения составляет {{КОМИССИЯ</w:t>
-      </w:r>
-      <w:proofErr w:type="gramStart"/>
-      <w:r>
-        <w:rPr>
-          <w:rFonts w:asciiTheme="majorHAnsi" w:hAnsiTheme="majorHAnsi" w:cstheme="majorHAnsi"/>
-          <w:color w:val="000000"/>
-        </w:rPr>
-        <w:t>}}%</w:t>
-      </w:r>
-      <w:proofErr w:type="gramEnd"/>
-      <w:r>
-        <w:rPr>
-          <w:rFonts w:asciiTheme="majorHAnsi" w:hAnsiTheme="majorHAnsi" w:cstheme="majorHAnsi"/>
-          <w:color w:val="000000"/>
-        </w:rPr>
-        <w:t xml:space="preserve"> от суммы Поручения и уплачивается Принципалом одновременно с перечислением денежных средств на расчётный счёт Агента для исполнения Поручения. Вознаграждение включает в себя все расходы Агента, связанные с исполнением Договора, за исключением случаев, прямо предусмотренных п. 3.4.</w:t>
-      </w:r>
-    </w:p>
-    <w:p>
-      <w:pPr>
-        <w:spacing w:before="40" w:after="40" w:line="228" w:lineRule="auto"/>
+          <w:rFonts w:ascii="Times New Roman" w:hAnsi="Times New Roman" w:cs="Times New Roman"/>
+        </w:rPr>
+      </w:pPr>
+      <w:r>
+        <w:rPr>
+          <w:rFonts w:ascii="Times New Roman" w:hAnsi="Times New Roman" w:cs="Times New Roman"/>
+          <w:color w:val="000000"/>
+        </w:rPr>
+        <w:t>3.1. Агентское вознаграждение. Размер агентского вознаграждения составляет {{КОМИССИЯ}}% от суммы Поручения и уплачивается Принципалом одновременно с перечислением денежных средств на расчётный счёт Агента для исполнения Поручения. Вознаграждение включает в себя все расходы Агента, связанные с исполнением Договора, за исключением случаев, прямо предусмотренных п. 3.4.</w:t>
+      </w:r>
+    </w:p>
+    <w:p>
+      <w:pPr>
+        <w:spacing w:before="40" w:after="40"/>
         <w:ind w:firstLine="709"/>
         <w:jc w:val="both"/>
         <w:rPr>
-          <w:rFonts w:asciiTheme="majorHAnsi" w:hAnsiTheme="majorHAnsi" w:cstheme="majorHAnsi"/>
-        </w:rPr>
-      </w:pPr>
-      <w:r>
-        <w:rPr>
-          <w:rFonts w:asciiTheme="majorHAnsi" w:hAnsiTheme="majorHAnsi" w:cstheme="majorHAnsi"/>
+          <w:rFonts w:ascii="Times New Roman" w:hAnsi="Times New Roman" w:cs="Times New Roman"/>
+        </w:rPr>
+      </w:pPr>
+      <w:r>
+        <w:rPr>
+          <w:rFonts w:ascii="Times New Roman" w:hAnsi="Times New Roman" w:cs="Times New Roman"/>
           <w:color w:val="000000"/>
         </w:rPr>
         <w:t>3.2. Невозврат вознаграждения. Агентское вознаграждение не подлежит возврату Принципалу, в том числе в случае, если Принципал отказывается от Договора после того, как Агент приступил к исполнению Поручения, а также в случае невозможности исполнения перевода по причинам, не зависящим от Агента (п. 5.4).</w:t>
@@ -453,16 +427,16 @@
     </w:p>
     <w:p>
       <w:pPr>
-        <w:spacing w:before="40" w:after="40" w:line="228" w:lineRule="auto"/>
+        <w:spacing w:before="40" w:after="40"/>
         <w:ind w:firstLine="709"/>
         <w:jc w:val="both"/>
         <w:rPr>
-          <w:rFonts w:asciiTheme="majorHAnsi" w:hAnsiTheme="majorHAnsi" w:cstheme="majorHAnsi"/>
-        </w:rPr>
-      </w:pPr>
-      <w:r>
-        <w:rPr>
-          <w:rFonts w:asciiTheme="majorHAnsi" w:hAnsiTheme="majorHAnsi" w:cstheme="majorHAnsi"/>
+          <w:rFonts w:ascii="Times New Roman" w:hAnsi="Times New Roman" w:cs="Times New Roman"/>
+        </w:rPr>
+      </w:pPr>
+      <w:r>
+        <w:rPr>
+          <w:rFonts w:ascii="Times New Roman" w:hAnsi="Times New Roman" w:cs="Times New Roman"/>
           <w:color w:val="000000"/>
         </w:rPr>
         <w:t>3.3. Курсовая разница. Принципал перечисляет средства Агенту в валюте, согласованной в Поручении. Агент производит расчёт с Получателем наличными в валюте, принятой в месте совершения сделки. Конвертация осуществляется по курсу, согласованному Сторонами на дату исполнения Поручения. Возникающая курсовая разница (как положительная, так и отрицательная) относится на счёт Принципала. Валютой перечисления от Принципала Агенту могут быть: Российские рубли, Китайские юани, доллары США, дирхамы ОАЭ.</w:t>
@@ -470,16 +444,16 @@
     </w:p>
     <w:p>
       <w:pPr>
-        <w:spacing w:before="40" w:after="40" w:line="228" w:lineRule="auto"/>
+        <w:spacing w:before="40" w:after="40"/>
         <w:ind w:firstLine="709"/>
         <w:jc w:val="both"/>
         <w:rPr>
-          <w:rFonts w:asciiTheme="majorHAnsi" w:hAnsiTheme="majorHAnsi" w:cstheme="majorHAnsi"/>
-        </w:rPr>
-      </w:pPr>
-      <w:r>
-        <w:rPr>
-          <w:rFonts w:asciiTheme="majorHAnsi" w:hAnsiTheme="majorHAnsi" w:cstheme="majorHAnsi"/>
+          <w:rFonts w:ascii="Times New Roman" w:hAnsi="Times New Roman" w:cs="Times New Roman"/>
+        </w:rPr>
+      </w:pPr>
+      <w:r>
+        <w:rPr>
+          <w:rFonts w:ascii="Times New Roman" w:hAnsi="Times New Roman" w:cs="Times New Roman"/>
           <w:color w:val="000000"/>
         </w:rPr>
         <w:t>3.4. Дополнительные расходы. Принципал несёт все расходы, связанные с исполнением Поручения, включая: комиссии банка при перечислении средств Принципалом Агенту; расходы на конвертацию валюты при наличном расчёте с Получателем. Данные суммы могут быть удержаны Агентом из полученных средств или подлежат дополнительной оплате Принципалом по требованию Агента.</w:t>
@@ -487,16 +461,16 @@
     </w:p>
     <w:p>
       <w:pPr>
-        <w:spacing w:before="40" w:after="40" w:line="228" w:lineRule="auto"/>
+        <w:spacing w:before="40" w:after="40"/>
         <w:ind w:firstLine="709"/>
         <w:jc w:val="both"/>
         <w:rPr>
-          <w:rFonts w:asciiTheme="majorHAnsi" w:hAnsiTheme="majorHAnsi" w:cstheme="majorHAnsi"/>
-        </w:rPr>
-      </w:pPr>
-      <w:r>
-        <w:rPr>
-          <w:rFonts w:asciiTheme="majorHAnsi" w:hAnsiTheme="majorHAnsi" w:cstheme="majorHAnsi"/>
+          <w:rFonts w:ascii="Times New Roman" w:hAnsi="Times New Roman" w:cs="Times New Roman"/>
+        </w:rPr>
+      </w:pPr>
+      <w:r>
+        <w:rPr>
+          <w:rFonts w:ascii="Times New Roman" w:hAnsi="Times New Roman" w:cs="Times New Roman"/>
           <w:color w:val="000000"/>
         </w:rPr>
         <w:t>3.5. Сверка расчётов. Стороны вправе инициировать сверку взаиморасчётов в любое время. Сверка оформляется двусторонним актом. Сторона, получившая акт сверки, обязана подписать его в течение 5 (пяти) рабочих дней или предоставить мотивированные возражения.</w:t>
@@ -504,15 +478,15 @@
     </w:p>
     <w:p>
       <w:pPr>
-        <w:spacing w:before="200" w:after="120" w:line="228" w:lineRule="auto"/>
+        <w:spacing w:before="200" w:after="120"/>
         <w:jc w:val="center"/>
         <w:rPr>
-          <w:rFonts w:asciiTheme="majorHAnsi" w:hAnsiTheme="majorHAnsi" w:cstheme="majorHAnsi"/>
-        </w:rPr>
-      </w:pPr>
-      <w:r>
-        <w:rPr>
-          <w:rFonts w:asciiTheme="majorHAnsi" w:hAnsiTheme="majorHAnsi" w:cstheme="majorHAnsi"/>
+          <w:rFonts w:ascii="Times New Roman" w:hAnsi="Times New Roman" w:cs="Times New Roman"/>
+        </w:rPr>
+      </w:pPr>
+      <w:r>
+        <w:rPr>
+          <w:rFonts w:ascii="Times New Roman" w:hAnsi="Times New Roman" w:cs="Times New Roman"/>
           <w:b/>
           <w:bCs/>
           <w:color w:val="000000"/>
@@ -522,15 +496,15 @@
     </w:p>
     <w:p>
       <w:pPr>
-        <w:spacing w:before="40" w:after="40" w:line="228" w:lineRule="auto"/>
-        <w:jc w:val="both"/>
-        <w:rPr>
-          <w:rFonts w:asciiTheme="majorHAnsi" w:hAnsiTheme="majorHAnsi" w:cstheme="majorHAnsi"/>
-        </w:rPr>
-      </w:pPr>
-      <w:r>
-        <w:rPr>
-          <w:rFonts w:asciiTheme="majorHAnsi" w:hAnsiTheme="majorHAnsi" w:cstheme="majorHAnsi"/>
+        <w:spacing w:before="40" w:after="40"/>
+        <w:jc w:val="both"/>
+        <w:rPr>
+          <w:rFonts w:ascii="Times New Roman" w:hAnsi="Times New Roman" w:cs="Times New Roman"/>
+        </w:rPr>
+      </w:pPr>
+      <w:r>
+        <w:rPr>
+          <w:rFonts w:ascii="Times New Roman" w:hAnsi="Times New Roman" w:cs="Times New Roman"/>
           <w:b/>
           <w:bCs/>
           <w:color w:val="000000"/>
@@ -551,16 +525,16 @@
           <w:right w:val="nil"/>
           <w:between w:val="nil"/>
         </w:pBdr>
-        <w:spacing w:before="20" w:after="0" w:line="228" w:lineRule="auto"/>
-        <w:jc w:val="both"/>
-        <w:rPr>
-          <w:rFonts w:asciiTheme="majorHAnsi" w:hAnsiTheme="majorHAnsi" w:cstheme="majorHAnsi"/>
-          <w:color w:val="000000"/>
-        </w:rPr>
-      </w:pPr>
-      <w:r>
-        <w:rPr>
-          <w:rFonts w:asciiTheme="majorHAnsi" w:hAnsiTheme="majorHAnsi" w:cstheme="majorHAnsi"/>
+        <w:spacing w:before="20" w:after="0"/>
+        <w:jc w:val="both"/>
+        <w:rPr>
+          <w:rFonts w:ascii="Times New Roman" w:hAnsi="Times New Roman" w:cs="Times New Roman"/>
+          <w:color w:val="000000"/>
+        </w:rPr>
+      </w:pPr>
+      <w:r>
+        <w:rPr>
+          <w:rFonts w:ascii="Times New Roman" w:hAnsi="Times New Roman" w:cs="Times New Roman"/>
           <w:color w:val="000000"/>
         </w:rPr>
         <w:t>добросовестно и профессионально исполнить Поручение Принципала;</w:t>
@@ -579,16 +553,16 @@
           <w:right w:val="nil"/>
           <w:between w:val="nil"/>
         </w:pBdr>
-        <w:spacing w:after="0" w:line="228" w:lineRule="auto"/>
-        <w:jc w:val="both"/>
-        <w:rPr>
-          <w:rFonts w:asciiTheme="majorHAnsi" w:hAnsiTheme="majorHAnsi" w:cstheme="majorHAnsi"/>
-          <w:color w:val="000000"/>
-        </w:rPr>
-      </w:pPr>
-      <w:r>
-        <w:rPr>
-          <w:rFonts w:asciiTheme="majorHAnsi" w:hAnsiTheme="majorHAnsi" w:cstheme="majorHAnsi"/>
+        <w:spacing w:after="0"/>
+        <w:jc w:val="both"/>
+        <w:rPr>
+          <w:rFonts w:ascii="Times New Roman" w:hAnsi="Times New Roman" w:cs="Times New Roman"/>
+          <w:color w:val="000000"/>
+        </w:rPr>
+      </w:pPr>
+      <w:r>
+        <w:rPr>
+          <w:rFonts w:ascii="Times New Roman" w:hAnsi="Times New Roman" w:cs="Times New Roman"/>
           <w:color w:val="000000"/>
         </w:rPr>
         <w:t>информировать Принципала о ходе исполнения Поручения по его запросу;</w:t>
@@ -607,16 +581,16 @@
           <w:right w:val="nil"/>
           <w:between w:val="nil"/>
         </w:pBdr>
-        <w:spacing w:after="0" w:line="228" w:lineRule="auto"/>
-        <w:jc w:val="both"/>
-        <w:rPr>
-          <w:rFonts w:asciiTheme="majorHAnsi" w:hAnsiTheme="majorHAnsi" w:cstheme="majorHAnsi"/>
-          <w:color w:val="000000"/>
-        </w:rPr>
-      </w:pPr>
-      <w:r>
-        <w:rPr>
-          <w:rFonts w:asciiTheme="majorHAnsi" w:hAnsiTheme="majorHAnsi" w:cstheme="majorHAnsi"/>
+        <w:spacing w:after="0"/>
+        <w:jc w:val="both"/>
+        <w:rPr>
+          <w:rFonts w:ascii="Times New Roman" w:hAnsi="Times New Roman" w:cs="Times New Roman"/>
+          <w:color w:val="000000"/>
+        </w:rPr>
+      </w:pPr>
+      <w:r>
+        <w:rPr>
+          <w:rFonts w:ascii="Times New Roman" w:hAnsi="Times New Roman" w:cs="Times New Roman"/>
           <w:color w:val="000000"/>
         </w:rPr>
         <w:t>предоставить Отчёт Агента в установленном порядке;</w:t>
@@ -635,15 +609,15 @@
           <w:right w:val="nil"/>
           <w:between w:val="nil"/>
         </w:pBdr>
-        <w:spacing w:after="20" w:line="228" w:lineRule="auto"/>
-        <w:jc w:val="both"/>
-        <w:rPr>
-          <w:rFonts w:asciiTheme="majorHAnsi" w:hAnsiTheme="majorHAnsi" w:cstheme="majorHAnsi"/>
-        </w:rPr>
-      </w:pPr>
-      <w:r>
-        <w:rPr>
-          <w:rFonts w:asciiTheme="majorHAnsi" w:hAnsiTheme="majorHAnsi" w:cstheme="majorHAnsi"/>
+        <w:spacing w:after="20"/>
+        <w:jc w:val="both"/>
+        <w:rPr>
+          <w:rFonts w:ascii="Times New Roman" w:hAnsi="Times New Roman" w:cs="Times New Roman"/>
+        </w:rPr>
+      </w:pPr>
+      <w:r>
+        <w:rPr>
+          <w:rFonts w:ascii="Times New Roman" w:hAnsi="Times New Roman" w:cs="Times New Roman"/>
           <w:color w:val="000000"/>
         </w:rPr>
         <w:t>сохранять конфиденциальность полученной информации.</w:t>
@@ -651,15 +625,15 @@
     </w:p>
     <w:p>
       <w:pPr>
-        <w:spacing w:before="40" w:after="40" w:line="228" w:lineRule="auto"/>
-        <w:jc w:val="both"/>
-        <w:rPr>
-          <w:rFonts w:asciiTheme="majorHAnsi" w:hAnsiTheme="majorHAnsi" w:cstheme="majorHAnsi"/>
-        </w:rPr>
-      </w:pPr>
-      <w:r>
-        <w:rPr>
-          <w:rFonts w:asciiTheme="majorHAnsi" w:hAnsiTheme="majorHAnsi" w:cstheme="majorHAnsi"/>
+        <w:spacing w:before="40" w:after="40"/>
+        <w:jc w:val="both"/>
+        <w:rPr>
+          <w:rFonts w:ascii="Times New Roman" w:hAnsi="Times New Roman" w:cs="Times New Roman"/>
+        </w:rPr>
+      </w:pPr>
+      <w:r>
+        <w:rPr>
+          <w:rFonts w:ascii="Times New Roman" w:hAnsi="Times New Roman" w:cs="Times New Roman"/>
           <w:b/>
           <w:bCs/>
           <w:color w:val="000000"/>
@@ -680,16 +654,16 @@
           <w:right w:val="nil"/>
           <w:between w:val="nil"/>
         </w:pBdr>
-        <w:spacing w:before="20" w:after="0" w:line="228" w:lineRule="auto"/>
-        <w:jc w:val="both"/>
-        <w:rPr>
-          <w:rFonts w:asciiTheme="majorHAnsi" w:hAnsiTheme="majorHAnsi" w:cstheme="majorHAnsi"/>
-          <w:color w:val="000000"/>
-        </w:rPr>
-      </w:pPr>
-      <w:r>
-        <w:rPr>
-          <w:rFonts w:asciiTheme="majorHAnsi" w:hAnsiTheme="majorHAnsi" w:cstheme="majorHAnsi"/>
+        <w:spacing w:before="20" w:after="0"/>
+        <w:jc w:val="both"/>
+        <w:rPr>
+          <w:rFonts w:ascii="Times New Roman" w:hAnsi="Times New Roman" w:cs="Times New Roman"/>
+          <w:color w:val="000000"/>
+        </w:rPr>
+      </w:pPr>
+      <w:r>
+        <w:rPr>
+          <w:rFonts w:ascii="Times New Roman" w:hAnsi="Times New Roman" w:cs="Times New Roman"/>
           <w:color w:val="000000"/>
         </w:rPr>
         <w:t>отступать от указаний Принципала, если по обстоятельствам дела это необходимо в интересах Принципала, и Агент не мог предварительно запросить Принципала либо не получил в разумный срок ответа на свой запрос;</w:t>
@@ -708,16 +682,16 @@
           <w:right w:val="nil"/>
           <w:between w:val="nil"/>
         </w:pBdr>
-        <w:spacing w:after="0" w:line="228" w:lineRule="auto"/>
-        <w:jc w:val="both"/>
-        <w:rPr>
-          <w:rFonts w:asciiTheme="majorHAnsi" w:hAnsiTheme="majorHAnsi" w:cstheme="majorHAnsi"/>
-          <w:color w:val="000000"/>
-        </w:rPr>
-      </w:pPr>
-      <w:r>
-        <w:rPr>
-          <w:rFonts w:asciiTheme="majorHAnsi" w:hAnsiTheme="majorHAnsi" w:cstheme="majorHAnsi"/>
+        <w:spacing w:after="0"/>
+        <w:jc w:val="both"/>
+        <w:rPr>
+          <w:rFonts w:ascii="Times New Roman" w:hAnsi="Times New Roman" w:cs="Times New Roman"/>
+          <w:color w:val="000000"/>
+        </w:rPr>
+      </w:pPr>
+      <w:r>
+        <w:rPr>
+          <w:rFonts w:ascii="Times New Roman" w:hAnsi="Times New Roman" w:cs="Times New Roman"/>
           <w:color w:val="000000"/>
         </w:rPr>
         <w:t>удерживать причитающиеся ему по Договору суммы из всех денежных средств, поступивших к нему от Принципала;</w:t>
@@ -736,16 +710,16 @@
           <w:right w:val="nil"/>
           <w:between w:val="nil"/>
         </w:pBdr>
-        <w:spacing w:after="20" w:line="228" w:lineRule="auto"/>
-        <w:jc w:val="both"/>
-        <w:rPr>
-          <w:rFonts w:asciiTheme="majorHAnsi" w:hAnsiTheme="majorHAnsi" w:cstheme="majorHAnsi"/>
-          <w:color w:val="000000"/>
-        </w:rPr>
-      </w:pPr>
-      <w:r>
-        <w:rPr>
-          <w:rFonts w:asciiTheme="majorHAnsi" w:hAnsiTheme="majorHAnsi" w:cstheme="majorHAnsi"/>
+        <w:spacing w:after="20"/>
+        <w:jc w:val="both"/>
+        <w:rPr>
+          <w:rFonts w:ascii="Times New Roman" w:hAnsi="Times New Roman" w:cs="Times New Roman"/>
+          <w:color w:val="000000"/>
+        </w:rPr>
+      </w:pPr>
+      <w:r>
+        <w:rPr>
+          <w:rFonts w:ascii="Times New Roman" w:hAnsi="Times New Roman" w:cs="Times New Roman"/>
           <w:color w:val="000000"/>
         </w:rPr>
         <w:t>требовать от Принципала предоставления дополнительных документов и сведений, необходимых для соблюдения требований законодательства о ПОД/ФТ.</w:t>
@@ -753,15 +727,15 @@
     </w:p>
     <w:p>
       <w:pPr>
-        <w:spacing w:before="40" w:after="40" w:line="228" w:lineRule="auto"/>
-        <w:jc w:val="both"/>
-        <w:rPr>
-          <w:rFonts w:asciiTheme="majorHAnsi" w:hAnsiTheme="majorHAnsi" w:cstheme="majorHAnsi"/>
-        </w:rPr>
-      </w:pPr>
-      <w:r>
-        <w:rPr>
-          <w:rFonts w:asciiTheme="majorHAnsi" w:hAnsiTheme="majorHAnsi" w:cstheme="majorHAnsi"/>
+        <w:spacing w:before="40" w:after="40"/>
+        <w:jc w:val="both"/>
+        <w:rPr>
+          <w:rFonts w:ascii="Times New Roman" w:hAnsi="Times New Roman" w:cs="Times New Roman"/>
+        </w:rPr>
+      </w:pPr>
+      <w:r>
+        <w:rPr>
+          <w:rFonts w:ascii="Times New Roman" w:hAnsi="Times New Roman" w:cs="Times New Roman"/>
           <w:b/>
           <w:bCs/>
           <w:color w:val="000000"/>
@@ -782,16 +756,16 @@
           <w:right w:val="nil"/>
           <w:between w:val="nil"/>
         </w:pBdr>
-        <w:spacing w:before="20" w:after="0" w:line="228" w:lineRule="auto"/>
-        <w:jc w:val="both"/>
-        <w:rPr>
-          <w:rFonts w:asciiTheme="majorHAnsi" w:hAnsiTheme="majorHAnsi" w:cstheme="majorHAnsi"/>
-          <w:color w:val="000000"/>
-        </w:rPr>
-      </w:pPr>
-      <w:r>
-        <w:rPr>
-          <w:rFonts w:asciiTheme="majorHAnsi" w:hAnsiTheme="majorHAnsi" w:cstheme="majorHAnsi"/>
+        <w:spacing w:before="20" w:after="0"/>
+        <w:jc w:val="both"/>
+        <w:rPr>
+          <w:rFonts w:ascii="Times New Roman" w:hAnsi="Times New Roman" w:cs="Times New Roman"/>
+          <w:color w:val="000000"/>
+        </w:rPr>
+      </w:pPr>
+      <w:r>
+        <w:rPr>
+          <w:rFonts w:ascii="Times New Roman" w:hAnsi="Times New Roman" w:cs="Times New Roman"/>
           <w:color w:val="000000"/>
         </w:rPr>
         <w:t>своевременно предоставить Агенту все необходимые документы и достоверные сведения;</w:t>
@@ -810,16 +784,16 @@
           <w:right w:val="nil"/>
           <w:between w:val="nil"/>
         </w:pBdr>
-        <w:spacing w:after="0" w:line="228" w:lineRule="auto"/>
-        <w:jc w:val="both"/>
-        <w:rPr>
-          <w:rFonts w:asciiTheme="majorHAnsi" w:hAnsiTheme="majorHAnsi" w:cstheme="majorHAnsi"/>
-          <w:color w:val="000000"/>
-        </w:rPr>
-      </w:pPr>
-      <w:r>
-        <w:rPr>
-          <w:rFonts w:asciiTheme="majorHAnsi" w:hAnsiTheme="majorHAnsi" w:cstheme="majorHAnsi"/>
+        <w:spacing w:after="0"/>
+        <w:jc w:val="both"/>
+        <w:rPr>
+          <w:rFonts w:ascii="Times New Roman" w:hAnsi="Times New Roman" w:cs="Times New Roman"/>
+          <w:color w:val="000000"/>
+        </w:rPr>
+      </w:pPr>
+      <w:r>
+        <w:rPr>
+          <w:rFonts w:ascii="Times New Roman" w:hAnsi="Times New Roman" w:cs="Times New Roman"/>
           <w:color w:val="000000"/>
         </w:rPr>
         <w:t>своевременно оплатить вознаграждение Агента и возместить понесённые им расходы;</w:t>
@@ -838,16 +812,16 @@
           <w:right w:val="nil"/>
           <w:between w:val="nil"/>
         </w:pBdr>
-        <w:spacing w:after="0" w:line="228" w:lineRule="auto"/>
-        <w:jc w:val="both"/>
-        <w:rPr>
-          <w:rFonts w:asciiTheme="majorHAnsi" w:hAnsiTheme="majorHAnsi" w:cstheme="majorHAnsi"/>
-          <w:color w:val="000000"/>
-        </w:rPr>
-      </w:pPr>
-      <w:r>
-        <w:rPr>
-          <w:rFonts w:asciiTheme="majorHAnsi" w:hAnsiTheme="majorHAnsi" w:cstheme="majorHAnsi"/>
+        <w:spacing w:after="0"/>
+        <w:jc w:val="both"/>
+        <w:rPr>
+          <w:rFonts w:ascii="Times New Roman" w:hAnsi="Times New Roman" w:cs="Times New Roman"/>
+          <w:color w:val="000000"/>
+        </w:rPr>
+      </w:pPr>
+      <w:r>
+        <w:rPr>
+          <w:rFonts w:ascii="Times New Roman" w:hAnsi="Times New Roman" w:cs="Times New Roman"/>
           <w:color w:val="000000"/>
         </w:rPr>
         <w:t>принять от Агента всё исполненное по Договору без промедления;</w:t>
@@ -866,16 +840,16 @@
           <w:right w:val="nil"/>
           <w:between w:val="nil"/>
         </w:pBdr>
-        <w:spacing w:after="20" w:line="228" w:lineRule="auto"/>
-        <w:jc w:val="both"/>
-        <w:rPr>
-          <w:rFonts w:asciiTheme="majorHAnsi" w:hAnsiTheme="majorHAnsi" w:cstheme="majorHAnsi"/>
-          <w:color w:val="000000"/>
-        </w:rPr>
-      </w:pPr>
-      <w:r>
-        <w:rPr>
-          <w:rFonts w:asciiTheme="majorHAnsi" w:hAnsiTheme="majorHAnsi" w:cstheme="majorHAnsi"/>
+        <w:spacing w:after="20"/>
+        <w:jc w:val="both"/>
+        <w:rPr>
+          <w:rFonts w:ascii="Times New Roman" w:hAnsi="Times New Roman" w:cs="Times New Roman"/>
+          <w:color w:val="000000"/>
+        </w:rPr>
+      </w:pPr>
+      <w:r>
+        <w:rPr>
+          <w:rFonts w:ascii="Times New Roman" w:hAnsi="Times New Roman" w:cs="Times New Roman"/>
           <w:color w:val="000000"/>
         </w:rPr>
         <w:t>нести полную ответственность за законность и достоверность оснований для перечисления денежных средств Агенту и последующего наличного расчёта с Получателем.</w:t>
@@ -883,15 +857,15 @@
     </w:p>
     <w:p>
       <w:pPr>
-        <w:spacing w:before="40" w:after="40" w:line="228" w:lineRule="auto"/>
-        <w:jc w:val="both"/>
-        <w:rPr>
-          <w:rFonts w:asciiTheme="majorHAnsi" w:hAnsiTheme="majorHAnsi" w:cstheme="majorHAnsi"/>
-        </w:rPr>
-      </w:pPr>
-      <w:r>
-        <w:rPr>
-          <w:rFonts w:asciiTheme="majorHAnsi" w:hAnsiTheme="majorHAnsi" w:cstheme="majorHAnsi"/>
+        <w:spacing w:before="40" w:after="40"/>
+        <w:jc w:val="both"/>
+        <w:rPr>
+          <w:rFonts w:ascii="Times New Roman" w:hAnsi="Times New Roman" w:cs="Times New Roman"/>
+        </w:rPr>
+      </w:pPr>
+      <w:r>
+        <w:rPr>
+          <w:rFonts w:ascii="Times New Roman" w:hAnsi="Times New Roman" w:cs="Times New Roman"/>
           <w:b/>
           <w:bCs/>
           <w:color w:val="000000"/>
@@ -912,19 +886,18 @@
           <w:right w:val="nil"/>
           <w:between w:val="nil"/>
         </w:pBdr>
-        <w:spacing w:before="20" w:after="0" w:line="228" w:lineRule="auto"/>
-        <w:jc w:val="both"/>
-        <w:rPr>
-          <w:rFonts w:asciiTheme="majorHAnsi" w:hAnsiTheme="majorHAnsi" w:cstheme="majorHAnsi"/>
-          <w:color w:val="000000"/>
-        </w:rPr>
-      </w:pPr>
-      <w:r>
-        <w:rPr>
-          <w:rFonts w:asciiTheme="majorHAnsi" w:hAnsiTheme="majorHAnsi" w:cstheme="majorHAnsi"/>
-          <w:color w:val="000000"/>
-        </w:rPr>
-        <w:lastRenderedPageBreak/>
+        <w:spacing w:before="20" w:after="0"/>
+        <w:jc w:val="both"/>
+        <w:rPr>
+          <w:rFonts w:ascii="Times New Roman" w:hAnsi="Times New Roman" w:cs="Times New Roman"/>
+          <w:color w:val="000000"/>
+        </w:rPr>
+      </w:pPr>
+      <w:r>
+        <w:rPr>
+          <w:rFonts w:ascii="Times New Roman" w:hAnsi="Times New Roman" w:cs="Times New Roman"/>
+          <w:color w:val="000000"/>
+        </w:rPr>
         <w:t>получать от Агента сведения о ходе исполнения Поручения;</w:t>
       </w:r>
     </w:p>
@@ -941,15 +914,15 @@
           <w:right w:val="nil"/>
           <w:between w:val="nil"/>
         </w:pBdr>
-        <w:spacing w:after="20" w:line="228" w:lineRule="auto"/>
-        <w:jc w:val="both"/>
-        <w:rPr>
-          <w:rFonts w:asciiTheme="majorHAnsi" w:hAnsiTheme="majorHAnsi" w:cstheme="majorHAnsi"/>
-        </w:rPr>
-      </w:pPr>
-      <w:r>
-        <w:rPr>
-          <w:rFonts w:asciiTheme="majorHAnsi" w:hAnsiTheme="majorHAnsi" w:cstheme="majorHAnsi"/>
+        <w:spacing w:after="20"/>
+        <w:jc w:val="both"/>
+        <w:rPr>
+          <w:rFonts w:ascii="Times New Roman" w:hAnsi="Times New Roman" w:cs="Times New Roman"/>
+        </w:rPr>
+      </w:pPr>
+      <w:r>
+        <w:rPr>
+          <w:rFonts w:ascii="Times New Roman" w:hAnsi="Times New Roman" w:cs="Times New Roman"/>
           <w:color w:val="000000"/>
         </w:rPr>
         <w:t>требовать предоставления Отчёта Агента.</w:t>
@@ -957,15 +930,15 @@
     </w:p>
     <w:p>
       <w:pPr>
-        <w:spacing w:before="200" w:after="120" w:line="228" w:lineRule="auto"/>
+        <w:spacing w:before="200" w:after="120"/>
         <w:jc w:val="center"/>
         <w:rPr>
-          <w:rFonts w:asciiTheme="majorHAnsi" w:hAnsiTheme="majorHAnsi" w:cstheme="majorHAnsi"/>
-        </w:rPr>
-      </w:pPr>
-      <w:r>
-        <w:rPr>
-          <w:rFonts w:asciiTheme="majorHAnsi" w:hAnsiTheme="majorHAnsi" w:cstheme="majorHAnsi"/>
+          <w:rFonts w:ascii="Times New Roman" w:hAnsi="Times New Roman" w:cs="Times New Roman"/>
+        </w:rPr>
+      </w:pPr>
+      <w:r>
+        <w:rPr>
+          <w:rFonts w:ascii="Times New Roman" w:hAnsi="Times New Roman" w:cs="Times New Roman"/>
           <w:b/>
           <w:bCs/>
           <w:color w:val="000000"/>
@@ -975,16 +948,16 @@
     </w:p>
     <w:p>
       <w:pPr>
-        <w:spacing w:before="40" w:after="40" w:line="228" w:lineRule="auto"/>
+        <w:spacing w:before="40" w:after="40"/>
         <w:ind w:firstLine="709"/>
         <w:jc w:val="both"/>
         <w:rPr>
-          <w:rFonts w:asciiTheme="majorHAnsi" w:hAnsiTheme="majorHAnsi" w:cstheme="majorHAnsi"/>
-        </w:rPr>
-      </w:pPr>
-      <w:r>
-        <w:rPr>
-          <w:rFonts w:asciiTheme="majorHAnsi" w:hAnsiTheme="majorHAnsi" w:cstheme="majorHAnsi"/>
+          <w:rFonts w:ascii="Times New Roman" w:hAnsi="Times New Roman" w:cs="Times New Roman"/>
+        </w:rPr>
+      </w:pPr>
+      <w:r>
+        <w:rPr>
+          <w:rFonts w:ascii="Times New Roman" w:hAnsi="Times New Roman" w:cs="Times New Roman"/>
           <w:color w:val="000000"/>
         </w:rPr>
         <w:t>5.1. За неисполнение или ненадлежащее исполнение обязательств по Договору Стороны несут ответственность в соответствии с применимым законодательством.</w:t>
@@ -992,16 +965,16 @@
     </w:p>
     <w:p>
       <w:pPr>
-        <w:spacing w:before="40" w:after="40" w:line="228" w:lineRule="auto"/>
+        <w:spacing w:before="40" w:after="40"/>
         <w:ind w:firstLine="709"/>
         <w:jc w:val="both"/>
         <w:rPr>
-          <w:rFonts w:asciiTheme="majorHAnsi" w:hAnsiTheme="majorHAnsi" w:cstheme="majorHAnsi"/>
-        </w:rPr>
-      </w:pPr>
-      <w:r>
-        <w:rPr>
-          <w:rFonts w:asciiTheme="majorHAnsi" w:hAnsiTheme="majorHAnsi" w:cstheme="majorHAnsi"/>
+          <w:rFonts w:ascii="Times New Roman" w:hAnsi="Times New Roman" w:cs="Times New Roman"/>
+        </w:rPr>
+      </w:pPr>
+      <w:r>
+        <w:rPr>
+          <w:rFonts w:ascii="Times New Roman" w:hAnsi="Times New Roman" w:cs="Times New Roman"/>
           <w:color w:val="000000"/>
         </w:rPr>
         <w:t>5.2. Ограничение ответственности Агента. Ответственность Агента ограничивается размером реального ущерба, причинённого Принципалу виновными действиями Агента, но не может превышать сумму агентского вознаграждения, уплаченного по настоящему Договору.</w:t>
@@ -1009,16 +982,16 @@
     </w:p>
     <w:p>
       <w:pPr>
-        <w:spacing w:before="40" w:after="40" w:line="228" w:lineRule="auto"/>
+        <w:spacing w:before="40" w:after="40"/>
         <w:ind w:firstLine="709"/>
         <w:jc w:val="both"/>
         <w:rPr>
-          <w:rFonts w:asciiTheme="majorHAnsi" w:hAnsiTheme="majorHAnsi" w:cstheme="majorHAnsi"/>
-        </w:rPr>
-      </w:pPr>
-      <w:r>
-        <w:rPr>
-          <w:rFonts w:asciiTheme="majorHAnsi" w:hAnsiTheme="majorHAnsi" w:cstheme="majorHAnsi"/>
+          <w:rFonts w:ascii="Times New Roman" w:hAnsi="Times New Roman" w:cs="Times New Roman"/>
+        </w:rPr>
+      </w:pPr>
+      <w:r>
+        <w:rPr>
+          <w:rFonts w:ascii="Times New Roman" w:hAnsi="Times New Roman" w:cs="Times New Roman"/>
           <w:color w:val="000000"/>
         </w:rPr>
         <w:t>5.3. Освобождение Агента от ответственности. Агент не несёт ответственности за:</w:t>
@@ -1037,18 +1010,19 @@
           <w:right w:val="nil"/>
           <w:between w:val="nil"/>
         </w:pBdr>
-        <w:spacing w:before="20" w:after="0" w:line="228" w:lineRule="auto"/>
-        <w:jc w:val="both"/>
-        <w:rPr>
-          <w:rFonts w:asciiTheme="majorHAnsi" w:hAnsiTheme="majorHAnsi" w:cstheme="majorHAnsi"/>
-          <w:color w:val="000000"/>
-        </w:rPr>
-      </w:pPr>
-      <w:r>
-        <w:rPr>
-          <w:rFonts w:asciiTheme="majorHAnsi" w:hAnsiTheme="majorHAnsi" w:cstheme="majorHAnsi"/>
-          <w:color w:val="000000"/>
-        </w:rPr>
+        <w:spacing w:before="20" w:after="0"/>
+        <w:jc w:val="both"/>
+        <w:rPr>
+          <w:rFonts w:ascii="Times New Roman" w:hAnsi="Times New Roman" w:cs="Times New Roman"/>
+          <w:color w:val="000000"/>
+        </w:rPr>
+      </w:pPr>
+      <w:r>
+        <w:rPr>
+          <w:rFonts w:ascii="Times New Roman" w:hAnsi="Times New Roman" w:cs="Times New Roman"/>
+          <w:color w:val="000000"/>
+        </w:rPr>
+        <w:lastRenderedPageBreak/>
         <w:t>действия или бездействие банков при осуществлении Принципалом перевода на счёт Агента, включая сроки зачисления средств и размер банковских комиссий;</w:t>
       </w:r>
     </w:p>
@@ -1065,16 +1039,16 @@
           <w:right w:val="nil"/>
           <w:between w:val="nil"/>
         </w:pBdr>
-        <w:spacing w:after="0" w:line="228" w:lineRule="auto"/>
-        <w:jc w:val="both"/>
-        <w:rPr>
-          <w:rFonts w:asciiTheme="majorHAnsi" w:hAnsiTheme="majorHAnsi" w:cstheme="majorHAnsi"/>
-          <w:color w:val="000000"/>
-        </w:rPr>
-      </w:pPr>
-      <w:r>
-        <w:rPr>
-          <w:rFonts w:asciiTheme="majorHAnsi" w:hAnsiTheme="majorHAnsi" w:cstheme="majorHAnsi"/>
+        <w:spacing w:after="0"/>
+        <w:jc w:val="both"/>
+        <w:rPr>
+          <w:rFonts w:ascii="Times New Roman" w:hAnsi="Times New Roman" w:cs="Times New Roman"/>
+          <w:color w:val="000000"/>
+        </w:rPr>
+      </w:pPr>
+      <w:r>
+        <w:rPr>
+          <w:rFonts w:ascii="Times New Roman" w:hAnsi="Times New Roman" w:cs="Times New Roman"/>
           <w:color w:val="000000"/>
         </w:rPr>
         <w:t>отказ Получателя принять наличные денежные средства или изменение реквизитов/условий расчёта по инициативе Получателя после подписания Поручения;</w:t>
@@ -1093,16 +1067,16 @@
           <w:right w:val="nil"/>
           <w:between w:val="nil"/>
         </w:pBdr>
-        <w:spacing w:after="0" w:line="228" w:lineRule="auto"/>
-        <w:jc w:val="both"/>
-        <w:rPr>
-          <w:rFonts w:asciiTheme="majorHAnsi" w:hAnsiTheme="majorHAnsi" w:cstheme="majorHAnsi"/>
-          <w:color w:val="000000"/>
-        </w:rPr>
-      </w:pPr>
-      <w:r>
-        <w:rPr>
-          <w:rFonts w:asciiTheme="majorHAnsi" w:hAnsiTheme="majorHAnsi" w:cstheme="majorHAnsi"/>
+        <w:spacing w:after="0"/>
+        <w:jc w:val="both"/>
+        <w:rPr>
+          <w:rFonts w:ascii="Times New Roman" w:hAnsi="Times New Roman" w:cs="Times New Roman"/>
+          <w:color w:val="000000"/>
+        </w:rPr>
+      </w:pPr>
+      <w:r>
+        <w:rPr>
+          <w:rFonts w:ascii="Times New Roman" w:hAnsi="Times New Roman" w:cs="Times New Roman"/>
           <w:color w:val="000000"/>
         </w:rPr>
         <w:t>последствия, вызванные предоставлением Принципалом недостоверных или неполных сведений;</w:t>
@@ -1121,16 +1095,16 @@
           <w:right w:val="nil"/>
           <w:between w:val="nil"/>
         </w:pBdr>
-        <w:spacing w:after="20" w:line="228" w:lineRule="auto"/>
-        <w:jc w:val="both"/>
-        <w:rPr>
-          <w:rFonts w:asciiTheme="majorHAnsi" w:hAnsiTheme="majorHAnsi" w:cstheme="majorHAnsi"/>
-          <w:color w:val="000000"/>
-        </w:rPr>
-      </w:pPr>
-      <w:r>
-        <w:rPr>
-          <w:rFonts w:asciiTheme="majorHAnsi" w:hAnsiTheme="majorHAnsi" w:cstheme="majorHAnsi"/>
+        <w:spacing w:after="20"/>
+        <w:jc w:val="both"/>
+        <w:rPr>
+          <w:rFonts w:ascii="Times New Roman" w:hAnsi="Times New Roman" w:cs="Times New Roman"/>
+          <w:color w:val="000000"/>
+        </w:rPr>
+      </w:pPr>
+      <w:r>
+        <w:rPr>
+          <w:rFonts w:ascii="Times New Roman" w:hAnsi="Times New Roman" w:cs="Times New Roman"/>
           <w:color w:val="000000"/>
         </w:rPr>
         <w:t>любые санкционные ограничения, введённые государственными органами или международными организациями.</w:t>
@@ -1138,16 +1112,16 @@
     </w:p>
     <w:p>
       <w:pPr>
-        <w:spacing w:before="40" w:after="40" w:line="228" w:lineRule="auto"/>
+        <w:spacing w:before="40" w:after="40"/>
         <w:ind w:firstLine="709"/>
         <w:jc w:val="both"/>
         <w:rPr>
-          <w:rFonts w:asciiTheme="majorHAnsi" w:hAnsiTheme="majorHAnsi" w:cstheme="majorHAnsi"/>
-        </w:rPr>
-      </w:pPr>
-      <w:r>
-        <w:rPr>
-          <w:rFonts w:asciiTheme="majorHAnsi" w:hAnsiTheme="majorHAnsi" w:cstheme="majorHAnsi"/>
+          <w:rFonts w:ascii="Times New Roman" w:hAnsi="Times New Roman" w:cs="Times New Roman"/>
+        </w:rPr>
+      </w:pPr>
+      <w:r>
+        <w:rPr>
+          <w:rFonts w:ascii="Times New Roman" w:hAnsi="Times New Roman" w:cs="Times New Roman"/>
           <w:color w:val="000000"/>
         </w:rPr>
         <w:t>5.4. Невозможность исполнения Поручения. В случае если расчёт с Получателем становится невозможным по причинам, не зависящим от Агента, Агент обязан уведомить об этом Принципала. Полученные от Принципала денежные средства подлежат возврату безналичным переводом на реквизиты Принципала в течение 5 (пяти) рабочих дней за вычетом фактически понесённых Агентом расходов и агентского вознаграждения.</w:t>
@@ -1155,16 +1129,16 @@
     </w:p>
     <w:p>
       <w:pPr>
-        <w:spacing w:before="40" w:after="40" w:line="228" w:lineRule="auto"/>
+        <w:spacing w:before="40" w:after="40"/>
         <w:ind w:firstLine="709"/>
         <w:jc w:val="both"/>
         <w:rPr>
-          <w:rFonts w:asciiTheme="majorHAnsi" w:hAnsiTheme="majorHAnsi" w:cstheme="majorHAnsi"/>
-        </w:rPr>
-      </w:pPr>
-      <w:r>
-        <w:rPr>
-          <w:rFonts w:asciiTheme="majorHAnsi" w:hAnsiTheme="majorHAnsi" w:cstheme="majorHAnsi"/>
+          <w:rFonts w:ascii="Times New Roman" w:hAnsi="Times New Roman" w:cs="Times New Roman"/>
+        </w:rPr>
+      </w:pPr>
+      <w:r>
+        <w:rPr>
+          <w:rFonts w:ascii="Times New Roman" w:hAnsi="Times New Roman" w:cs="Times New Roman"/>
           <w:color w:val="000000"/>
         </w:rPr>
         <w:t>В случае отмены поручения Принципалом до момента его фактического исполнения Агентом, Агент осуществляет возврат полученных от Принципала денежных средств за вычетом: фактически понесённых Агентом расходов, а также штрафной неустойки в размере 1% (одного процента) от общей суммы поручения. Возврат средств осуществляется в течение 5 (пяти) рабочих дней с момента получения письменного требования Принципала.</w:t>
@@ -1172,16 +1146,16 @@
     </w:p>
     <w:p>
       <w:pPr>
-        <w:spacing w:before="40" w:after="40" w:line="228" w:lineRule="auto"/>
+        <w:spacing w:before="40" w:after="40"/>
         <w:ind w:firstLine="709"/>
         <w:jc w:val="both"/>
         <w:rPr>
-          <w:rFonts w:asciiTheme="majorHAnsi" w:hAnsiTheme="majorHAnsi" w:cstheme="majorHAnsi"/>
-        </w:rPr>
-      </w:pPr>
-      <w:r>
-        <w:rPr>
-          <w:rFonts w:asciiTheme="majorHAnsi" w:hAnsiTheme="majorHAnsi" w:cstheme="majorHAnsi"/>
+          <w:rFonts w:ascii="Times New Roman" w:hAnsi="Times New Roman" w:cs="Times New Roman"/>
+        </w:rPr>
+      </w:pPr>
+      <w:r>
+        <w:rPr>
+          <w:rFonts w:ascii="Times New Roman" w:hAnsi="Times New Roman" w:cs="Times New Roman"/>
           <w:color w:val="000000"/>
         </w:rPr>
         <w:t>5.5. В случае предоставления Принципалом заведомо ложных сведений, повлёкших убытки для Агента (штрафы, пени, судебные издержки), Принципал обязан возместить их в полном объёме.</w:t>
@@ -1189,15 +1163,15 @@
     </w:p>
     <w:p>
       <w:pPr>
-        <w:spacing w:before="200" w:after="120" w:line="228" w:lineRule="auto"/>
+        <w:spacing w:before="200" w:after="120"/>
         <w:jc w:val="center"/>
         <w:rPr>
-          <w:rFonts w:asciiTheme="majorHAnsi" w:hAnsiTheme="majorHAnsi" w:cstheme="majorHAnsi"/>
-        </w:rPr>
-      </w:pPr>
-      <w:r>
-        <w:rPr>
-          <w:rFonts w:asciiTheme="majorHAnsi" w:hAnsiTheme="majorHAnsi" w:cstheme="majorHAnsi"/>
+          <w:rFonts w:ascii="Times New Roman" w:hAnsi="Times New Roman" w:cs="Times New Roman"/>
+        </w:rPr>
+      </w:pPr>
+      <w:r>
+        <w:rPr>
+          <w:rFonts w:ascii="Times New Roman" w:hAnsi="Times New Roman" w:cs="Times New Roman"/>
           <w:b/>
           <w:bCs/>
           <w:color w:val="000000"/>
@@ -1207,16 +1181,16 @@
     </w:p>
     <w:p>
       <w:pPr>
-        <w:spacing w:before="40" w:after="40" w:line="228" w:lineRule="auto"/>
+        <w:spacing w:before="40" w:after="40"/>
         <w:ind w:firstLine="709"/>
         <w:jc w:val="both"/>
         <w:rPr>
-          <w:rFonts w:asciiTheme="majorHAnsi" w:hAnsiTheme="majorHAnsi" w:cstheme="majorHAnsi"/>
-        </w:rPr>
-      </w:pPr>
-      <w:r>
-        <w:rPr>
-          <w:rFonts w:asciiTheme="majorHAnsi" w:hAnsiTheme="majorHAnsi" w:cstheme="majorHAnsi"/>
+          <w:rFonts w:ascii="Times New Roman" w:hAnsi="Times New Roman" w:cs="Times New Roman"/>
+        </w:rPr>
+      </w:pPr>
+      <w:r>
+        <w:rPr>
+          <w:rFonts w:ascii="Times New Roman" w:hAnsi="Times New Roman" w:cs="Times New Roman"/>
           <w:color w:val="000000"/>
         </w:rPr>
         <w:t>6.1. Стороны освобождаются от ответственности за неисполнение обязательств, если оно явилось следствием обстоятельств непреодолимой силы (форс-мажор), а именно: стихийные бедствия, войны, вооружённые конфликты, теракты, эпидемии, а также принятие органами государственной власти актов, делающих невозможным исполнение Договора.</w:t>
@@ -1224,16 +1198,16 @@
     </w:p>
     <w:p>
       <w:pPr>
-        <w:spacing w:before="40" w:after="40" w:line="228" w:lineRule="auto"/>
+        <w:spacing w:before="40" w:after="40"/>
         <w:ind w:firstLine="709"/>
         <w:jc w:val="both"/>
         <w:rPr>
-          <w:rFonts w:asciiTheme="majorHAnsi" w:hAnsiTheme="majorHAnsi" w:cstheme="majorHAnsi"/>
-        </w:rPr>
-      </w:pPr>
-      <w:r>
-        <w:rPr>
-          <w:rFonts w:asciiTheme="majorHAnsi" w:hAnsiTheme="majorHAnsi" w:cstheme="majorHAnsi"/>
+          <w:rFonts w:ascii="Times New Roman" w:hAnsi="Times New Roman" w:cs="Times New Roman"/>
+        </w:rPr>
+      </w:pPr>
+      <w:r>
+        <w:rPr>
+          <w:rFonts w:ascii="Times New Roman" w:hAnsi="Times New Roman" w:cs="Times New Roman"/>
           <w:color w:val="000000"/>
         </w:rPr>
         <w:t>6.2. При наступлении обстоятельств непреодолимой силы каждая Сторона обязана без промедления известить о них в письменном виде другую Сторону.</w:t>
@@ -1241,16 +1215,16 @@
     </w:p>
     <w:p>
       <w:pPr>
-        <w:spacing w:before="40" w:after="40" w:line="228" w:lineRule="auto"/>
+        <w:spacing w:before="40" w:after="40"/>
         <w:ind w:firstLine="709"/>
         <w:jc w:val="both"/>
         <w:rPr>
-          <w:rFonts w:asciiTheme="majorHAnsi" w:hAnsiTheme="majorHAnsi" w:cstheme="majorHAnsi"/>
-        </w:rPr>
-      </w:pPr>
-      <w:r>
-        <w:rPr>
-          <w:rFonts w:asciiTheme="majorHAnsi" w:hAnsiTheme="majorHAnsi" w:cstheme="majorHAnsi"/>
+          <w:rFonts w:ascii="Times New Roman" w:hAnsi="Times New Roman" w:cs="Times New Roman"/>
+        </w:rPr>
+      </w:pPr>
+      <w:r>
+        <w:rPr>
+          <w:rFonts w:ascii="Times New Roman" w:hAnsi="Times New Roman" w:cs="Times New Roman"/>
           <w:color w:val="000000"/>
         </w:rPr>
         <w:t>6.3. Если обстоятельства непреодолимой силы продолжаются более 3 (трёх) месяцев, любая из Сторон вправе расторгнуть Договор в одностороннем порядке.</w:t>
@@ -1258,15 +1232,15 @@
     </w:p>
     <w:p>
       <w:pPr>
-        <w:spacing w:before="200" w:after="120" w:line="228" w:lineRule="auto"/>
+        <w:spacing w:before="200" w:after="120"/>
         <w:jc w:val="center"/>
         <w:rPr>
-          <w:rFonts w:asciiTheme="majorHAnsi" w:hAnsiTheme="majorHAnsi" w:cstheme="majorHAnsi"/>
-        </w:rPr>
-      </w:pPr>
-      <w:r>
-        <w:rPr>
-          <w:rFonts w:asciiTheme="majorHAnsi" w:hAnsiTheme="majorHAnsi" w:cstheme="majorHAnsi"/>
+          <w:rFonts w:ascii="Times New Roman" w:hAnsi="Times New Roman" w:cs="Times New Roman"/>
+        </w:rPr>
+      </w:pPr>
+      <w:r>
+        <w:rPr>
+          <w:rFonts w:ascii="Times New Roman" w:hAnsi="Times New Roman" w:cs="Times New Roman"/>
           <w:b/>
           <w:bCs/>
           <w:color w:val="000000"/>
@@ -1276,16 +1250,16 @@
     </w:p>
     <w:p>
       <w:pPr>
-        <w:spacing w:before="40" w:after="40" w:line="228" w:lineRule="auto"/>
+        <w:spacing w:before="40" w:after="40"/>
         <w:ind w:firstLine="709"/>
         <w:jc w:val="both"/>
         <w:rPr>
-          <w:rFonts w:asciiTheme="majorHAnsi" w:hAnsiTheme="majorHAnsi" w:cstheme="majorHAnsi"/>
-        </w:rPr>
-      </w:pPr>
-      <w:r>
-        <w:rPr>
-          <w:rFonts w:asciiTheme="majorHAnsi" w:hAnsiTheme="majorHAnsi" w:cstheme="majorHAnsi"/>
+          <w:rFonts w:ascii="Times New Roman" w:hAnsi="Times New Roman" w:cs="Times New Roman"/>
+        </w:rPr>
+      </w:pPr>
+      <w:r>
+        <w:rPr>
+          <w:rFonts w:ascii="Times New Roman" w:hAnsi="Times New Roman" w:cs="Times New Roman"/>
           <w:color w:val="000000"/>
         </w:rPr>
         <w:t>7.1. Стороны обязуются не разглашать и не распространять документы, сведения и информацию, полученные в ходе исполнения настоящего Договора, третьим лицам без предварительного письменного согласия другой Стороны.</w:t>
@@ -1293,16 +1267,16 @@
     </w:p>
     <w:p>
       <w:pPr>
-        <w:spacing w:before="40" w:after="40" w:line="228" w:lineRule="auto"/>
+        <w:spacing w:before="40" w:after="40"/>
         <w:ind w:firstLine="709"/>
         <w:jc w:val="both"/>
         <w:rPr>
-          <w:rFonts w:asciiTheme="majorHAnsi" w:hAnsiTheme="majorHAnsi" w:cstheme="majorHAnsi"/>
-        </w:rPr>
-      </w:pPr>
-      <w:r>
-        <w:rPr>
-          <w:rFonts w:asciiTheme="majorHAnsi" w:hAnsiTheme="majorHAnsi" w:cstheme="majorHAnsi"/>
+          <w:rFonts w:ascii="Times New Roman" w:hAnsi="Times New Roman" w:cs="Times New Roman"/>
+        </w:rPr>
+      </w:pPr>
+      <w:r>
+        <w:rPr>
+          <w:rFonts w:ascii="Times New Roman" w:hAnsi="Times New Roman" w:cs="Times New Roman"/>
           <w:color w:val="000000"/>
         </w:rPr>
         <w:t>7.2. Конфиденциальные сведения не подлежат разглашению как в период действия Договора, так и в течение 3 (трёх) лет после его прекращения.</w:t>
@@ -1310,40 +1284,32 @@
     </w:p>
     <w:p>
       <w:pPr>
-        <w:spacing w:before="40" w:after="40" w:line="228" w:lineRule="auto"/>
+        <w:spacing w:before="40" w:after="40"/>
         <w:ind w:firstLine="709"/>
         <w:jc w:val="both"/>
         <w:rPr>
-          <w:rFonts w:asciiTheme="majorHAnsi" w:hAnsiTheme="majorHAnsi" w:cstheme="majorHAnsi"/>
-        </w:rPr>
-      </w:pPr>
-      <w:r>
-        <w:rPr>
-          <w:rFonts w:asciiTheme="majorHAnsi" w:hAnsiTheme="majorHAnsi" w:cstheme="majorHAnsi"/>
-          <w:color w:val="000000"/>
-        </w:rPr>
-        <w:t xml:space="preserve">7.3. Агент вправе раскрывать конфиденциальную информацию без согласия Принципала банкам, платёжным системам и государственным органам в объёме, необходимом для исполнения Поручения и соблюдения требований законодательства. 7.4. В соответствии с Законом Кыргызской Республики «О противодействии финансированию террористической деятельности и легализации (отмыванию) преступных доходов» Агент обязан хранить документы, связанные с исполнением настоящего Договора (копии паспорта Принципала, Поручение, подтверждающие документы), в течение 5 (пяти) лет с момента исполнения Поручения. </w:t>
-      </w:r>
-      <w:r>
-        <w:rPr>
-          <w:rFonts w:asciiTheme="majorHAnsi" w:hAnsiTheme="majorHAnsi" w:cstheme="majorHAnsi"/>
-          <w:color w:val="000000"/>
-        </w:rPr>
-        <w:lastRenderedPageBreak/>
-        <w:t>Принципал обязан предоставить Агенту копию документа, удостоверяющего личность, до начала исполнения Поручения.</w:t>
-      </w:r>
-    </w:p>
-    <w:p>
-      <w:pPr>
-        <w:spacing w:before="200" w:after="120" w:line="228" w:lineRule="auto"/>
+          <w:rFonts w:ascii="Times New Roman" w:hAnsi="Times New Roman" w:cs="Times New Roman"/>
+        </w:rPr>
+      </w:pPr>
+      <w:r>
+        <w:rPr>
+          <w:rFonts w:ascii="Times New Roman" w:hAnsi="Times New Roman" w:cs="Times New Roman"/>
+          <w:color w:val="000000"/>
+        </w:rPr>
+        <w:t>7.3. Агент вправе раскрывать конфиденциальную информацию без согласия Принципала банкам, платёжным системам и государственным органам в объёме, необходимом для исполнения Поручения и соблюдения требований законодательства. 7.4. В соответствии с Законом Кыргызской Республики «О противодействии финансированию террористической деятельности и легализации (отмыванию) преступных доходов» Агент обязан хранить документы, связанные с исполнением настоящего Договора (копии паспорта Принципала, Поручение, подтверждающие документы), в течение 5 (пяти) лет с момента исполнения Поручения. Принципал обязан предоставить Агенту копию документа, удостоверяющего личность, до начала исполнения Поручения.</w:t>
+      </w:r>
+    </w:p>
+    <w:p>
+      <w:pPr>
+        <w:spacing w:before="200" w:after="120"/>
         <w:jc w:val="center"/>
         <w:rPr>
-          <w:rFonts w:asciiTheme="majorHAnsi" w:hAnsiTheme="majorHAnsi" w:cstheme="majorHAnsi"/>
-        </w:rPr>
-      </w:pPr>
-      <w:r>
-        <w:rPr>
-          <w:rFonts w:asciiTheme="majorHAnsi" w:hAnsiTheme="majorHAnsi" w:cstheme="majorHAnsi"/>
+          <w:rFonts w:ascii="Times New Roman" w:hAnsi="Times New Roman" w:cs="Times New Roman"/>
+        </w:rPr>
+      </w:pPr>
+      <w:r>
+        <w:rPr>
+          <w:rFonts w:ascii="Times New Roman" w:hAnsi="Times New Roman" w:cs="Times New Roman"/>
           <w:b/>
           <w:bCs/>
           <w:color w:val="000000"/>
@@ -1353,16 +1319,16 @@
     </w:p>
     <w:p>
       <w:pPr>
-        <w:spacing w:before="40" w:after="40" w:line="228" w:lineRule="auto"/>
+        <w:spacing w:before="40" w:after="40"/>
         <w:ind w:firstLine="709"/>
         <w:jc w:val="both"/>
         <w:rPr>
-          <w:rFonts w:asciiTheme="majorHAnsi" w:hAnsiTheme="majorHAnsi" w:cstheme="majorHAnsi"/>
-        </w:rPr>
-      </w:pPr>
-      <w:r>
-        <w:rPr>
-          <w:rFonts w:asciiTheme="majorHAnsi" w:hAnsiTheme="majorHAnsi" w:cstheme="majorHAnsi"/>
+          <w:rFonts w:ascii="Times New Roman" w:hAnsi="Times New Roman" w:cs="Times New Roman"/>
+        </w:rPr>
+      </w:pPr>
+      <w:r>
+        <w:rPr>
+          <w:rFonts w:ascii="Times New Roman" w:hAnsi="Times New Roman" w:cs="Times New Roman"/>
           <w:color w:val="000000"/>
         </w:rPr>
         <w:t>8.1. Договор вступает в силу с момента его подписания и действует до полного исполнения Сторонами своих обязательств.</w:t>
@@ -1370,16 +1336,16 @@
     </w:p>
     <w:p>
       <w:pPr>
-        <w:spacing w:before="40" w:after="40" w:line="228" w:lineRule="auto"/>
+        <w:spacing w:before="40" w:after="40"/>
         <w:ind w:firstLine="709"/>
         <w:jc w:val="both"/>
         <w:rPr>
-          <w:rFonts w:asciiTheme="majorHAnsi" w:hAnsiTheme="majorHAnsi" w:cstheme="majorHAnsi"/>
-        </w:rPr>
-      </w:pPr>
-      <w:r>
-        <w:rPr>
-          <w:rFonts w:asciiTheme="majorHAnsi" w:hAnsiTheme="majorHAnsi" w:cstheme="majorHAnsi"/>
+          <w:rFonts w:ascii="Times New Roman" w:hAnsi="Times New Roman" w:cs="Times New Roman"/>
+        </w:rPr>
+      </w:pPr>
+      <w:r>
+        <w:rPr>
+          <w:rFonts w:ascii="Times New Roman" w:hAnsi="Times New Roman" w:cs="Times New Roman"/>
           <w:color w:val="000000"/>
         </w:rPr>
         <w:t>8.2. Принципал вправе в любое время отказаться от исполнения Договора, уведомив об этом Агента. В этом случае Принципал обязан возместить Агенту фактически понесённые расходы и уплатить вознаграждение за уже выполненную работу.</w:t>
@@ -1387,16 +1353,16 @@
     </w:p>
     <w:p>
       <w:pPr>
-        <w:spacing w:before="40" w:after="40" w:line="228" w:lineRule="auto"/>
+        <w:spacing w:before="40" w:after="40"/>
         <w:ind w:firstLine="709"/>
         <w:jc w:val="both"/>
         <w:rPr>
-          <w:rFonts w:asciiTheme="majorHAnsi" w:hAnsiTheme="majorHAnsi" w:cstheme="majorHAnsi"/>
-        </w:rPr>
-      </w:pPr>
-      <w:r>
-        <w:rPr>
-          <w:rFonts w:asciiTheme="majorHAnsi" w:hAnsiTheme="majorHAnsi" w:cstheme="majorHAnsi"/>
+          <w:rFonts w:ascii="Times New Roman" w:hAnsi="Times New Roman" w:cs="Times New Roman"/>
+        </w:rPr>
+      </w:pPr>
+      <w:r>
+        <w:rPr>
+          <w:rFonts w:ascii="Times New Roman" w:hAnsi="Times New Roman" w:cs="Times New Roman"/>
           <w:color w:val="000000"/>
         </w:rPr>
         <w:t>8.3. Агент вправе в одностороннем порядке отказаться от исполнения Договора, уведомив Принципала не менее чем за 15 (пятнадцать) дней, при условии полного возмещения Принципалу убытков.</w:t>
@@ -1404,16 +1370,16 @@
     </w:p>
     <w:p>
       <w:pPr>
-        <w:spacing w:before="40" w:after="40" w:line="228" w:lineRule="auto"/>
+        <w:spacing w:before="40" w:after="40"/>
         <w:ind w:firstLine="709"/>
         <w:jc w:val="both"/>
         <w:rPr>
-          <w:rFonts w:asciiTheme="majorHAnsi" w:hAnsiTheme="majorHAnsi" w:cstheme="majorHAnsi"/>
-        </w:rPr>
-      </w:pPr>
-      <w:r>
-        <w:rPr>
-          <w:rFonts w:asciiTheme="majorHAnsi" w:hAnsiTheme="majorHAnsi" w:cstheme="majorHAnsi"/>
+          <w:rFonts w:ascii="Times New Roman" w:hAnsi="Times New Roman" w:cs="Times New Roman"/>
+        </w:rPr>
+      </w:pPr>
+      <w:r>
+        <w:rPr>
+          <w:rFonts w:ascii="Times New Roman" w:hAnsi="Times New Roman" w:cs="Times New Roman"/>
           <w:color w:val="000000"/>
         </w:rPr>
         <w:t>8.4. Договор может быть изменён по письменному соглашению Сторон. Все изменения и дополнения являются неотъемлемой частью Договора.</w:t>
@@ -1421,15 +1387,15 @@
     </w:p>
     <w:p>
       <w:pPr>
-        <w:spacing w:before="200" w:after="120" w:line="228" w:lineRule="auto"/>
+        <w:spacing w:before="200" w:after="120"/>
         <w:jc w:val="center"/>
         <w:rPr>
-          <w:rFonts w:asciiTheme="majorHAnsi" w:hAnsiTheme="majorHAnsi" w:cstheme="majorHAnsi"/>
-        </w:rPr>
-      </w:pPr>
-      <w:r>
-        <w:rPr>
-          <w:rFonts w:asciiTheme="majorHAnsi" w:hAnsiTheme="majorHAnsi" w:cstheme="majorHAnsi"/>
+          <w:rFonts w:ascii="Times New Roman" w:hAnsi="Times New Roman" w:cs="Times New Roman"/>
+        </w:rPr>
+      </w:pPr>
+      <w:r>
+        <w:rPr>
+          <w:rFonts w:ascii="Times New Roman" w:hAnsi="Times New Roman" w:cs="Times New Roman"/>
           <w:b/>
           <w:bCs/>
           <w:color w:val="000000"/>
@@ -1439,16 +1405,16 @@
     </w:p>
     <w:p>
       <w:pPr>
-        <w:spacing w:before="40" w:after="40" w:line="228" w:lineRule="auto"/>
+        <w:spacing w:before="40" w:after="40"/>
         <w:ind w:firstLine="709"/>
         <w:jc w:val="both"/>
         <w:rPr>
-          <w:rFonts w:asciiTheme="majorHAnsi" w:hAnsiTheme="majorHAnsi" w:cstheme="majorHAnsi"/>
-        </w:rPr>
-      </w:pPr>
-      <w:r>
-        <w:rPr>
-          <w:rFonts w:asciiTheme="majorHAnsi" w:hAnsiTheme="majorHAnsi" w:cstheme="majorHAnsi"/>
+          <w:rFonts w:ascii="Times New Roman" w:hAnsi="Times New Roman" w:cs="Times New Roman"/>
+        </w:rPr>
+      </w:pPr>
+      <w:r>
+        <w:rPr>
+          <w:rFonts w:ascii="Times New Roman" w:hAnsi="Times New Roman" w:cs="Times New Roman"/>
           <w:color w:val="000000"/>
         </w:rPr>
         <w:t>9.1. Все споры и разногласия, возникающие между Сторонами по настоящему Договору или в связи с ним, разрешаются путём переговоров.</w:t>
@@ -1456,33 +1422,34 @@
     </w:p>
     <w:p>
       <w:pPr>
-        <w:spacing w:before="40" w:after="40" w:line="228" w:lineRule="auto"/>
+        <w:spacing w:before="40" w:after="40"/>
         <w:ind w:firstLine="709"/>
         <w:jc w:val="both"/>
         <w:rPr>
-          <w:rFonts w:asciiTheme="majorHAnsi" w:hAnsiTheme="majorHAnsi" w:cstheme="majorHAnsi"/>
-        </w:rPr>
-      </w:pPr>
-      <w:r>
-        <w:rPr>
-          <w:rFonts w:asciiTheme="majorHAnsi" w:hAnsiTheme="majorHAnsi" w:cstheme="majorHAnsi"/>
-          <w:color w:val="000000"/>
-        </w:rPr>
+          <w:rFonts w:ascii="Times New Roman" w:hAnsi="Times New Roman" w:cs="Times New Roman"/>
+        </w:rPr>
+      </w:pPr>
+      <w:r>
+        <w:rPr>
+          <w:rFonts w:ascii="Times New Roman" w:hAnsi="Times New Roman" w:cs="Times New Roman"/>
+          <w:color w:val="000000"/>
+        </w:rPr>
+        <w:lastRenderedPageBreak/>
         <w:t>9.2. При недостижении согласия в течение 30 (тридцати) календарных дней с момента начала переговоров, спор подлежит разрешению в Межрайонном суде г. Бишкека.</w:t>
       </w:r>
     </w:p>
     <w:p>
       <w:pPr>
-        <w:spacing w:before="40" w:after="40" w:line="228" w:lineRule="auto"/>
+        <w:spacing w:before="40" w:after="40"/>
         <w:ind w:firstLine="709"/>
         <w:jc w:val="both"/>
         <w:rPr>
-          <w:rFonts w:asciiTheme="majorHAnsi" w:hAnsiTheme="majorHAnsi" w:cstheme="majorHAnsi"/>
-        </w:rPr>
-      </w:pPr>
-      <w:r>
-        <w:rPr>
-          <w:rFonts w:asciiTheme="majorHAnsi" w:hAnsiTheme="majorHAnsi" w:cstheme="majorHAnsi"/>
+          <w:rFonts w:ascii="Times New Roman" w:hAnsi="Times New Roman" w:cs="Times New Roman"/>
+        </w:rPr>
+      </w:pPr>
+      <w:r>
+        <w:rPr>
+          <w:rFonts w:ascii="Times New Roman" w:hAnsi="Times New Roman" w:cs="Times New Roman"/>
           <w:color w:val="000000"/>
         </w:rPr>
         <w:t>9.3. К настоящему Договору и отношениям Сторон применяется материальное и процессуальное право Кыргызской Республики. Данный выбор права не затрагивает применение императивных норм международного законодательства.</w:t>
@@ -1490,15 +1457,15 @@
     </w:p>
     <w:p>
       <w:pPr>
-        <w:spacing w:before="200" w:after="120" w:line="228" w:lineRule="auto"/>
+        <w:spacing w:before="200" w:after="120"/>
         <w:jc w:val="center"/>
         <w:rPr>
-          <w:rFonts w:asciiTheme="majorHAnsi" w:hAnsiTheme="majorHAnsi" w:cstheme="majorHAnsi"/>
-        </w:rPr>
-      </w:pPr>
-      <w:r>
-        <w:rPr>
-          <w:rFonts w:asciiTheme="majorHAnsi" w:hAnsiTheme="majorHAnsi" w:cstheme="majorHAnsi"/>
+          <w:rFonts w:ascii="Times New Roman" w:hAnsi="Times New Roman" w:cs="Times New Roman"/>
+        </w:rPr>
+      </w:pPr>
+      <w:r>
+        <w:rPr>
+          <w:rFonts w:ascii="Times New Roman" w:hAnsi="Times New Roman" w:cs="Times New Roman"/>
           <w:b/>
           <w:bCs/>
           <w:color w:val="000000"/>
@@ -1508,16 +1475,16 @@
     </w:p>
     <w:p>
       <w:pPr>
-        <w:spacing w:before="40" w:after="40" w:line="228" w:lineRule="auto"/>
+        <w:spacing w:before="40" w:after="40"/>
         <w:ind w:firstLine="709"/>
         <w:jc w:val="both"/>
         <w:rPr>
-          <w:rFonts w:asciiTheme="majorHAnsi" w:hAnsiTheme="majorHAnsi" w:cstheme="majorHAnsi"/>
-        </w:rPr>
-      </w:pPr>
-      <w:r>
-        <w:rPr>
-          <w:rFonts w:asciiTheme="majorHAnsi" w:hAnsiTheme="majorHAnsi" w:cstheme="majorHAnsi"/>
+          <w:rFonts w:ascii="Times New Roman" w:hAnsi="Times New Roman" w:cs="Times New Roman"/>
+        </w:rPr>
+      </w:pPr>
+      <w:r>
+        <w:rPr>
+          <w:rFonts w:ascii="Times New Roman" w:hAnsi="Times New Roman" w:cs="Times New Roman"/>
           <w:color w:val="000000"/>
         </w:rPr>
         <w:t>10.1. Во всём остальном, что не предусмотрено настоящим Договором, Стороны руководствуются действующим законодательством.</w:t>
@@ -1525,16 +1492,16 @@
     </w:p>
     <w:p>
       <w:pPr>
-        <w:spacing w:before="40" w:after="40" w:line="228" w:lineRule="auto"/>
+        <w:spacing w:before="40" w:after="40"/>
         <w:ind w:firstLine="709"/>
         <w:jc w:val="both"/>
         <w:rPr>
-          <w:rFonts w:asciiTheme="majorHAnsi" w:hAnsiTheme="majorHAnsi" w:cstheme="majorHAnsi"/>
-        </w:rPr>
-      </w:pPr>
-      <w:r>
-        <w:rPr>
-          <w:rFonts w:asciiTheme="majorHAnsi" w:hAnsiTheme="majorHAnsi" w:cstheme="majorHAnsi"/>
+          <w:rFonts w:ascii="Times New Roman" w:hAnsi="Times New Roman" w:cs="Times New Roman"/>
+        </w:rPr>
+      </w:pPr>
+      <w:r>
+        <w:rPr>
+          <w:rFonts w:ascii="Times New Roman" w:hAnsi="Times New Roman" w:cs="Times New Roman"/>
           <w:color w:val="000000"/>
         </w:rPr>
         <w:t>10.2. Стороны признают юридическую силу документов, направленных по электронной почте, указанной в реквизитах, до момента обмена оригиналами.</w:t>
@@ -1542,16 +1509,16 @@
     </w:p>
     <w:p>
       <w:pPr>
-        <w:spacing w:before="40" w:after="40" w:line="228" w:lineRule="auto"/>
+        <w:spacing w:before="40" w:after="40"/>
         <w:ind w:firstLine="709"/>
         <w:jc w:val="both"/>
         <w:rPr>
-          <w:rFonts w:asciiTheme="majorHAnsi" w:hAnsiTheme="majorHAnsi" w:cstheme="majorHAnsi"/>
-        </w:rPr>
-      </w:pPr>
-      <w:r>
-        <w:rPr>
-          <w:rFonts w:asciiTheme="majorHAnsi" w:hAnsiTheme="majorHAnsi" w:cstheme="majorHAnsi"/>
+          <w:rFonts w:ascii="Times New Roman" w:hAnsi="Times New Roman" w:cs="Times New Roman"/>
+        </w:rPr>
+      </w:pPr>
+      <w:r>
+        <w:rPr>
+          <w:rFonts w:ascii="Times New Roman" w:hAnsi="Times New Roman" w:cs="Times New Roman"/>
           <w:color w:val="000000"/>
         </w:rPr>
         <w:t>10.3. Договор составлен в двух экземплярах, имеющих равную юридическую силу, по одному для каждой из Сторон.</w:t>
@@ -1559,45 +1526,40 @@
     </w:p>
     <w:p>
       <w:pPr>
-        <w:spacing w:before="40" w:after="40" w:line="228" w:lineRule="auto"/>
+        <w:spacing w:before="40" w:after="40"/>
         <w:ind w:firstLine="709"/>
         <w:jc w:val="both"/>
         <w:rPr>
-          <w:rFonts w:asciiTheme="majorHAnsi" w:hAnsiTheme="majorHAnsi" w:cstheme="majorHAnsi"/>
+          <w:rFonts w:ascii="Times New Roman" w:hAnsi="Times New Roman" w:cs="Times New Roman"/>
+          <w:lang w:val="ru-RU"/>
+        </w:rPr>
+      </w:pPr>
+      <w:r>
+        <w:rPr>
+          <w:rFonts w:ascii="Times New Roman" w:hAnsi="Times New Roman" w:cs="Times New Roman"/>
+          <w:color w:val="000000"/>
+        </w:rPr>
+        <w:t>10.4. Приложение № 1 «Поручение на передачу денежных средств» является неотъемлемой частью настоящего Договора.</w:t>
+      </w:r>
+    </w:p>
+    <w:p>
+      <w:pPr>
+        <w:spacing w:before="200" w:after="120"/>
+        <w:jc w:val="center"/>
+        <w:rPr>
+          <w:rFonts w:ascii="Times New Roman" w:hAnsi="Times New Roman" w:cs="Times New Roman"/>
           <w:b/>
           <w:bCs/>
-        </w:rPr>
-      </w:pPr>
-      <w:r>
-        <w:rPr>
-          <w:rFonts w:asciiTheme="majorHAnsi" w:hAnsiTheme="majorHAnsi" w:cstheme="majorHAnsi"/>
-          <w:color w:val="000000"/>
-        </w:rPr>
-        <w:t>10.4. Приложение № 1 «Поручение на передачу денежных средств» является неотъемлемой частью настоящего Договора.</w:t>
-      </w:r>
-      <w:r>
-        <w:rPr>
-          <w:rFonts w:asciiTheme="majorHAnsi" w:hAnsiTheme="majorHAnsi" w:cstheme="majorHAnsi"/>
-        </w:rPr>
-        <w:br w:type="page"/>
-      </w:r>
-    </w:p>
-    <w:p>
-      <w:pPr>
-        <w:spacing w:before="200" w:after="120" w:line="228" w:lineRule="auto"/>
-        <w:jc w:val="center"/>
-        <w:rPr>
-          <w:rFonts w:asciiTheme="majorHAnsi" w:hAnsiTheme="majorHAnsi" w:cstheme="majorHAnsi"/>
-        </w:rPr>
-      </w:pPr>
-      <w:r>
-        <w:rPr>
-          <w:rFonts w:asciiTheme="majorHAnsi" w:hAnsiTheme="majorHAnsi" w:cstheme="majorHAnsi"/>
+          <w:color w:val="000000"/>
+        </w:rPr>
+      </w:pPr>
+      <w:r>
+        <w:rPr>
+          <w:rFonts w:ascii="Times New Roman" w:hAnsi="Times New Roman" w:cs="Times New Roman"/>
           <w:b/>
           <w:bCs/>
           <w:color w:val="000000"/>
         </w:rPr>
-        <w:lastRenderedPageBreak/>
         <w:t>11. РЕКВИЗИТЫ И ПОДПИСИ СТОРОН</w:t>
       </w:r>
     </w:p>
@@ -1634,14 +1596,14 @@
             <w:pPr>
               <w:spacing w:before="20" w:after="20"/>
               <w:rPr>
-                <w:rFonts w:asciiTheme="majorHAnsi" w:hAnsiTheme="majorHAnsi" w:cstheme="majorHAnsi"/>
+                <w:rFonts w:ascii="Times New Roman" w:hAnsi="Times New Roman" w:cs="Times New Roman"/>
                 <w:b/>
                 <w:bCs/>
               </w:rPr>
             </w:pPr>
             <w:r>
               <w:rPr>
-                <w:rFonts w:asciiTheme="majorHAnsi" w:hAnsiTheme="majorHAnsi" w:cstheme="majorHAnsi"/>
+                <w:rFonts w:ascii="Times New Roman" w:hAnsi="Times New Roman" w:cs="Times New Roman"/>
                 <w:b/>
                 <w:bCs/>
               </w:rPr>
@@ -1652,20 +1614,20 @@
             <w:pPr>
               <w:spacing w:before="20" w:after="20"/>
               <w:rPr>
-                <w:rFonts w:asciiTheme="majorHAnsi" w:hAnsiTheme="majorHAnsi" w:cstheme="majorHAnsi"/>
-              </w:rPr>
-            </w:pPr>
-          </w:p>
-          <w:p>
-            <w:pPr>
-              <w:spacing w:before="20" w:after="20"/>
-              <w:rPr>
-                <w:rFonts w:asciiTheme="majorHAnsi" w:hAnsiTheme="majorHAnsi" w:cstheme="majorHAnsi"/>
-              </w:rPr>
-            </w:pPr>
-            <w:r>
-              <w:rPr>
-                <w:rFonts w:asciiTheme="majorHAnsi" w:hAnsiTheme="majorHAnsi" w:cstheme="majorHAnsi"/>
+                <w:rFonts w:ascii="Times New Roman" w:hAnsi="Times New Roman" w:cs="Times New Roman"/>
+              </w:rPr>
+            </w:pPr>
+          </w:p>
+          <w:p>
+            <w:pPr>
+              <w:spacing w:before="20" w:after="20"/>
+              <w:rPr>
+                <w:rFonts w:ascii="Times New Roman" w:hAnsi="Times New Roman" w:cs="Times New Roman"/>
+              </w:rPr>
+            </w:pPr>
+            <w:r>
+              <w:rPr>
+                <w:rFonts w:ascii="Times New Roman" w:hAnsi="Times New Roman" w:cs="Times New Roman"/>
               </w:rPr>
               <w:t>ОсОО «Авто Континент»</w:t>
             </w:r>
@@ -1674,20 +1636,20 @@
             <w:pPr>
               <w:spacing w:before="20" w:after="20"/>
               <w:rPr>
-                <w:rFonts w:asciiTheme="majorHAnsi" w:hAnsiTheme="majorHAnsi" w:cstheme="majorHAnsi"/>
-              </w:rPr>
-            </w:pPr>
-          </w:p>
-          <w:p>
-            <w:pPr>
-              <w:spacing w:before="20" w:after="20"/>
-              <w:rPr>
-                <w:rFonts w:asciiTheme="majorHAnsi" w:hAnsiTheme="majorHAnsi" w:cstheme="majorHAnsi"/>
-              </w:rPr>
-            </w:pPr>
-            <w:r>
-              <w:rPr>
-                <w:rFonts w:asciiTheme="majorHAnsi" w:hAnsiTheme="majorHAnsi" w:cstheme="majorHAnsi"/>
+                <w:rFonts w:ascii="Times New Roman" w:hAnsi="Times New Roman" w:cs="Times New Roman"/>
+              </w:rPr>
+            </w:pPr>
+          </w:p>
+          <w:p>
+            <w:pPr>
+              <w:spacing w:before="20" w:after="20"/>
+              <w:rPr>
+                <w:rFonts w:ascii="Times New Roman" w:hAnsi="Times New Roman" w:cs="Times New Roman"/>
+              </w:rPr>
+            </w:pPr>
+            <w:r>
+              <w:rPr>
+                <w:rFonts w:ascii="Times New Roman" w:hAnsi="Times New Roman" w:cs="Times New Roman"/>
               </w:rPr>
               <w:t>ИНН: 01905202610324 ОКПО: 34942535</w:t>
             </w:r>
@@ -1696,12 +1658,12 @@
             <w:pPr>
               <w:spacing w:before="20" w:after="20"/>
               <w:rPr>
-                <w:rFonts w:asciiTheme="majorHAnsi" w:hAnsiTheme="majorHAnsi" w:cstheme="majorHAnsi"/>
-              </w:rPr>
-            </w:pPr>
-            <w:r>
-              <w:rPr>
-                <w:rFonts w:asciiTheme="majorHAnsi" w:hAnsiTheme="majorHAnsi" w:cstheme="majorHAnsi"/>
+                <w:rFonts w:ascii="Times New Roman" w:hAnsi="Times New Roman" w:cs="Times New Roman"/>
+              </w:rPr>
+            </w:pPr>
+            <w:r>
+              <w:rPr>
+                <w:rFonts w:ascii="Times New Roman" w:hAnsi="Times New Roman" w:cs="Times New Roman"/>
               </w:rPr>
               <w:t>Юр. адрес: Кыргызская Республика, г. Бишкек,</w:t>
             </w:r>
@@ -1710,48 +1672,34 @@
             <w:pPr>
               <w:spacing w:before="20" w:after="20"/>
               <w:rPr>
-                <w:rFonts w:asciiTheme="majorHAnsi" w:hAnsiTheme="majorHAnsi" w:cstheme="majorHAnsi"/>
-              </w:rPr>
-            </w:pPr>
-            <w:r>
-              <w:rPr>
-                <w:rFonts w:asciiTheme="majorHAnsi" w:hAnsiTheme="majorHAnsi" w:cstheme="majorHAnsi"/>
-              </w:rPr>
-              <w:t xml:space="preserve">Октябрьский район, ул. Матросова, д. 58, </w:t>
-            </w:r>
-            <w:proofErr w:type="spellStart"/>
-            <w:r>
-              <w:rPr>
-                <w:rFonts w:asciiTheme="majorHAnsi" w:hAnsiTheme="majorHAnsi" w:cstheme="majorHAnsi"/>
-              </w:rPr>
-              <w:t>Неж.Пом</w:t>
-            </w:r>
-            <w:proofErr w:type="spellEnd"/>
-            <w:r>
-              <w:rPr>
-                <w:rFonts w:asciiTheme="majorHAnsi" w:hAnsiTheme="majorHAnsi" w:cstheme="majorHAnsi"/>
-              </w:rPr>
-              <w:t>. 2</w:t>
-            </w:r>
-          </w:p>
-          <w:p>
-            <w:pPr>
-              <w:spacing w:before="20" w:after="20"/>
-              <w:rPr>
-                <w:rFonts w:asciiTheme="majorHAnsi" w:hAnsiTheme="majorHAnsi" w:cstheme="majorHAnsi"/>
-              </w:rPr>
-            </w:pPr>
-          </w:p>
-          <w:p>
-            <w:pPr>
-              <w:spacing w:before="20" w:after="20"/>
-              <w:rPr>
-                <w:rFonts w:asciiTheme="majorHAnsi" w:hAnsiTheme="majorHAnsi" w:cstheme="majorHAnsi"/>
-              </w:rPr>
-            </w:pPr>
-            <w:r>
-              <w:rPr>
-                <w:rFonts w:asciiTheme="majorHAnsi" w:hAnsiTheme="majorHAnsi" w:cstheme="majorHAnsi"/>
+                <w:rFonts w:ascii="Times New Roman" w:hAnsi="Times New Roman" w:cs="Times New Roman"/>
+              </w:rPr>
+            </w:pPr>
+            <w:r>
+              <w:rPr>
+                <w:rFonts w:ascii="Times New Roman" w:hAnsi="Times New Roman" w:cs="Times New Roman"/>
+              </w:rPr>
+              <w:t>Октябрьский район, ул. Матросова, д. 58, Неж.Пом. 2</w:t>
+            </w:r>
+          </w:p>
+          <w:p>
+            <w:pPr>
+              <w:spacing w:before="20" w:after="20"/>
+              <w:rPr>
+                <w:rFonts w:ascii="Times New Roman" w:hAnsi="Times New Roman" w:cs="Times New Roman"/>
+              </w:rPr>
+            </w:pPr>
+          </w:p>
+          <w:p>
+            <w:pPr>
+              <w:spacing w:before="20" w:after="20"/>
+              <w:rPr>
+                <w:rFonts w:ascii="Times New Roman" w:hAnsi="Times New Roman" w:cs="Times New Roman"/>
+              </w:rPr>
+            </w:pPr>
+            <w:r>
+              <w:rPr>
+                <w:rFonts w:ascii="Times New Roman" w:hAnsi="Times New Roman" w:cs="Times New Roman"/>
               </w:rPr>
               <w:t xml:space="preserve">Банк-корреспондент: </w:t>
             </w:r>
@@ -1760,12 +1708,12 @@
             <w:pPr>
               <w:spacing w:before="20" w:after="20"/>
               <w:rPr>
-                <w:rFonts w:asciiTheme="majorHAnsi" w:hAnsiTheme="majorHAnsi" w:cstheme="majorHAnsi"/>
-              </w:rPr>
-            </w:pPr>
-            <w:r>
-              <w:rPr>
-                <w:rFonts w:asciiTheme="majorHAnsi" w:hAnsiTheme="majorHAnsi" w:cstheme="majorHAnsi"/>
+                <w:rFonts w:ascii="Times New Roman" w:hAnsi="Times New Roman" w:cs="Times New Roman"/>
+              </w:rPr>
+            </w:pPr>
+            <w:r>
+              <w:rPr>
+                <w:rFonts w:ascii="Times New Roman" w:hAnsi="Times New Roman" w:cs="Times New Roman"/>
               </w:rPr>
               <w:t>{{БАНК_КОРР_СТРОКА1}}</w:t>
             </w:r>
@@ -1774,12 +1722,12 @@
             <w:pPr>
               <w:spacing w:before="20" w:after="20"/>
               <w:rPr>
-                <w:rFonts w:asciiTheme="majorHAnsi" w:hAnsiTheme="majorHAnsi" w:cstheme="majorHAnsi"/>
-              </w:rPr>
-            </w:pPr>
-            <w:r>
-              <w:rPr>
-                <w:rFonts w:asciiTheme="majorHAnsi" w:hAnsiTheme="majorHAnsi" w:cstheme="majorHAnsi"/>
+                <w:rFonts w:ascii="Times New Roman" w:hAnsi="Times New Roman" w:cs="Times New Roman"/>
+              </w:rPr>
+            </w:pPr>
+            <w:r>
+              <w:rPr>
+                <w:rFonts w:ascii="Times New Roman" w:hAnsi="Times New Roman" w:cs="Times New Roman"/>
               </w:rPr>
               <w:t>{{БАНК_КОРР_СТРОКА2}}</w:t>
             </w:r>
@@ -1788,12 +1736,12 @@
             <w:pPr>
               <w:spacing w:before="20" w:after="20"/>
               <w:rPr>
-                <w:rFonts w:asciiTheme="majorHAnsi" w:hAnsiTheme="majorHAnsi" w:cstheme="majorHAnsi"/>
-              </w:rPr>
-            </w:pPr>
-            <w:r>
-              <w:rPr>
-                <w:rFonts w:asciiTheme="majorHAnsi" w:hAnsiTheme="majorHAnsi" w:cstheme="majorHAnsi"/>
+                <w:rFonts w:ascii="Times New Roman" w:hAnsi="Times New Roman" w:cs="Times New Roman"/>
+              </w:rPr>
+            </w:pPr>
+            <w:r>
+              <w:rPr>
+                <w:rFonts w:ascii="Times New Roman" w:hAnsi="Times New Roman" w:cs="Times New Roman"/>
               </w:rPr>
               <w:t>{{БАНК_КОРР_СТРОКА3}}</w:t>
             </w:r>
@@ -1802,20 +1750,20 @@
             <w:pPr>
               <w:spacing w:before="20" w:after="20"/>
               <w:rPr>
-                <w:rFonts w:asciiTheme="majorHAnsi" w:hAnsiTheme="majorHAnsi" w:cstheme="majorHAnsi"/>
-              </w:rPr>
-            </w:pPr>
-          </w:p>
-          <w:p>
-            <w:pPr>
-              <w:spacing w:before="20" w:after="20"/>
-              <w:rPr>
-                <w:rFonts w:asciiTheme="majorHAnsi" w:hAnsiTheme="majorHAnsi" w:cstheme="majorHAnsi"/>
-              </w:rPr>
-            </w:pPr>
-            <w:r>
-              <w:rPr>
-                <w:rFonts w:asciiTheme="majorHAnsi" w:hAnsiTheme="majorHAnsi" w:cstheme="majorHAnsi"/>
+                <w:rFonts w:ascii="Times New Roman" w:hAnsi="Times New Roman" w:cs="Times New Roman"/>
+              </w:rPr>
+            </w:pPr>
+          </w:p>
+          <w:p>
+            <w:pPr>
+              <w:spacing w:before="20" w:after="20"/>
+              <w:rPr>
+                <w:rFonts w:ascii="Times New Roman" w:hAnsi="Times New Roman" w:cs="Times New Roman"/>
+              </w:rPr>
+            </w:pPr>
+            <w:r>
+              <w:rPr>
+                <w:rFonts w:ascii="Times New Roman" w:hAnsi="Times New Roman" w:cs="Times New Roman"/>
               </w:rPr>
               <w:t xml:space="preserve">Банк получателя: </w:t>
             </w:r>
@@ -1824,12 +1772,12 @@
             <w:pPr>
               <w:spacing w:before="20" w:after="20"/>
               <w:rPr>
-                <w:rFonts w:asciiTheme="majorHAnsi" w:hAnsiTheme="majorHAnsi" w:cstheme="majorHAnsi"/>
-              </w:rPr>
-            </w:pPr>
-            <w:r>
-              <w:rPr>
-                <w:rFonts w:asciiTheme="majorHAnsi" w:hAnsiTheme="majorHAnsi" w:cstheme="majorHAnsi"/>
+                <w:rFonts w:ascii="Times New Roman" w:hAnsi="Times New Roman" w:cs="Times New Roman"/>
+              </w:rPr>
+            </w:pPr>
+            <w:r>
+              <w:rPr>
+                <w:rFonts w:ascii="Times New Roman" w:hAnsi="Times New Roman" w:cs="Times New Roman"/>
               </w:rPr>
               <w:t>{{БАНК_ПОЛ_СТРОКА1}}</w:t>
             </w:r>
@@ -1838,12 +1786,12 @@
             <w:pPr>
               <w:spacing w:before="20" w:after="20"/>
               <w:rPr>
-                <w:rFonts w:asciiTheme="majorHAnsi" w:hAnsiTheme="majorHAnsi" w:cstheme="majorHAnsi"/>
-              </w:rPr>
-            </w:pPr>
-            <w:r>
-              <w:rPr>
-                <w:rFonts w:asciiTheme="majorHAnsi" w:hAnsiTheme="majorHAnsi" w:cstheme="majorHAnsi"/>
+                <w:rFonts w:ascii="Times New Roman" w:hAnsi="Times New Roman" w:cs="Times New Roman"/>
+              </w:rPr>
+            </w:pPr>
+            <w:r>
+              <w:rPr>
+                <w:rFonts w:ascii="Times New Roman" w:hAnsi="Times New Roman" w:cs="Times New Roman"/>
               </w:rPr>
               <w:t>{{БАНК_ПОЛ_СТРОКА2}}</w:t>
             </w:r>
@@ -1852,20 +1800,20 @@
             <w:pPr>
               <w:spacing w:before="20" w:after="20"/>
               <w:rPr>
-                <w:rFonts w:asciiTheme="majorHAnsi" w:hAnsiTheme="majorHAnsi" w:cstheme="majorHAnsi"/>
-              </w:rPr>
-            </w:pPr>
-          </w:p>
-          <w:p>
-            <w:pPr>
-              <w:spacing w:before="20" w:after="20"/>
-              <w:rPr>
-                <w:rFonts w:asciiTheme="majorHAnsi" w:hAnsiTheme="majorHAnsi" w:cstheme="majorHAnsi"/>
-              </w:rPr>
-            </w:pPr>
-            <w:r>
-              <w:rPr>
-                <w:rFonts w:asciiTheme="majorHAnsi" w:hAnsiTheme="majorHAnsi" w:cstheme="majorHAnsi"/>
+                <w:rFonts w:ascii="Times New Roman" w:hAnsi="Times New Roman" w:cs="Times New Roman"/>
+              </w:rPr>
+            </w:pPr>
+          </w:p>
+          <w:p>
+            <w:pPr>
+              <w:spacing w:before="20" w:after="20"/>
+              <w:rPr>
+                <w:rFonts w:ascii="Times New Roman" w:hAnsi="Times New Roman" w:cs="Times New Roman"/>
+              </w:rPr>
+            </w:pPr>
+            <w:r>
+              <w:rPr>
+                <w:rFonts w:ascii="Times New Roman" w:hAnsi="Times New Roman" w:cs="Times New Roman"/>
               </w:rPr>
               <w:t xml:space="preserve">Получатель: </w:t>
             </w:r>
@@ -1874,12 +1822,12 @@
             <w:pPr>
               <w:spacing w:before="20" w:after="20"/>
               <w:rPr>
-                <w:rFonts w:asciiTheme="majorHAnsi" w:hAnsiTheme="majorHAnsi" w:cstheme="majorHAnsi"/>
-              </w:rPr>
-            </w:pPr>
-            <w:r>
-              <w:rPr>
-                <w:rFonts w:asciiTheme="majorHAnsi" w:hAnsiTheme="majorHAnsi" w:cstheme="majorHAnsi"/>
+                <w:rFonts w:ascii="Times New Roman" w:hAnsi="Times New Roman" w:cs="Times New Roman"/>
+              </w:rPr>
+            </w:pPr>
+            <w:r>
+              <w:rPr>
+                <w:rFonts w:ascii="Times New Roman" w:hAnsi="Times New Roman" w:cs="Times New Roman"/>
               </w:rPr>
               <w:t>{{СЧЕТ_ВАЛЮТА}} {{СЧЕТ_НОМЕР}} ОсОО "Авто Континент"</w:t>
             </w:r>
@@ -1888,15 +1836,15 @@
             <w:pPr>
               <w:spacing w:before="20" w:after="20"/>
               <w:rPr>
-                <w:rFonts w:asciiTheme="majorHAnsi" w:hAnsiTheme="majorHAnsi" w:cstheme="majorHAnsi"/>
-              </w:rPr>
-            </w:pPr>
-          </w:p>
-          <w:p>
-            <w:pPr>
-              <w:spacing w:before="20" w:after="20"/>
-              <w:rPr>
-                <w:rFonts w:asciiTheme="majorHAnsi" w:hAnsiTheme="majorHAnsi" w:cstheme="majorHAnsi"/>
+                <w:rFonts w:ascii="Times New Roman" w:hAnsi="Times New Roman" w:cs="Times New Roman"/>
+              </w:rPr>
+            </w:pPr>
+          </w:p>
+          <w:p>
+            <w:pPr>
+              <w:spacing w:before="20" w:after="20"/>
+              <w:rPr>
+                <w:rFonts w:ascii="Times New Roman" w:hAnsi="Times New Roman" w:cs="Times New Roman"/>
               </w:rPr>
             </w:pPr>
           </w:p>
@@ -1909,14 +1857,14 @@
             <w:pPr>
               <w:spacing w:before="20" w:after="20"/>
               <w:rPr>
-                <w:rFonts w:asciiTheme="majorHAnsi" w:hAnsiTheme="majorHAnsi" w:cstheme="majorHAnsi"/>
+                <w:rFonts w:ascii="Times New Roman" w:hAnsi="Times New Roman" w:cs="Times New Roman"/>
                 <w:b/>
                 <w:bCs/>
               </w:rPr>
             </w:pPr>
             <w:r>
               <w:rPr>
-                <w:rFonts w:asciiTheme="majorHAnsi" w:hAnsiTheme="majorHAnsi" w:cstheme="majorHAnsi"/>
+                <w:rFonts w:ascii="Times New Roman" w:hAnsi="Times New Roman" w:cs="Times New Roman"/>
                 <w:b/>
                 <w:bCs/>
               </w:rPr>
@@ -1927,20 +1875,20 @@
             <w:pPr>
               <w:spacing w:before="20" w:after="20"/>
               <w:rPr>
-                <w:rFonts w:asciiTheme="majorHAnsi" w:hAnsiTheme="majorHAnsi" w:cstheme="majorHAnsi"/>
-              </w:rPr>
-            </w:pPr>
-          </w:p>
-          <w:p>
-            <w:pPr>
-              <w:spacing w:before="20" w:after="20"/>
-              <w:rPr>
-                <w:rFonts w:asciiTheme="majorHAnsi" w:hAnsiTheme="majorHAnsi" w:cstheme="majorHAnsi"/>
-              </w:rPr>
-            </w:pPr>
-            <w:r>
-              <w:rPr>
-                <w:rFonts w:asciiTheme="majorHAnsi" w:hAnsiTheme="majorHAnsi" w:cstheme="majorHAnsi"/>
+                <w:rFonts w:ascii="Times New Roman" w:hAnsi="Times New Roman" w:cs="Times New Roman"/>
+              </w:rPr>
+            </w:pPr>
+          </w:p>
+          <w:p>
+            <w:pPr>
+              <w:spacing w:before="20" w:after="20"/>
+              <w:rPr>
+                <w:rFonts w:ascii="Times New Roman" w:hAnsi="Times New Roman" w:cs="Times New Roman"/>
+              </w:rPr>
+            </w:pPr>
+            <w:r>
+              <w:rPr>
+                <w:rFonts w:ascii="Times New Roman" w:hAnsi="Times New Roman" w:cs="Times New Roman"/>
               </w:rPr>
               <w:t>{{ПОКУПАТЕЛЬ_ФИО}} {{ПОКУПАТЕЛЬ_ДАТА_РОЖДЕНИЯ}}</w:t>
             </w:r>
@@ -1949,20 +1897,20 @@
             <w:pPr>
               <w:spacing w:before="20" w:after="20"/>
               <w:rPr>
-                <w:rFonts w:asciiTheme="majorHAnsi" w:hAnsiTheme="majorHAnsi" w:cstheme="majorHAnsi"/>
-              </w:rPr>
-            </w:pPr>
-          </w:p>
-          <w:p>
-            <w:pPr>
-              <w:spacing w:before="20" w:after="20"/>
-              <w:rPr>
-                <w:rFonts w:asciiTheme="majorHAnsi" w:hAnsiTheme="majorHAnsi" w:cstheme="majorHAnsi"/>
-              </w:rPr>
-            </w:pPr>
-            <w:r>
-              <w:rPr>
-                <w:rFonts w:asciiTheme="majorHAnsi" w:hAnsiTheme="majorHAnsi" w:cstheme="majorHAnsi"/>
+                <w:rFonts w:ascii="Times New Roman" w:hAnsi="Times New Roman" w:cs="Times New Roman"/>
+              </w:rPr>
+            </w:pPr>
+          </w:p>
+          <w:p>
+            <w:pPr>
+              <w:spacing w:before="20" w:after="20"/>
+              <w:rPr>
+                <w:rFonts w:ascii="Times New Roman" w:hAnsi="Times New Roman" w:cs="Times New Roman"/>
+              </w:rPr>
+            </w:pPr>
+            <w:r>
+              <w:rPr>
+                <w:rFonts w:ascii="Times New Roman" w:hAnsi="Times New Roman" w:cs="Times New Roman"/>
               </w:rPr>
               <w:t>Паспорт: серия {{ПАСПОРТ_СЕРИЯ}} № {{ПАСПОРТ_НОМЕР}}</w:t>
             </w:r>
@@ -1971,12 +1919,12 @@
             <w:pPr>
               <w:spacing w:before="20" w:after="20"/>
               <w:rPr>
-                <w:rFonts w:asciiTheme="majorHAnsi" w:hAnsiTheme="majorHAnsi" w:cstheme="majorHAnsi"/>
-              </w:rPr>
-            </w:pPr>
-            <w:r>
-              <w:rPr>
-                <w:rFonts w:asciiTheme="majorHAnsi" w:hAnsiTheme="majorHAnsi" w:cstheme="majorHAnsi"/>
+                <w:rFonts w:ascii="Times New Roman" w:hAnsi="Times New Roman" w:cs="Times New Roman"/>
+              </w:rPr>
+            </w:pPr>
+            <w:r>
+              <w:rPr>
+                <w:rFonts w:ascii="Times New Roman" w:hAnsi="Times New Roman" w:cs="Times New Roman"/>
               </w:rPr>
               <w:t>Выдан: {{ПАСПОРТ_ВЫДАН}} {{ПАСПОРТ_ДАТА_ВЫДАЧИ}}</w:t>
             </w:r>
@@ -1985,12 +1933,12 @@
             <w:pPr>
               <w:spacing w:before="20" w:after="20"/>
               <w:rPr>
-                <w:rFonts w:asciiTheme="majorHAnsi" w:hAnsiTheme="majorHAnsi" w:cstheme="majorHAnsi"/>
-              </w:rPr>
-            </w:pPr>
-            <w:r>
-              <w:rPr>
-                <w:rFonts w:asciiTheme="majorHAnsi" w:hAnsiTheme="majorHAnsi" w:cstheme="majorHAnsi"/>
+                <w:rFonts w:ascii="Times New Roman" w:hAnsi="Times New Roman" w:cs="Times New Roman"/>
+              </w:rPr>
+            </w:pPr>
+            <w:r>
+              <w:rPr>
+                <w:rFonts w:ascii="Times New Roman" w:hAnsi="Times New Roman" w:cs="Times New Roman"/>
               </w:rPr>
               <w:t>Код подразделения: {{ПАСПОРТ_КОД}}</w:t>
             </w:r>
@@ -1999,20 +1947,20 @@
             <w:pPr>
               <w:spacing w:before="20" w:after="20"/>
               <w:rPr>
-                <w:rFonts w:asciiTheme="majorHAnsi" w:hAnsiTheme="majorHAnsi" w:cstheme="majorHAnsi"/>
-              </w:rPr>
-            </w:pPr>
-          </w:p>
-          <w:p>
-            <w:pPr>
-              <w:spacing w:before="20" w:after="20"/>
-              <w:rPr>
-                <w:rFonts w:asciiTheme="majorHAnsi" w:hAnsiTheme="majorHAnsi" w:cstheme="majorHAnsi"/>
-              </w:rPr>
-            </w:pPr>
-            <w:r>
-              <w:rPr>
-                <w:rFonts w:asciiTheme="majorHAnsi" w:hAnsiTheme="majorHAnsi" w:cstheme="majorHAnsi"/>
+                <w:rFonts w:ascii="Times New Roman" w:hAnsi="Times New Roman" w:cs="Times New Roman"/>
+              </w:rPr>
+            </w:pPr>
+          </w:p>
+          <w:p>
+            <w:pPr>
+              <w:spacing w:before="20" w:after="20"/>
+              <w:rPr>
+                <w:rFonts w:ascii="Times New Roman" w:hAnsi="Times New Roman" w:cs="Times New Roman"/>
+              </w:rPr>
+            </w:pPr>
+            <w:r>
+              <w:rPr>
+                <w:rFonts w:ascii="Times New Roman" w:hAnsi="Times New Roman" w:cs="Times New Roman"/>
               </w:rPr>
               <w:t>Зарегистрирован(а): {{ПОКУПАТЕЛЬ_АДРЕС}}</w:t>
             </w:r>
@@ -2021,63 +1969,63 @@
             <w:pPr>
               <w:spacing w:before="20" w:after="20"/>
               <w:rPr>
-                <w:rFonts w:asciiTheme="majorHAnsi" w:hAnsiTheme="majorHAnsi" w:cstheme="majorHAnsi"/>
-              </w:rPr>
-            </w:pPr>
-          </w:p>
-          <w:p>
-            <w:pPr>
-              <w:spacing w:before="20" w:after="20"/>
-              <w:rPr>
-                <w:rFonts w:asciiTheme="majorHAnsi" w:hAnsiTheme="majorHAnsi" w:cstheme="majorHAnsi"/>
-              </w:rPr>
-            </w:pPr>
-          </w:p>
-          <w:p>
-            <w:pPr>
-              <w:spacing w:before="20" w:after="20"/>
-              <w:rPr>
-                <w:rFonts w:asciiTheme="majorHAnsi" w:hAnsiTheme="majorHAnsi" w:cstheme="majorHAnsi"/>
-              </w:rPr>
-            </w:pPr>
-          </w:p>
-          <w:p>
-            <w:pPr>
-              <w:spacing w:before="20" w:after="20"/>
-              <w:rPr>
-                <w:rFonts w:asciiTheme="majorHAnsi" w:hAnsiTheme="majorHAnsi" w:cstheme="majorHAnsi"/>
-              </w:rPr>
-            </w:pPr>
-          </w:p>
-          <w:p>
-            <w:pPr>
-              <w:spacing w:before="20" w:after="20"/>
-              <w:rPr>
-                <w:rFonts w:asciiTheme="majorHAnsi" w:hAnsiTheme="majorHAnsi" w:cstheme="majorHAnsi"/>
-              </w:rPr>
-            </w:pPr>
-          </w:p>
-          <w:p>
-            <w:pPr>
-              <w:spacing w:before="20" w:after="20"/>
-              <w:rPr>
-                <w:rFonts w:asciiTheme="majorHAnsi" w:hAnsiTheme="majorHAnsi" w:cstheme="majorHAnsi"/>
-              </w:rPr>
-            </w:pPr>
-          </w:p>
-          <w:p>
-            <w:pPr>
-              <w:spacing w:before="20" w:after="20"/>
-              <w:rPr>
-                <w:rFonts w:asciiTheme="majorHAnsi" w:hAnsiTheme="majorHAnsi" w:cstheme="majorHAnsi"/>
-              </w:rPr>
-            </w:pPr>
-          </w:p>
-          <w:p>
-            <w:pPr>
-              <w:spacing w:before="20" w:after="20"/>
-              <w:rPr>
-                <w:rFonts w:asciiTheme="majorHAnsi" w:hAnsiTheme="majorHAnsi" w:cstheme="majorHAnsi"/>
+                <w:rFonts w:ascii="Times New Roman" w:hAnsi="Times New Roman" w:cs="Times New Roman"/>
+              </w:rPr>
+            </w:pPr>
+          </w:p>
+          <w:p>
+            <w:pPr>
+              <w:spacing w:before="20" w:after="20"/>
+              <w:rPr>
+                <w:rFonts w:ascii="Times New Roman" w:hAnsi="Times New Roman" w:cs="Times New Roman"/>
+              </w:rPr>
+            </w:pPr>
+          </w:p>
+          <w:p>
+            <w:pPr>
+              <w:spacing w:before="20" w:after="20"/>
+              <w:rPr>
+                <w:rFonts w:ascii="Times New Roman" w:hAnsi="Times New Roman" w:cs="Times New Roman"/>
+              </w:rPr>
+            </w:pPr>
+          </w:p>
+          <w:p>
+            <w:pPr>
+              <w:spacing w:before="20" w:after="20"/>
+              <w:rPr>
+                <w:rFonts w:ascii="Times New Roman" w:hAnsi="Times New Roman" w:cs="Times New Roman"/>
+              </w:rPr>
+            </w:pPr>
+          </w:p>
+          <w:p>
+            <w:pPr>
+              <w:spacing w:before="20" w:after="20"/>
+              <w:rPr>
+                <w:rFonts w:ascii="Times New Roman" w:hAnsi="Times New Roman" w:cs="Times New Roman"/>
+              </w:rPr>
+            </w:pPr>
+          </w:p>
+          <w:p>
+            <w:pPr>
+              <w:spacing w:before="20" w:after="20"/>
+              <w:rPr>
+                <w:rFonts w:ascii="Times New Roman" w:hAnsi="Times New Roman" w:cs="Times New Roman"/>
+              </w:rPr>
+            </w:pPr>
+          </w:p>
+          <w:p>
+            <w:pPr>
+              <w:spacing w:before="20" w:after="20"/>
+              <w:rPr>
+                <w:rFonts w:ascii="Times New Roman" w:hAnsi="Times New Roman" w:cs="Times New Roman"/>
+              </w:rPr>
+            </w:pPr>
+          </w:p>
+          <w:p>
+            <w:pPr>
+              <w:spacing w:before="20" w:after="20"/>
+              <w:rPr>
+                <w:rFonts w:ascii="Times New Roman" w:hAnsi="Times New Roman" w:cs="Times New Roman"/>
               </w:rPr>
             </w:pPr>
           </w:p>
@@ -2095,7 +2043,7 @@
             <w:pPr>
               <w:spacing w:before="20" w:after="20"/>
               <w:rPr>
-                <w:rFonts w:asciiTheme="majorHAnsi" w:hAnsiTheme="majorHAnsi" w:cstheme="majorHAnsi"/>
+                <w:rFonts w:ascii="Times New Roman" w:hAnsi="Times New Roman" w:cs="Times New Roman"/>
                 <w:b/>
                 <w:bCs/>
               </w:rPr>
@@ -2105,14 +2053,14 @@
             <w:pPr>
               <w:spacing w:before="20" w:after="20"/>
               <w:rPr>
-                <w:rFonts w:asciiTheme="majorHAnsi" w:hAnsiTheme="majorHAnsi" w:cstheme="majorHAnsi"/>
+                <w:rFonts w:ascii="Times New Roman" w:hAnsi="Times New Roman" w:cs="Times New Roman"/>
                 <w:b/>
                 <w:bCs/>
               </w:rPr>
             </w:pPr>
             <w:r>
               <w:rPr>
-                <w:rFonts w:asciiTheme="majorHAnsi" w:hAnsiTheme="majorHAnsi" w:cstheme="majorHAnsi"/>
+                <w:rFonts w:ascii="Times New Roman" w:hAnsi="Times New Roman" w:cs="Times New Roman"/>
                 <w:noProof/>
               </w:rPr>
               <w:drawing>
@@ -2161,7 +2109,7 @@
             </w:r>
             <w:r>
               <w:rPr>
-                <w:rFonts w:asciiTheme="majorHAnsi" w:hAnsiTheme="majorHAnsi" w:cstheme="majorHAnsi"/>
+                <w:rFonts w:ascii="Times New Roman" w:hAnsi="Times New Roman" w:cs="Times New Roman"/>
                 <w:noProof/>
               </w:rPr>
               <w:drawing>
@@ -2213,12 +2161,12 @@
             <w:pPr>
               <w:spacing w:before="20" w:after="20"/>
               <w:rPr>
-                <w:rFonts w:asciiTheme="majorHAnsi" w:hAnsiTheme="majorHAnsi" w:cstheme="majorHAnsi"/>
-              </w:rPr>
-            </w:pPr>
-            <w:r>
-              <w:rPr>
-                <w:rFonts w:asciiTheme="majorHAnsi" w:hAnsiTheme="majorHAnsi" w:cstheme="majorHAnsi"/>
+                <w:rFonts w:ascii="Times New Roman" w:hAnsi="Times New Roman" w:cs="Times New Roman"/>
+              </w:rPr>
+            </w:pPr>
+            <w:r>
+              <w:rPr>
+                <w:rFonts w:ascii="Times New Roman" w:hAnsi="Times New Roman" w:cs="Times New Roman"/>
               </w:rPr>
               <w:t>Подпись: _______________________________/Колотовкин И.В.</w:t>
             </w:r>
@@ -2227,7 +2175,7 @@
             <w:pPr>
               <w:spacing w:before="20" w:after="20"/>
               <w:rPr>
-                <w:rFonts w:asciiTheme="majorHAnsi" w:hAnsiTheme="majorHAnsi" w:cstheme="majorHAnsi"/>
+                <w:rFonts w:ascii="Times New Roman" w:hAnsi="Times New Roman" w:cs="Times New Roman"/>
                 <w:b/>
                 <w:bCs/>
               </w:rPr>
@@ -2237,7 +2185,7 @@
             <w:pPr>
               <w:spacing w:before="20" w:after="20"/>
               <w:rPr>
-                <w:rFonts w:asciiTheme="majorHAnsi" w:hAnsiTheme="majorHAnsi" w:cstheme="majorHAnsi"/>
+                <w:rFonts w:ascii="Times New Roman" w:hAnsi="Times New Roman" w:cs="Times New Roman"/>
                 <w:b/>
                 <w:bCs/>
               </w:rPr>
@@ -2252,7 +2200,7 @@
             <w:pPr>
               <w:spacing w:before="20" w:after="20"/>
               <w:rPr>
-                <w:rFonts w:asciiTheme="majorHAnsi" w:hAnsiTheme="majorHAnsi" w:cstheme="majorHAnsi"/>
+                <w:rFonts w:ascii="Times New Roman" w:hAnsi="Times New Roman" w:cs="Times New Roman"/>
                 <w:b/>
                 <w:bCs/>
               </w:rPr>
@@ -2262,7 +2210,7 @@
             <w:pPr>
               <w:spacing w:before="20" w:after="20"/>
               <w:rPr>
-                <w:rFonts w:asciiTheme="majorHAnsi" w:hAnsiTheme="majorHAnsi" w:cstheme="majorHAnsi"/>
+                <w:rFonts w:ascii="Times New Roman" w:hAnsi="Times New Roman" w:cs="Times New Roman"/>
                 <w:b/>
                 <w:bCs/>
               </w:rPr>
@@ -2272,14 +2220,14 @@
             <w:pPr>
               <w:spacing w:before="20" w:after="20"/>
               <w:rPr>
-                <w:rFonts w:asciiTheme="majorHAnsi" w:hAnsiTheme="majorHAnsi" w:cstheme="majorHAnsi"/>
+                <w:rFonts w:ascii="Times New Roman" w:hAnsi="Times New Roman" w:cs="Times New Roman"/>
                 <w:b/>
                 <w:bCs/>
               </w:rPr>
             </w:pPr>
             <w:r>
               <w:rPr>
-                <w:rFonts w:asciiTheme="majorHAnsi" w:hAnsiTheme="majorHAnsi" w:cstheme="majorHAnsi"/>
+                <w:rFonts w:ascii="Times New Roman" w:hAnsi="Times New Roman" w:cs="Times New Roman"/>
               </w:rPr>
               <w:t>Подпись: _______________________________/{{ПОКУПАТЕЛЬ_ИНИЦИАЛЫ}}</w:t>
             </w:r>
@@ -2288,7 +2236,7 @@
             <w:pPr>
               <w:spacing w:before="20" w:after="20"/>
               <w:rPr>
-                <w:rFonts w:asciiTheme="majorHAnsi" w:hAnsiTheme="majorHAnsi" w:cstheme="majorHAnsi"/>
+                <w:rFonts w:ascii="Times New Roman" w:hAnsi="Times New Roman" w:cs="Times New Roman"/>
                 <w:b/>
                 <w:bCs/>
               </w:rPr>
@@ -2298,7 +2246,7 @@
             <w:pPr>
               <w:spacing w:before="20" w:after="20"/>
               <w:rPr>
-                <w:rFonts w:asciiTheme="majorHAnsi" w:hAnsiTheme="majorHAnsi" w:cstheme="majorHAnsi"/>
+                <w:rFonts w:ascii="Times New Roman" w:hAnsi="Times New Roman" w:cs="Times New Roman"/>
                 <w:b/>
                 <w:bCs/>
               </w:rPr>
@@ -2309,29 +2257,27 @@
     </w:tbl>
     <w:p>
       <w:pPr>
-        <w:spacing w:line="228" w:lineRule="auto"/>
-        <w:rPr>
-          <w:rFonts w:asciiTheme="majorHAnsi" w:hAnsiTheme="majorHAnsi" w:cstheme="majorHAnsi"/>
-        </w:rPr>
-      </w:pPr>
-      <w:r>
-        <w:rPr>
-          <w:rFonts w:asciiTheme="majorHAnsi" w:hAnsiTheme="majorHAnsi" w:cstheme="majorHAnsi"/>
+        <w:rPr>
+          <w:rFonts w:ascii="Times New Roman" w:hAnsi="Times New Roman" w:cs="Times New Roman"/>
+        </w:rPr>
+      </w:pPr>
+      <w:r>
+        <w:rPr>
+          <w:rFonts w:ascii="Times New Roman" w:hAnsi="Times New Roman" w:cs="Times New Roman"/>
         </w:rPr>
         <w:br w:type="page"/>
       </w:r>
     </w:p>
     <w:p>
       <w:pPr>
-        <w:spacing w:line="228" w:lineRule="auto"/>
         <w:jc w:val="right"/>
         <w:rPr>
-          <w:rFonts w:asciiTheme="majorHAnsi" w:hAnsiTheme="majorHAnsi" w:cstheme="majorHAnsi"/>
-        </w:rPr>
-      </w:pPr>
-      <w:r>
-        <w:rPr>
-          <w:rFonts w:asciiTheme="majorHAnsi" w:hAnsiTheme="majorHAnsi" w:cstheme="majorHAnsi"/>
+          <w:rFonts w:ascii="Times New Roman" w:hAnsi="Times New Roman" w:cs="Times New Roman"/>
+        </w:rPr>
+      </w:pPr>
+      <w:r>
+        <w:rPr>
+          <w:rFonts w:ascii="Times New Roman" w:hAnsi="Times New Roman" w:cs="Times New Roman"/>
           <w:color w:val="000000"/>
         </w:rPr>
         <w:lastRenderedPageBreak/>
@@ -2339,7 +2285,7 @@
       </w:r>
       <w:r>
         <w:rPr>
-          <w:rFonts w:asciiTheme="majorHAnsi" w:hAnsiTheme="majorHAnsi" w:cstheme="majorHAnsi"/>
+          <w:rFonts w:ascii="Times New Roman" w:hAnsi="Times New Roman" w:cs="Times New Roman"/>
           <w:color w:val="000000"/>
         </w:rPr>
         <w:br/>
@@ -2347,7 +2293,7 @@
       </w:r>
       <w:r>
         <w:rPr>
-          <w:rFonts w:asciiTheme="majorHAnsi" w:hAnsiTheme="majorHAnsi" w:cstheme="majorHAnsi"/>
+          <w:rFonts w:ascii="Times New Roman" w:hAnsi="Times New Roman" w:cs="Times New Roman"/>
           <w:color w:val="000000"/>
         </w:rPr>
         <w:br/>
@@ -2356,15 +2302,15 @@
     </w:p>
     <w:p>
       <w:pPr>
-        <w:spacing w:before="200" w:after="80" w:line="228" w:lineRule="auto"/>
+        <w:spacing w:before="200" w:after="80"/>
         <w:jc w:val="center"/>
         <w:rPr>
-          <w:rFonts w:asciiTheme="majorHAnsi" w:hAnsiTheme="majorHAnsi" w:cstheme="majorHAnsi"/>
-        </w:rPr>
-      </w:pPr>
-      <w:r>
-        <w:rPr>
-          <w:rFonts w:asciiTheme="majorHAnsi" w:hAnsiTheme="majorHAnsi" w:cstheme="majorHAnsi"/>
+          <w:rFonts w:ascii="Times New Roman" w:hAnsi="Times New Roman" w:cs="Times New Roman"/>
+        </w:rPr>
+      </w:pPr>
+      <w:r>
+        <w:rPr>
+          <w:rFonts w:ascii="Times New Roman" w:hAnsi="Times New Roman" w:cs="Times New Roman"/>
           <w:b/>
           <w:bCs/>
           <w:color w:val="000000"/>
@@ -2374,15 +2320,14 @@
     </w:p>
     <w:p>
       <w:pPr>
-        <w:spacing w:line="228" w:lineRule="auto"/>
         <w:jc w:val="center"/>
         <w:rPr>
-          <w:rFonts w:asciiTheme="majorHAnsi" w:hAnsiTheme="majorHAnsi" w:cstheme="majorHAnsi"/>
-        </w:rPr>
-      </w:pPr>
-      <w:r>
-        <w:rPr>
-          <w:rFonts w:asciiTheme="majorHAnsi" w:hAnsiTheme="majorHAnsi" w:cstheme="majorHAnsi"/>
+          <w:rFonts w:ascii="Times New Roman" w:hAnsi="Times New Roman" w:cs="Times New Roman"/>
+        </w:rPr>
+      </w:pPr>
+      <w:r>
+        <w:rPr>
+          <w:rFonts w:ascii="Times New Roman" w:hAnsi="Times New Roman" w:cs="Times New Roman"/>
           <w:color w:val="000000"/>
         </w:rPr>
         <w:t>на передачу денежных средств Получателю</w:t>
@@ -2390,16 +2335,16 @@
     </w:p>
     <w:p>
       <w:pPr>
-        <w:spacing w:before="40" w:after="40" w:line="228" w:lineRule="auto"/>
+        <w:spacing w:before="40" w:after="40"/>
         <w:ind w:firstLine="709"/>
         <w:jc w:val="both"/>
         <w:rPr>
-          <w:rFonts w:asciiTheme="majorHAnsi" w:hAnsiTheme="majorHAnsi" w:cstheme="majorHAnsi"/>
-        </w:rPr>
-      </w:pPr>
-      <w:r>
-        <w:rPr>
-          <w:rFonts w:asciiTheme="majorHAnsi" w:hAnsiTheme="majorHAnsi" w:cstheme="majorHAnsi"/>
+          <w:rFonts w:ascii="Times New Roman" w:hAnsi="Times New Roman" w:cs="Times New Roman"/>
+        </w:rPr>
+      </w:pPr>
+      <w:r>
+        <w:rPr>
+          <w:rFonts w:ascii="Times New Roman" w:hAnsi="Times New Roman" w:cs="Times New Roman"/>
           <w:color w:val="000000"/>
         </w:rPr>
         <w:t>Настоящим Принципал поручает Агенту осуществить передачу денежных средств Получателю (продавцу транспортного средства) на следующих условиях:</w:t>
@@ -2439,12 +2384,12 @@
             <w:pPr>
               <w:spacing w:before="20" w:after="20"/>
               <w:rPr>
-                <w:rFonts w:asciiTheme="majorHAnsi" w:hAnsiTheme="majorHAnsi" w:cstheme="majorHAnsi"/>
-              </w:rPr>
-            </w:pPr>
-            <w:r>
-              <w:rPr>
-                <w:rFonts w:asciiTheme="majorHAnsi" w:hAnsiTheme="majorHAnsi" w:cstheme="majorHAnsi"/>
+                <w:rFonts w:ascii="Times New Roman" w:hAnsi="Times New Roman" w:cs="Times New Roman"/>
+              </w:rPr>
+            </w:pPr>
+            <w:r>
+              <w:rPr>
+                <w:rFonts w:ascii="Times New Roman" w:hAnsi="Times New Roman" w:cs="Times New Roman"/>
                 <w:b/>
                 <w:bCs/>
               </w:rPr>
@@ -2460,12 +2405,12 @@
             <w:pPr>
               <w:spacing w:before="20" w:after="20"/>
               <w:rPr>
-                <w:rFonts w:asciiTheme="majorHAnsi" w:hAnsiTheme="majorHAnsi" w:cstheme="majorHAnsi"/>
-              </w:rPr>
-            </w:pPr>
-            <w:r>
-              <w:rPr>
-                <w:rFonts w:asciiTheme="majorHAnsi" w:hAnsiTheme="majorHAnsi" w:cstheme="majorHAnsi"/>
+                <w:rFonts w:ascii="Times New Roman" w:hAnsi="Times New Roman" w:cs="Times New Roman"/>
+              </w:rPr>
+            </w:pPr>
+            <w:r>
+              <w:rPr>
+                <w:rFonts w:ascii="Times New Roman" w:hAnsi="Times New Roman" w:cs="Times New Roman"/>
               </w:rPr>
               <w:t>{{ПРОДАВЕЦ_ФИО}}</w:t>
             </w:r>
@@ -2485,12 +2430,12 @@
             <w:pPr>
               <w:spacing w:before="20" w:after="20"/>
               <w:rPr>
-                <w:rFonts w:asciiTheme="majorHAnsi" w:hAnsiTheme="majorHAnsi" w:cstheme="majorHAnsi"/>
-              </w:rPr>
-            </w:pPr>
-            <w:r>
-              <w:rPr>
-                <w:rFonts w:asciiTheme="majorHAnsi" w:hAnsiTheme="majorHAnsi" w:cstheme="majorHAnsi"/>
+                <w:rFonts w:ascii="Times New Roman" w:hAnsi="Times New Roman" w:cs="Times New Roman"/>
+              </w:rPr>
+            </w:pPr>
+            <w:r>
+              <w:rPr>
+                <w:rFonts w:ascii="Times New Roman" w:hAnsi="Times New Roman" w:cs="Times New Roman"/>
                 <w:b/>
                 <w:bCs/>
               </w:rPr>
@@ -2506,12 +2451,12 @@
             <w:pPr>
               <w:spacing w:before="20" w:after="20"/>
               <w:rPr>
-                <w:rFonts w:asciiTheme="majorHAnsi" w:hAnsiTheme="majorHAnsi" w:cstheme="majorHAnsi"/>
-              </w:rPr>
-            </w:pPr>
-            <w:r>
-              <w:rPr>
-                <w:rFonts w:asciiTheme="majorHAnsi" w:hAnsiTheme="majorHAnsi" w:cstheme="majorHAnsi"/>
+                <w:rFonts w:ascii="Times New Roman" w:hAnsi="Times New Roman" w:cs="Times New Roman"/>
+              </w:rPr>
+            </w:pPr>
+            <w:r>
+              <w:rPr>
+                <w:rFonts w:ascii="Times New Roman" w:hAnsi="Times New Roman" w:cs="Times New Roman"/>
               </w:rPr>
               <w:t>{{ПРОДАВЕЦ_ДАТА_РОЖДЕНИЯ}}</w:t>
             </w:r>
@@ -2531,12 +2476,12 @@
             <w:pPr>
               <w:spacing w:before="20" w:after="20"/>
               <w:rPr>
-                <w:rFonts w:asciiTheme="majorHAnsi" w:hAnsiTheme="majorHAnsi" w:cstheme="majorHAnsi"/>
-              </w:rPr>
-            </w:pPr>
-            <w:r>
-              <w:rPr>
-                <w:rFonts w:asciiTheme="majorHAnsi" w:hAnsiTheme="majorHAnsi" w:cstheme="majorHAnsi"/>
+                <w:rFonts w:ascii="Times New Roman" w:hAnsi="Times New Roman" w:cs="Times New Roman"/>
+              </w:rPr>
+            </w:pPr>
+            <w:r>
+              <w:rPr>
+                <w:rFonts w:ascii="Times New Roman" w:hAnsi="Times New Roman" w:cs="Times New Roman"/>
                 <w:b/>
                 <w:bCs/>
               </w:rPr>
@@ -2552,12 +2497,12 @@
             <w:pPr>
               <w:spacing w:before="20" w:after="20"/>
               <w:rPr>
-                <w:rFonts w:asciiTheme="majorHAnsi" w:hAnsiTheme="majorHAnsi" w:cstheme="majorHAnsi"/>
-              </w:rPr>
-            </w:pPr>
-            <w:r>
-              <w:rPr>
-                <w:rFonts w:asciiTheme="majorHAnsi" w:hAnsiTheme="majorHAnsi" w:cstheme="majorHAnsi"/>
+                <w:rFonts w:ascii="Times New Roman" w:hAnsi="Times New Roman" w:cs="Times New Roman"/>
+              </w:rPr>
+            </w:pPr>
+            <w:r>
+              <w:rPr>
+                <w:rFonts w:ascii="Times New Roman" w:hAnsi="Times New Roman" w:cs="Times New Roman"/>
               </w:rPr>
               <w:t>{{ПРОДАВЕЦ_ID_НОМЕР}}</w:t>
             </w:r>
@@ -2577,12 +2522,12 @@
             <w:pPr>
               <w:spacing w:before="20" w:after="20"/>
               <w:rPr>
-                <w:rFonts w:asciiTheme="majorHAnsi" w:hAnsiTheme="majorHAnsi" w:cstheme="majorHAnsi"/>
-              </w:rPr>
-            </w:pPr>
-            <w:r>
-              <w:rPr>
-                <w:rFonts w:asciiTheme="majorHAnsi" w:hAnsiTheme="majorHAnsi" w:cstheme="majorHAnsi"/>
+                <w:rFonts w:ascii="Times New Roman" w:hAnsi="Times New Roman" w:cs="Times New Roman"/>
+              </w:rPr>
+            </w:pPr>
+            <w:r>
+              <w:rPr>
+                <w:rFonts w:ascii="Times New Roman" w:hAnsi="Times New Roman" w:cs="Times New Roman"/>
                 <w:b/>
                 <w:bCs/>
               </w:rPr>
@@ -2598,12 +2543,12 @@
             <w:pPr>
               <w:spacing w:before="20" w:after="20"/>
               <w:rPr>
-                <w:rFonts w:asciiTheme="majorHAnsi" w:hAnsiTheme="majorHAnsi" w:cstheme="majorHAnsi"/>
-              </w:rPr>
-            </w:pPr>
-            <w:r>
-              <w:rPr>
-                <w:rFonts w:asciiTheme="majorHAnsi" w:hAnsiTheme="majorHAnsi" w:cstheme="majorHAnsi"/>
+                <w:rFonts w:ascii="Times New Roman" w:hAnsi="Times New Roman" w:cs="Times New Roman"/>
+              </w:rPr>
+            </w:pPr>
+            <w:r>
+              <w:rPr>
+                <w:rFonts w:ascii="Times New Roman" w:hAnsi="Times New Roman" w:cs="Times New Roman"/>
               </w:rPr>
               <w:t>{{ПРОДАВЕЦ_ID_ВЫДАНА}}</w:t>
             </w:r>
@@ -2623,12 +2568,12 @@
             <w:pPr>
               <w:spacing w:before="20" w:after="20"/>
               <w:rPr>
-                <w:rFonts w:asciiTheme="majorHAnsi" w:hAnsiTheme="majorHAnsi" w:cstheme="majorHAnsi"/>
-              </w:rPr>
-            </w:pPr>
-            <w:r>
-              <w:rPr>
-                <w:rFonts w:asciiTheme="majorHAnsi" w:hAnsiTheme="majorHAnsi" w:cstheme="majorHAnsi"/>
+                <w:rFonts w:ascii="Times New Roman" w:hAnsi="Times New Roman" w:cs="Times New Roman"/>
+              </w:rPr>
+            </w:pPr>
+            <w:r>
+              <w:rPr>
+                <w:rFonts w:ascii="Times New Roman" w:hAnsi="Times New Roman" w:cs="Times New Roman"/>
                 <w:b/>
                 <w:bCs/>
               </w:rPr>
@@ -2644,12 +2589,12 @@
             <w:pPr>
               <w:spacing w:before="20" w:after="20"/>
               <w:rPr>
-                <w:rFonts w:asciiTheme="majorHAnsi" w:hAnsiTheme="majorHAnsi" w:cstheme="majorHAnsi"/>
-              </w:rPr>
-            </w:pPr>
-            <w:r>
-              <w:rPr>
-                <w:rFonts w:asciiTheme="majorHAnsi" w:hAnsiTheme="majorHAnsi" w:cstheme="majorHAnsi"/>
+                <w:rFonts w:ascii="Times New Roman" w:hAnsi="Times New Roman" w:cs="Times New Roman"/>
+              </w:rPr>
+            </w:pPr>
+            <w:r>
+              <w:rPr>
+                <w:rFonts w:ascii="Times New Roman" w:hAnsi="Times New Roman" w:cs="Times New Roman"/>
               </w:rPr>
               <w:t>{{ПРОДАВЕЦ_АДРЕС}}</w:t>
             </w:r>
@@ -2669,12 +2614,12 @@
             <w:pPr>
               <w:spacing w:before="20" w:after="20"/>
               <w:rPr>
-                <w:rFonts w:asciiTheme="majorHAnsi" w:hAnsiTheme="majorHAnsi" w:cstheme="majorHAnsi"/>
-              </w:rPr>
-            </w:pPr>
-            <w:r>
-              <w:rPr>
-                <w:rFonts w:asciiTheme="majorHAnsi" w:hAnsiTheme="majorHAnsi" w:cstheme="majorHAnsi"/>
+                <w:rFonts w:ascii="Times New Roman" w:hAnsi="Times New Roman" w:cs="Times New Roman"/>
+              </w:rPr>
+            </w:pPr>
+            <w:r>
+              <w:rPr>
+                <w:rFonts w:ascii="Times New Roman" w:hAnsi="Times New Roman" w:cs="Times New Roman"/>
                 <w:b/>
                 <w:bCs/>
               </w:rPr>
@@ -2690,12 +2635,12 @@
             <w:pPr>
               <w:spacing w:before="20" w:after="20"/>
               <w:rPr>
-                <w:rFonts w:asciiTheme="majorHAnsi" w:hAnsiTheme="majorHAnsi" w:cstheme="majorHAnsi"/>
-              </w:rPr>
-            </w:pPr>
-            <w:r>
-              <w:rPr>
-                <w:rFonts w:asciiTheme="majorHAnsi" w:hAnsiTheme="majorHAnsi" w:cstheme="majorHAnsi"/>
+                <w:rFonts w:ascii="Times New Roman" w:hAnsi="Times New Roman" w:cs="Times New Roman"/>
+              </w:rPr>
+            </w:pPr>
+            <w:r>
+              <w:rPr>
+                <w:rFonts w:ascii="Times New Roman" w:hAnsi="Times New Roman" w:cs="Times New Roman"/>
               </w:rPr>
               <w:t>Оплата за автомобиль по договору купли-продажи ТС № {{НОМЕР}} от «{{ДЕНЬ}}» {{МЕСЯЦ}} {{ГОД}} г.</w:t>
             </w:r>
@@ -2715,12 +2660,12 @@
             <w:pPr>
               <w:spacing w:before="20" w:after="20"/>
               <w:rPr>
-                <w:rFonts w:asciiTheme="majorHAnsi" w:hAnsiTheme="majorHAnsi" w:cstheme="majorHAnsi"/>
-              </w:rPr>
-            </w:pPr>
-            <w:r>
-              <w:rPr>
-                <w:rFonts w:asciiTheme="majorHAnsi" w:hAnsiTheme="majorHAnsi" w:cstheme="majorHAnsi"/>
+                <w:rFonts w:ascii="Times New Roman" w:hAnsi="Times New Roman" w:cs="Times New Roman"/>
+              </w:rPr>
+            </w:pPr>
+            <w:r>
+              <w:rPr>
+                <w:rFonts w:ascii="Times New Roman" w:hAnsi="Times New Roman" w:cs="Times New Roman"/>
                 <w:b/>
                 <w:bCs/>
               </w:rPr>
@@ -2736,12 +2681,12 @@
             <w:pPr>
               <w:spacing w:before="20" w:after="20"/>
               <w:rPr>
-                <w:rFonts w:asciiTheme="majorHAnsi" w:hAnsiTheme="majorHAnsi" w:cstheme="majorHAnsi"/>
-              </w:rPr>
-            </w:pPr>
-            <w:r>
-              <w:rPr>
-                <w:rFonts w:asciiTheme="majorHAnsi" w:hAnsiTheme="majorHAnsi" w:cstheme="majorHAnsi"/>
+                <w:rFonts w:ascii="Times New Roman" w:hAnsi="Times New Roman" w:cs="Times New Roman"/>
+              </w:rPr>
+            </w:pPr>
+            <w:r>
+              <w:rPr>
+                <w:rFonts w:ascii="Times New Roman" w:hAnsi="Times New Roman" w:cs="Times New Roman"/>
               </w:rPr>
               <w:t>{{СУММА_НАЛИЧНЫМИ}} ({{СУММА_ПРОПИСЬЮ}})</w:t>
             </w:r>
@@ -2761,12 +2706,12 @@
             <w:pPr>
               <w:spacing w:before="20" w:after="20"/>
               <w:rPr>
-                <w:rFonts w:asciiTheme="majorHAnsi" w:hAnsiTheme="majorHAnsi" w:cstheme="majorHAnsi"/>
-              </w:rPr>
-            </w:pPr>
-            <w:r>
-              <w:rPr>
-                <w:rFonts w:asciiTheme="majorHAnsi" w:hAnsiTheme="majorHAnsi" w:cstheme="majorHAnsi"/>
+                <w:rFonts w:ascii="Times New Roman" w:hAnsi="Times New Roman" w:cs="Times New Roman"/>
+              </w:rPr>
+            </w:pPr>
+            <w:r>
+              <w:rPr>
+                <w:rFonts w:ascii="Times New Roman" w:hAnsi="Times New Roman" w:cs="Times New Roman"/>
                 <w:b/>
                 <w:bCs/>
               </w:rPr>
@@ -2782,12 +2727,12 @@
             <w:pPr>
               <w:spacing w:before="20" w:after="20"/>
               <w:rPr>
-                <w:rFonts w:asciiTheme="majorHAnsi" w:hAnsiTheme="majorHAnsi" w:cstheme="majorHAnsi"/>
-              </w:rPr>
-            </w:pPr>
-            <w:r>
-              <w:rPr>
-                <w:rFonts w:asciiTheme="majorHAnsi" w:hAnsiTheme="majorHAnsi" w:cstheme="majorHAnsi"/>
+                <w:rFonts w:ascii="Times New Roman" w:hAnsi="Times New Roman" w:cs="Times New Roman"/>
+              </w:rPr>
+            </w:pPr>
+            <w:r>
+              <w:rPr>
+                <w:rFonts w:ascii="Times New Roman" w:hAnsi="Times New Roman" w:cs="Times New Roman"/>
               </w:rPr>
               <w:t>{{ВАЛЮТА_НАЛИЧНЫМИ}}</w:t>
             </w:r>
@@ -2807,12 +2752,12 @@
             <w:pPr>
               <w:spacing w:before="20" w:after="20"/>
               <w:rPr>
-                <w:rFonts w:asciiTheme="majorHAnsi" w:hAnsiTheme="majorHAnsi" w:cstheme="majorHAnsi"/>
-              </w:rPr>
-            </w:pPr>
-            <w:r>
-              <w:rPr>
-                <w:rFonts w:asciiTheme="majorHAnsi" w:hAnsiTheme="majorHAnsi" w:cstheme="majorHAnsi"/>
+                <w:rFonts w:ascii="Times New Roman" w:hAnsi="Times New Roman" w:cs="Times New Roman"/>
+              </w:rPr>
+            </w:pPr>
+            <w:r>
+              <w:rPr>
+                <w:rFonts w:ascii="Times New Roman" w:hAnsi="Times New Roman" w:cs="Times New Roman"/>
                 <w:b/>
                 <w:bCs/>
               </w:rPr>
@@ -2828,12 +2773,12 @@
             <w:pPr>
               <w:spacing w:before="20" w:after="20"/>
               <w:rPr>
-                <w:rFonts w:asciiTheme="majorHAnsi" w:hAnsiTheme="majorHAnsi" w:cstheme="majorHAnsi"/>
-              </w:rPr>
-            </w:pPr>
-            <w:r>
-              <w:rPr>
-                <w:rFonts w:asciiTheme="majorHAnsi" w:hAnsiTheme="majorHAnsi" w:cstheme="majorHAnsi"/>
+                <w:rFonts w:ascii="Times New Roman" w:hAnsi="Times New Roman" w:cs="Times New Roman"/>
+              </w:rPr>
+            </w:pPr>
+            <w:r>
+              <w:rPr>
+                <w:rFonts w:ascii="Times New Roman" w:hAnsi="Times New Roman" w:cs="Times New Roman"/>
               </w:rPr>
               <w:t>г. Бишкек</w:t>
             </w:r>
@@ -2853,12 +2798,12 @@
             <w:pPr>
               <w:spacing w:before="20" w:after="20"/>
               <w:rPr>
-                <w:rFonts w:asciiTheme="majorHAnsi" w:hAnsiTheme="majorHAnsi" w:cstheme="majorHAnsi"/>
-              </w:rPr>
-            </w:pPr>
-            <w:r>
-              <w:rPr>
-                <w:rFonts w:asciiTheme="majorHAnsi" w:hAnsiTheme="majorHAnsi" w:cstheme="majorHAnsi"/>
+                <w:rFonts w:ascii="Times New Roman" w:hAnsi="Times New Roman" w:cs="Times New Roman"/>
+              </w:rPr>
+            </w:pPr>
+            <w:r>
+              <w:rPr>
+                <w:rFonts w:ascii="Times New Roman" w:hAnsi="Times New Roman" w:cs="Times New Roman"/>
                 <w:b/>
                 <w:bCs/>
               </w:rPr>
@@ -2874,7 +2819,7 @@
             <w:pPr>
               <w:spacing w:before="20" w:after="20"/>
               <w:rPr>
-                <w:rFonts w:asciiTheme="majorHAnsi" w:hAnsiTheme="majorHAnsi" w:cstheme="majorHAnsi"/>
+                <w:rFonts w:ascii="Times New Roman" w:hAnsi="Times New Roman" w:cs="Times New Roman"/>
               </w:rPr>
             </w:pPr>
           </w:p>
@@ -2893,12 +2838,12 @@
             <w:pPr>
               <w:spacing w:before="20" w:after="20"/>
               <w:rPr>
-                <w:rFonts w:asciiTheme="majorHAnsi" w:hAnsiTheme="majorHAnsi" w:cstheme="majorHAnsi"/>
-              </w:rPr>
-            </w:pPr>
-            <w:r>
-              <w:rPr>
-                <w:rFonts w:asciiTheme="majorHAnsi" w:hAnsiTheme="majorHAnsi" w:cstheme="majorHAnsi"/>
+                <w:rFonts w:ascii="Times New Roman" w:hAnsi="Times New Roman" w:cs="Times New Roman"/>
+              </w:rPr>
+            </w:pPr>
+            <w:r>
+              <w:rPr>
+                <w:rFonts w:ascii="Times New Roman" w:hAnsi="Times New Roman" w:cs="Times New Roman"/>
                 <w:b/>
                 <w:bCs/>
               </w:rPr>
@@ -2914,12 +2859,12 @@
             <w:pPr>
               <w:spacing w:before="20" w:after="20"/>
               <w:rPr>
-                <w:rFonts w:asciiTheme="majorHAnsi" w:hAnsiTheme="majorHAnsi" w:cstheme="majorHAnsi"/>
-              </w:rPr>
-            </w:pPr>
-            <w:r>
-              <w:rPr>
-                <w:rFonts w:asciiTheme="majorHAnsi" w:hAnsiTheme="majorHAnsi" w:cstheme="majorHAnsi"/>
+                <w:rFonts w:ascii="Times New Roman" w:hAnsi="Times New Roman" w:cs="Times New Roman"/>
+              </w:rPr>
+            </w:pPr>
+            <w:r>
+              <w:rPr>
+                <w:rFonts w:ascii="Times New Roman" w:hAnsi="Times New Roman" w:cs="Times New Roman"/>
               </w:rPr>
               <w:t>{{МАРКА_МОДЕЛЬ}}</w:t>
             </w:r>
@@ -2939,12 +2884,12 @@
             <w:pPr>
               <w:spacing w:before="20" w:after="20"/>
               <w:rPr>
-                <w:rFonts w:asciiTheme="majorHAnsi" w:hAnsiTheme="majorHAnsi" w:cstheme="majorHAnsi"/>
-              </w:rPr>
-            </w:pPr>
-            <w:r>
-              <w:rPr>
-                <w:rFonts w:asciiTheme="majorHAnsi" w:hAnsiTheme="majorHAnsi" w:cstheme="majorHAnsi"/>
+                <w:rFonts w:ascii="Times New Roman" w:hAnsi="Times New Roman" w:cs="Times New Roman"/>
+              </w:rPr>
+            </w:pPr>
+            <w:r>
+              <w:rPr>
+                <w:rFonts w:ascii="Times New Roman" w:hAnsi="Times New Roman" w:cs="Times New Roman"/>
                 <w:b/>
                 <w:bCs/>
               </w:rPr>
@@ -2960,12 +2905,12 @@
             <w:pPr>
               <w:spacing w:before="20" w:after="20"/>
               <w:rPr>
-                <w:rFonts w:asciiTheme="majorHAnsi" w:hAnsiTheme="majorHAnsi" w:cstheme="majorHAnsi"/>
-              </w:rPr>
-            </w:pPr>
-            <w:r>
-              <w:rPr>
-                <w:rFonts w:asciiTheme="majorHAnsi" w:hAnsiTheme="majorHAnsi" w:cstheme="majorHAnsi"/>
+                <w:rFonts w:ascii="Times New Roman" w:hAnsi="Times New Roman" w:cs="Times New Roman"/>
+              </w:rPr>
+            </w:pPr>
+            <w:r>
+              <w:rPr>
+                <w:rFonts w:ascii="Times New Roman" w:hAnsi="Times New Roman" w:cs="Times New Roman"/>
               </w:rPr>
               <w:t>{{VIN}}</w:t>
             </w:r>
@@ -2985,12 +2930,12 @@
             <w:pPr>
               <w:spacing w:before="20" w:after="20"/>
               <w:rPr>
-                <w:rFonts w:asciiTheme="majorHAnsi" w:hAnsiTheme="majorHAnsi" w:cstheme="majorHAnsi"/>
-              </w:rPr>
-            </w:pPr>
-            <w:r>
-              <w:rPr>
-                <w:rFonts w:asciiTheme="majorHAnsi" w:hAnsiTheme="majorHAnsi" w:cstheme="majorHAnsi"/>
+                <w:rFonts w:ascii="Times New Roman" w:hAnsi="Times New Roman" w:cs="Times New Roman"/>
+              </w:rPr>
+            </w:pPr>
+            <w:r>
+              <w:rPr>
+                <w:rFonts w:ascii="Times New Roman" w:hAnsi="Times New Roman" w:cs="Times New Roman"/>
                 <w:b/>
                 <w:bCs/>
               </w:rPr>
@@ -3006,12 +2951,12 @@
             <w:pPr>
               <w:spacing w:before="20" w:after="20"/>
               <w:rPr>
-                <w:rFonts w:asciiTheme="majorHAnsi" w:hAnsiTheme="majorHAnsi" w:cstheme="majorHAnsi"/>
-              </w:rPr>
-            </w:pPr>
-            <w:r>
-              <w:rPr>
-                <w:rFonts w:asciiTheme="majorHAnsi" w:hAnsiTheme="majorHAnsi" w:cstheme="majorHAnsi"/>
+                <w:rFonts w:ascii="Times New Roman" w:hAnsi="Times New Roman" w:cs="Times New Roman"/>
+              </w:rPr>
+            </w:pPr>
+            <w:r>
+              <w:rPr>
+                <w:rFonts w:ascii="Times New Roman" w:hAnsi="Times New Roman" w:cs="Times New Roman"/>
               </w:rPr>
               <w:t>{{ГОД_ВЫП}}</w:t>
             </w:r>
@@ -3021,22 +2966,20 @@
     </w:tbl>
     <w:p>
       <w:pPr>
-        <w:spacing w:line="228" w:lineRule="auto"/>
-        <w:rPr>
-          <w:rFonts w:asciiTheme="majorHAnsi" w:hAnsiTheme="majorHAnsi" w:cstheme="majorHAnsi"/>
-        </w:rPr>
-      </w:pPr>
-    </w:p>
-    <w:p>
-      <w:pPr>
-        <w:spacing w:line="228" w:lineRule="auto"/>
-        <w:rPr>
-          <w:rFonts w:asciiTheme="majorHAnsi" w:hAnsiTheme="majorHAnsi" w:cstheme="majorHAnsi"/>
-        </w:rPr>
-      </w:pPr>
-      <w:r>
-        <w:rPr>
-          <w:rFonts w:asciiTheme="majorHAnsi" w:hAnsiTheme="majorHAnsi" w:cstheme="majorHAnsi"/>
+        <w:rPr>
+          <w:rFonts w:ascii="Times New Roman" w:hAnsi="Times New Roman" w:cs="Times New Roman"/>
+        </w:rPr>
+      </w:pPr>
+    </w:p>
+    <w:p>
+      <w:pPr>
+        <w:rPr>
+          <w:rFonts w:ascii="Times New Roman" w:hAnsi="Times New Roman" w:cs="Times New Roman"/>
+        </w:rPr>
+      </w:pPr>
+      <w:r>
+        <w:rPr>
+          <w:rFonts w:ascii="Times New Roman" w:hAnsi="Times New Roman" w:cs="Times New Roman"/>
           <w:color w:val="000000"/>
         </w:rPr>
         <w:t>Принципал: ___________________________ /{{ПОКУПАТЕЛЬ_ИНИЦИАЛЫ}}</w:t>
@@ -3093,7 +3036,7 @@
         <w:tab w:val="center" w:pos="4680"/>
         <w:tab w:val="right" w:pos="9360"/>
       </w:tabs>
-      <w:spacing w:before="80" w:after="0" w:line="228" w:lineRule="auto"/>
+      <w:spacing w:before="80" w:after="0"/>
       <w:jc w:val="center"/>
       <w:rPr>
         <w:color w:val="000000"/>
@@ -3105,25 +3048,7 @@
         <w:sz w:val="16"/>
         <w:szCs w:val="16"/>
       </w:rPr>
-      <w:t xml:space="preserve">ОсОО «Авто </w:t>
-    </w:r>
-    <w:proofErr w:type="gramStart"/>
-    <w:r>
-      <w:rPr>
-        <w:color w:val="888888"/>
-        <w:sz w:val="16"/>
-        <w:szCs w:val="16"/>
-      </w:rPr>
-      <w:t>Континент»  |</w:t>
-    </w:r>
-    <w:proofErr w:type="gramEnd"/>
-    <w:r>
-      <w:rPr>
-        <w:color w:val="888888"/>
-        <w:sz w:val="16"/>
-        <w:szCs w:val="16"/>
-      </w:rPr>
-      <w:t xml:space="preserve">  стр. </w:t>
+      <w:t xml:space="preserve">ОсОО «Авто Континент»  |  стр. </w:t>
     </w:r>
     <w:r>
       <w:rPr>
@@ -3914,7 +3839,7 @@
       <w:pBdr>
         <w:bottom w:val="single" w:sz="8" w:space="4" w:color="4F81BD"/>
       </w:pBdr>
-      <w:spacing w:after="300" w:line="228" w:lineRule="auto"/>
+      <w:spacing w:after="300"/>
     </w:pPr>
     <w:rPr>
       <w:rFonts w:ascii="Calibri" w:eastAsia="Calibri" w:hAnsi="Calibri" w:cs="Calibri"/>
@@ -3941,7 +3866,7 @@
   <w:style w:type="table" w:customStyle="1" w:styleId="a5">
     <w:basedOn w:val="TableNormal"/>
     <w:pPr>
-      <w:spacing w:after="0" w:line="228" w:lineRule="auto"/>
+      <w:spacing w:after="0"/>
     </w:pPr>
     <w:tblPr>
       <w:tblStyleRowBandSize w:val="1"/>
@@ -3957,7 +3882,7 @@
   <w:style w:type="table" w:customStyle="1" w:styleId="a6">
     <w:basedOn w:val="TableNormal"/>
     <w:pPr>
-      <w:spacing w:after="0" w:line="228" w:lineRule="auto"/>
+      <w:spacing w:after="0"/>
     </w:pPr>
     <w:tblPr>
       <w:tblStyleRowBandSize w:val="1"/>
@@ -3973,7 +3898,7 @@
   <w:style w:type="table" w:customStyle="1" w:styleId="a7">
     <w:basedOn w:val="TableNormal"/>
     <w:pPr>
-      <w:spacing w:after="0" w:line="228" w:lineRule="auto"/>
+      <w:spacing w:after="0"/>
     </w:pPr>
     <w:tblPr>
       <w:tblStyleRowBandSize w:val="1"/>

--- a/templates/contract_template.docx
+++ b/templates/contract_template.docx
@@ -2168,7 +2168,7 @@
               <w:rPr>
                 <w:rFonts w:ascii="Times New Roman" w:hAnsi="Times New Roman" w:cs="Times New Roman"/>
               </w:rPr>
-              <w:t>Подпись: _______________________________/Колотовкин И.В.</w:t>
+              <w:t>Подпись: _____________________________/Колотовкин И.В.</w:t>
             </w:r>
           </w:p>
           <w:p>
@@ -2229,7 +2229,7 @@
               <w:rPr>
                 <w:rFonts w:ascii="Times New Roman" w:hAnsi="Times New Roman" w:cs="Times New Roman"/>
               </w:rPr>
-              <w:t>Подпись: _______________________________/{{ПОКУПАТЕЛЬ_ИНИЦИАЛЫ}}</w:t>
+              <w:t>Подпись: _____________________________/{{ПОКУПАТЕЛЬ_ИНИЦИАЛЫ}}</w:t>
             </w:r>
           </w:p>
           <w:p>
@@ -2735,6 +2735,70 @@
                 <w:rFonts w:ascii="Times New Roman" w:hAnsi="Times New Roman" w:cs="Times New Roman"/>
               </w:rPr>
               <w:t>{{ВАЛЮТА_НАЛИЧНЫМИ}}</w:t>
+            </w:r>
+          </w:p>
+        </w:tc>
+      </w:tr>
+      <w:tr>
+        <w:trPr>
+          <w:jc w:val="center"/>
+        </w:trPr>
+        <w:tc>
+          <w:tcPr>
+            <w:tcW w:w="3969" w:type="dxa"/>
+            <w:shd w:val="clear" w:color="auto" w:fill="E8E8E8"/>
+          </w:tcPr>
+          <w:p>
+            <w:pPr>
+              <w:spacing w:before="20" w:after="20"/>
+              <w:rPr>
+                <w:rFonts w:ascii="Times New Roman" w:hAnsi="Times New Roman" w:cs="Times New Roman"/>
+                <w:lang w:val="ru-RU"/>
+              </w:rPr>
+            </w:pPr>
+            <w:r>
+              <w:rPr>
+                <w:rFonts w:ascii="Times New Roman" w:hAnsi="Times New Roman" w:cs="Times New Roman"/>
+                <w:b/>
+                <w:bCs/>
+              </w:rPr>
+              <w:t>Курс RUB</w:t>
+            </w:r>
+            <w:r>
+              <w:rPr>
+                <w:rFonts w:ascii="Times New Roman" w:hAnsi="Times New Roman" w:cs="Times New Roman"/>
+                <w:b/>
+                <w:bCs/>
+                <w:lang w:val="ru-RU"/>
+              </w:rPr>
+              <w:t>/</w:t>
+            </w:r>
+            <w:r>
+              <w:rPr>
+                <w:rFonts w:ascii="Times New Roman" w:hAnsi="Times New Roman" w:cs="Times New Roman"/>
+                <w:b/>
+                <w:bCs/>
+              </w:rPr>
+              <w:t>USD</w:t>
+            </w:r>
+          </w:p>
+        </w:tc>
+        <w:tc>
+          <w:tcPr>
+            <w:tcW w:w="5669" w:type="dxa"/>
+          </w:tcPr>
+          <w:p>
+            <w:pPr>
+              <w:spacing w:before="20" w:after="20"/>
+              <w:rPr>
+                <w:rFonts w:ascii="Times New Roman" w:hAnsi="Times New Roman" w:cs="Times New Roman"/>
+              </w:rPr>
+            </w:pPr>
+            <w:r>
+              <w:rPr>
+                <w:rFonts w:ascii="Times New Roman" w:hAnsi="Times New Roman" w:cs="Times New Roman"/>
+              </w:rPr>
+              <w:t>{{КУРС_ДОЛЛАРА}} руб./USD</w:t>
             </w:r>
           </w:p>
         </w:tc>

--- a/templates/contract_template.docx
+++ b/templates/contract_template.docx
@@ -2642,7 +2642,7 @@
               <w:rPr>
                 <w:rFonts w:ascii="Times New Roman" w:hAnsi="Times New Roman" w:cs="Times New Roman"/>
               </w:rPr>
-              <w:t>Оплата за автомобиль по договору купли-продажи ТС № {{НОМЕР}} от «{{ДЕНЬ}}» {{МЕСЯЦ}} {{ГОД}} г.</w:t>
+              <w:t>Оплата за автомобиль по договору купли-продажи ТС № {{НОМЕР_ДКП}} от «{{ДЕНЬ_ДКП}}» {{МЕСЯЦ_ДКП}} {{ГОД_ДКП}} г.</w:t>
             </w:r>
           </w:p>
         </w:tc>
@@ -2753,7 +2753,6 @@
               <w:spacing w:before="20" w:after="20"/>
               <w:rPr>
                 <w:rFonts w:ascii="Times New Roman" w:hAnsi="Times New Roman" w:cs="Times New Roman"/>
-                <w:lang w:val="ru-RU"/>
               </w:rPr>
             </w:pPr>
             <w:r>
@@ -2762,24 +2761,7 @@
                 <w:b/>
                 <w:bCs/>
               </w:rPr>
-              <w:t>Курс RUB</w:t>
-            </w:r>
-            <w:r>
-              <w:rPr>
-                <w:rFonts w:ascii="Times New Roman" w:hAnsi="Times New Roman" w:cs="Times New Roman"/>
-                <w:b/>
-                <w:bCs/>
-                <w:lang w:val="ru-RU"/>
-              </w:rPr>
-              <w:t>/</w:t>
-            </w:r>
-            <w:r>
-              <w:rPr>
-                <w:rFonts w:ascii="Times New Roman" w:hAnsi="Times New Roman" w:cs="Times New Roman"/>
-                <w:b/>
-                <w:bCs/>
-              </w:rPr>
-              <w:t>USD</w:t>
+              <w:t>Основание выбора валюты расчёта</w:t>
             </w:r>
           </w:p>
         </w:tc>
@@ -2798,7 +2780,195 @@
               <w:rPr>
                 <w:rFonts w:ascii="Times New Roman" w:hAnsi="Times New Roman" w:cs="Times New Roman"/>
               </w:rPr>
+              <w:t>Валюта расчёта определена по требованию Получателя и согласована Принципалом. Агент осуществляет расчёт в указанной валюте во исполнение настоящего Поручения.</w:t>
+            </w:r>
+          </w:p>
+        </w:tc>
+      </w:tr>
+      <w:tr>
+        <w:trPr>
+          <w:jc w:val="center"/>
+        </w:trPr>
+        <w:tc>
+          <w:tcPr>
+            <w:tcW w:w="3969" w:type="dxa"/>
+            <w:shd w:val="clear" w:color="auto" w:fill="E8E8E8"/>
+          </w:tcPr>
+          <w:p>
+            <w:pPr>
+              <w:spacing w:before="20" w:after="20"/>
+              <w:rPr>
+                <w:rFonts w:ascii="Times New Roman" w:hAnsi="Times New Roman" w:cs="Times New Roman"/>
+                <w:lang w:val="ru-RU"/>
+              </w:rPr>
+            </w:pPr>
+            <w:r>
+              <w:rPr>
+                <w:rFonts w:ascii="Times New Roman" w:hAnsi="Times New Roman" w:cs="Times New Roman"/>
+                <w:b/>
+                <w:bCs/>
+              </w:rPr>
+              <w:t>Курс RUB</w:t>
+            </w:r>
+            <w:r>
+              <w:rPr>
+                <w:rFonts w:ascii="Times New Roman" w:hAnsi="Times New Roman" w:cs="Times New Roman"/>
+                <w:b/>
+                <w:bCs/>
+                <w:lang w:val="ru-RU"/>
+              </w:rPr>
+              <w:t>/</w:t>
+            </w:r>
+            <w:r>
+              <w:rPr>
+                <w:rFonts w:ascii="Times New Roman" w:hAnsi="Times New Roman" w:cs="Times New Roman"/>
+                <w:b/>
+                <w:bCs/>
+              </w:rPr>
+              <w:t>USD</w:t>
+            </w:r>
+          </w:p>
+        </w:tc>
+        <w:tc>
+          <w:tcPr>
+            <w:tcW w:w="5669" w:type="dxa"/>
+          </w:tcPr>
+          <w:p>
+            <w:pPr>
+              <w:spacing w:before="20" w:after="20"/>
+              <w:rPr>
+                <w:rFonts w:ascii="Times New Roman" w:hAnsi="Times New Roman" w:cs="Times New Roman"/>
+              </w:rPr>
+            </w:pPr>
+            <w:r>
+              <w:rPr>
+                <w:rFonts w:ascii="Times New Roman" w:hAnsi="Times New Roman" w:cs="Times New Roman"/>
+              </w:rPr>
               <w:t>{{КУРС_ДОЛЛАРА}} руб./USD</w:t>
+            </w:r>
+          </w:p>
+        </w:tc>
+      </w:tr>
+      <w:tr>
+        <w:trPr>
+          <w:jc w:val="center"/>
+        </w:trPr>
+        <w:tc>
+          <w:tcPr>
+            <w:tcW w:w="3969" w:type="dxa"/>
+            <w:shd w:val="clear" w:color="auto" w:fill="E8E8E8"/>
+          </w:tcPr>
+          <w:p>
+            <w:pPr>
+              <w:spacing w:before="20" w:after="20"/>
+              <w:rPr>
+                <w:rFonts w:ascii="Times New Roman" w:hAnsi="Times New Roman" w:cs="Times New Roman"/>
+                <w:lang w:val="ru-RU"/>
+              </w:rPr>
+            </w:pPr>
+            <w:r>
+              <w:rPr>
+                <w:rFonts w:ascii="Times New Roman" w:hAnsi="Times New Roman" w:cs="Times New Roman"/>
+                <w:b/>
+                <w:bCs/>
+              </w:rPr>
+              <w:t>Сумма, перечисляемая Принципалом Агенту</w:t>
+            </w:r>
+            <w:r>
+              <w:rPr>
+                <w:rFonts w:ascii="Times New Roman" w:hAnsi="Times New Roman" w:cs="Times New Roman"/>
+                <w:b/>
+                <w:bCs/>
+                <w:lang w:val="ru-RU"/>
+              </w:rPr>
+            </w:r>
+            <w:r>
+              <w:rPr>
+                <w:rFonts w:ascii="Times New Roman" w:hAnsi="Times New Roman" w:cs="Times New Roman"/>
+                <w:b/>
+                <w:bCs/>
+              </w:rPr>
+            </w:r>
+          </w:p>
+        </w:tc>
+        <w:tc>
+          <w:tcPr>
+            <w:tcW w:w="5669" w:type="dxa"/>
+          </w:tcPr>
+          <w:p>
+            <w:pPr>
+              <w:spacing w:before="20" w:after="20"/>
+              <w:rPr>
+                <w:rFonts w:ascii="Times New Roman" w:hAnsi="Times New Roman" w:cs="Times New Roman"/>
+              </w:rPr>
+            </w:pPr>
+            <w:r>
+              <w:rPr>
+                <w:rFonts w:ascii="Times New Roman" w:hAnsi="Times New Roman" w:cs="Times New Roman"/>
+              </w:rPr>
+              <w:t>{{ЦЕНА_ЦИФРАМИ}} руб. — основная сумма Поручения; {{КОМИССИЯ_ЦИФРАМИ}} руб. — агентское вознаграждение ({{КОМИССИЯ}}%)</w:t>
+            </w:r>
+          </w:p>
+        </w:tc>
+      </w:tr>
+      <w:tr>
+        <w:trPr>
+          <w:jc w:val="center"/>
+        </w:trPr>
+        <w:tc>
+          <w:tcPr>
+            <w:tcW w:w="3969" w:type="dxa"/>
+            <w:shd w:val="clear" w:color="auto" w:fill="E8E8E8"/>
+          </w:tcPr>
+          <w:p>
+            <w:pPr>
+              <w:spacing w:before="20" w:after="20"/>
+              <w:rPr>
+                <w:rFonts w:ascii="Times New Roman" w:hAnsi="Times New Roman" w:cs="Times New Roman"/>
+                <w:lang w:val="ru-RU"/>
+              </w:rPr>
+            </w:pPr>
+            <w:r>
+              <w:rPr>
+                <w:rFonts w:ascii="Times New Roman" w:hAnsi="Times New Roman" w:cs="Times New Roman"/>
+                <w:b/>
+                <w:bCs/>
+              </w:rPr>
+              <w:t>Курсовая оговорка</w:t>
+            </w:r>
+            <w:r>
+              <w:rPr>
+                <w:rFonts w:ascii="Times New Roman" w:hAnsi="Times New Roman" w:cs="Times New Roman"/>
+                <w:b/>
+                <w:bCs/>
+                <w:lang w:val="ru-RU"/>
+              </w:rPr>
+            </w:r>
+            <w:r>
+              <w:rPr>
+                <w:rFonts w:ascii="Times New Roman" w:hAnsi="Times New Roman" w:cs="Times New Roman"/>
+                <w:b/>
+                <w:bCs/>
+              </w:rPr>
+            </w:r>
+          </w:p>
+        </w:tc>
+        <w:tc>
+          <w:tcPr>
+            <w:tcW w:w="5669" w:type="dxa"/>
+          </w:tcPr>
+          <w:p>
+            <w:pPr>
+              <w:spacing w:before="20" w:after="20"/>
+              <w:rPr>
+                <w:rFonts w:ascii="Times New Roman" w:hAnsi="Times New Roman" w:cs="Times New Roman"/>
+              </w:rPr>
+            </w:pPr>
+            <w:r>
+              <w:rPr>
+                <w:rFonts w:ascii="Times New Roman" w:hAnsi="Times New Roman" w:cs="Times New Roman"/>
+              </w:rPr>
+              <w:t>Принципал уведомлён, что рублёвая сумма определяется по курсу, указанному в настоящем Поручении на дату его исполнения, и может отличаться от суммы, указанной в договоре купли-продажи транспортного средства. Курсовая разница относится на Принципала (п. 3.3 Договора).</w:t>
             </w:r>
           </w:p>
         </w:tc>

--- a/templates/contract_template.docx
+++ b/templates/contract_template.docx
@@ -139,7 +139,23 @@
           <w:rFonts w:ascii="Times New Roman" w:hAnsi="Times New Roman" w:cs="Times New Roman"/>
           <w:color w:val="000000"/>
         </w:rPr>
-        <w:t>ОсОО «Авто Континент», именуемое в дальнейшем «Агент», в лице Генерального директора Колотовкина Ильи Валерьевича, действующего на основании Устава, с одной стороны, и Гражданин(ка) {{ПОКУПАТЕЛЬ_ФИО}}, {{ПОКУПАТЕЛЬ_ДАТА_РОЖДЕНИЯ}}, паспорт: серия {{ПАСПОРТ_СЕРИЯ}} № {{ПАСПОРТ_НОМЕР}}, выдан: {{ПАСПОРТ_ВЫДАН}}, {{ПАСПОРТ_ДАТА_ВЫДАЧИ}}, код подразделения: {{ПАСПОРТ_КОД}}, зарегистрирован(а): {{ПОКУПАТЕЛЬ_АДРЕС}}, именуемый(ая) в дальнейшем «Принципал», с другой стороны, совместно именуемые «Стороны», а по отдельности — «Сторона», руководствуясь главой 50 Гражданского кодекса Кыргызской Республики («Агентирование»), заключили настоящий Агентский договор (далее — «Договор») о нижеследующем:</w:t>
+        <w:t>ОсОО «Авто Континент», именуемое в дальнейшем «Агент», в лице Генерального директора Колотовкина Ильи Валерьевича, действующего на основании Устава, с одной стороны, и Гражданин(ка) {{ПОКУПАТЕЛЬ_ФИО}}, {{ПОКУПАТЕЛЬ_ДАТА_РОЖДЕНИЯ}}, паспорт: серия {{ПАСПОРТ_СЕРИЯ}} № {{ПАСПОРТ_НОМЕР}}, выдан: {{ПАСПОРТ_ВЫДАН}}, {{ПАСПОРТ_ДАТА_ВЫДАЧИ}}, код подразделения: {{ПАСПОРТ_КОД}}, зарегистрирован(а): {{ПОКУПАТЕЛЬ_АДРЕС}}, именуемый(</w:t>
+      </w:r>
+      <w:proofErr w:type="spellStart"/>
+      <w:r>
+        <w:rPr>
+          <w:rFonts w:ascii="Times New Roman" w:hAnsi="Times New Roman" w:cs="Times New Roman"/>
+          <w:color w:val="000000"/>
+        </w:rPr>
+        <w:t>ая</w:t>
+      </w:r>
+      <w:proofErr w:type="spellEnd"/>
+      <w:r>
+        <w:rPr>
+          <w:rFonts w:ascii="Times New Roman" w:hAnsi="Times New Roman" w:cs="Times New Roman"/>
+          <w:color w:val="000000"/>
+        </w:rPr>
+        <w:t>) в дальнейшем «Принципал», с другой стороны, совместно именуемые «Стороны», а по отдельности — «Сторона», руководствуясь главой 50 Гражданского кодекса Кыргызской Республики («Агентирование»), заключили настоящий Агентский договор (далее — «Договор») о нижеследующем:</w:t>
       </w:r>
     </w:p>
     <w:p>
@@ -405,7 +421,23 @@
           <w:rFonts w:ascii="Times New Roman" w:hAnsi="Times New Roman" w:cs="Times New Roman"/>
           <w:color w:val="000000"/>
         </w:rPr>
-        <w:t>3.1. Агентское вознаграждение. Размер агентского вознаграждения составляет {{КОМИССИЯ}}% от суммы Поручения и уплачивается Принципалом одновременно с перечислением денежных средств на расчётный счёт Агента для исполнения Поручения. Вознаграждение включает в себя все расходы Агента, связанные с исполнением Договора, за исключением случаев, прямо предусмотренных п. 3.4.</w:t>
+        <w:t>3.1. Агентское вознаграждение. Размер агентского вознаграждения составляет {{КОМИССИЯ</w:t>
+      </w:r>
+      <w:proofErr w:type="gramStart"/>
+      <w:r>
+        <w:rPr>
+          <w:rFonts w:ascii="Times New Roman" w:hAnsi="Times New Roman" w:cs="Times New Roman"/>
+          <w:color w:val="000000"/>
+        </w:rPr>
+        <w:t>}}%</w:t>
+      </w:r>
+      <w:proofErr w:type="gramEnd"/>
+      <w:r>
+        <w:rPr>
+          <w:rFonts w:ascii="Times New Roman" w:hAnsi="Times New Roman" w:cs="Times New Roman"/>
+          <w:color w:val="000000"/>
+        </w:rPr>
+        <w:t xml:space="preserve"> от суммы Поручения и уплачивается Принципалом одновременно с перечислением денежных средств на расчётный счёт Агента для исполнения Поручения. Вознаграждение включает в себя все расходы Агента, связанные с исполнением Договора, за исключением случаев, прямо предусмотренных п. 3.4.</w:t>
       </w:r>
     </w:p>
     <w:p>
@@ -439,7 +471,7 @@
           <w:rFonts w:ascii="Times New Roman" w:hAnsi="Times New Roman" w:cs="Times New Roman"/>
           <w:color w:val="000000"/>
         </w:rPr>
-        <w:t>3.3. Курсовая разница. Принципал перечисляет средства Агенту в валюте, согласованной в Поручении. Агент производит расчёт с Получателем наличными в валюте, принятой в месте совершения сделки. Конвертация осуществляется по курсу, согласованному Сторонами на дату исполнения Поручения. Возникающая курсовая разница (как положительная, так и отрицательная) относится на счёт Принципала. Валютой перечисления от Принципала Агенту могут быть: Российские рубли, Китайские юани, доллары США, дирхамы ОАЭ.</w:t>
+        <w:t>3.3. Валюта и курс расчёта. Принципал перечисляет средства Агенту в валюте, согласованной в Поручении. Агент производит расчёт с Получателем в валюте, указанной в Поручении. Конвертация осуществляется по фактическому курсу, применённому обслуживающим банком на дату расчёта; курс подтверждается документами банка. Стороны признают, что сумма в валюте расчёта определяется исходя из фактического курса конвертации и может отличаться от ориентировочной; дополнительных расчётов между Сторонами в связи с изменением курса не производится. Валютой перечисления от Принципала Агенту могут быть: Российские рубли, Китайские юани, доллары США, дирхамы ОАЭ.</w:t>
       </w:r>
     </w:p>
     <w:p>
@@ -456,7 +488,7 @@
           <w:rFonts w:ascii="Times New Roman" w:hAnsi="Times New Roman" w:cs="Times New Roman"/>
           <w:color w:val="000000"/>
         </w:rPr>
-        <w:t>3.4. Дополнительные расходы. Принципал несёт все расходы, связанные с исполнением Поручения, включая: комиссии банка при перечислении средств Принципалом Агенту; расходы на конвертацию валюты при наличном расчёте с Получателем. Данные суммы могут быть удержаны Агентом из полученных средств или подлежат дополнительной оплате Принципалом по требованию Агента.</w:t>
+        <w:t>3.4. Дополнительные расходы. Принципал несёт комиссии банка при перечислении средств Принципалом Агенту. Расходы Агента на конвертацию валюты и снятие наличных денежных средств включены в агентское вознаграждение и дополнительной оплате Принципалом не подлежат.</w:t>
       </w:r>
     </w:p>
     <w:p>
@@ -497,6 +529,7 @@
     <w:p>
       <w:pPr>
         <w:spacing w:before="40" w:after="40"/>
+        <w:ind w:firstLine="709"/>
         <w:jc w:val="both"/>
         <w:rPr>
           <w:rFonts w:ascii="Times New Roman" w:hAnsi="Times New Roman" w:cs="Times New Roman"/>
@@ -626,6 +659,7 @@
     <w:p>
       <w:pPr>
         <w:spacing w:before="40" w:after="40"/>
+        <w:ind w:firstLine="709"/>
         <w:jc w:val="both"/>
         <w:rPr>
           <w:rFonts w:ascii="Times New Roman" w:hAnsi="Times New Roman" w:cs="Times New Roman"/>
@@ -728,6 +762,7 @@
     <w:p>
       <w:pPr>
         <w:spacing w:before="40" w:after="40"/>
+        <w:ind w:firstLine="709"/>
         <w:jc w:val="both"/>
         <w:rPr>
           <w:rFonts w:ascii="Times New Roman" w:hAnsi="Times New Roman" w:cs="Times New Roman"/>
@@ -858,6 +893,7 @@
     <w:p>
       <w:pPr>
         <w:spacing w:before="40" w:after="40"/>
+        <w:ind w:firstLine="709"/>
         <w:jc w:val="both"/>
         <w:rPr>
           <w:rFonts w:ascii="Times New Roman" w:hAnsi="Times New Roman" w:cs="Times New Roman"/>
@@ -994,6 +1030,7 @@
           <w:rFonts w:ascii="Times New Roman" w:hAnsi="Times New Roman" w:cs="Times New Roman"/>
           <w:color w:val="000000"/>
         </w:rPr>
+        <w:lastRenderedPageBreak/>
         <w:t>5.3. Освобождение Агента от ответственности. Агент не несёт ответственности за:</w:t>
       </w:r>
     </w:p>
@@ -1022,7 +1059,6 @@
           <w:rFonts w:ascii="Times New Roman" w:hAnsi="Times New Roman" w:cs="Times New Roman"/>
           <w:color w:val="000000"/>
         </w:rPr>
-        <w:lastRenderedPageBreak/>
         <w:t>действия или бездействие банков при осуществлении Принципалом перевода на счёт Агента, включая сроки зачисления средств и размер банковских комиссий;</w:t>
       </w:r>
     </w:p>
@@ -1417,6 +1453,7 @@
           <w:rFonts w:ascii="Times New Roman" w:hAnsi="Times New Roman" w:cs="Times New Roman"/>
           <w:color w:val="000000"/>
         </w:rPr>
+        <w:lastRenderedPageBreak/>
         <w:t>9.1. Все споры и разногласия, возникающие между Сторонами по настоящему Договору или в связи с ним, разрешаются путём переговоров.</w:t>
       </w:r>
     </w:p>
@@ -1434,7 +1471,6 @@
           <w:rFonts w:ascii="Times New Roman" w:hAnsi="Times New Roman" w:cs="Times New Roman"/>
           <w:color w:val="000000"/>
         </w:rPr>
-        <w:lastRenderedPageBreak/>
         <w:t>9.2. При недостижении согласия в течение 30 (тридцати) календарных дней с момента начала переговоров, спор подлежит разрешению в Межрайонном суде г. Бишкека.</w:t>
       </w:r>
     </w:p>
@@ -1679,7 +1715,21 @@
               <w:rPr>
                 <w:rFonts w:ascii="Times New Roman" w:hAnsi="Times New Roman" w:cs="Times New Roman"/>
               </w:rPr>
-              <w:t>Октябрьский район, ул. Матросова, д. 58, Неж.Пом. 2</w:t>
+              <w:t xml:space="preserve">Октябрьский район, ул. Матросова, д. 58, </w:t>
+            </w:r>
+            <w:proofErr w:type="spellStart"/>
+            <w:r>
+              <w:rPr>
+                <w:rFonts w:ascii="Times New Roman" w:hAnsi="Times New Roman" w:cs="Times New Roman"/>
+              </w:rPr>
+              <w:t>Неж.Пом</w:t>
+            </w:r>
+            <w:proofErr w:type="spellEnd"/>
+            <w:r>
+              <w:rPr>
+                <w:rFonts w:ascii="Times New Roman" w:hAnsi="Times New Roman" w:cs="Times New Roman"/>
+              </w:rPr>
+              <w:t>. 2</w:t>
             </w:r>
           </w:p>
           <w:p>
@@ -2064,7 +2114,7 @@
                 <w:noProof/>
               </w:rPr>
               <w:drawing>
-                <wp:anchor distT="0" distB="0" distL="114300" distR="114300" simplePos="0" relativeHeight="251659264" behindDoc="0" locked="0" layoutInCell="1" hidden="0" allowOverlap="1" wp14:anchorId="4F345C57" wp14:editId="73478FBA">
+                <wp:anchor distT="0" distB="0" distL="114300" distR="114300" simplePos="0" relativeHeight="251659264" behindDoc="0" locked="0" layoutInCell="1" hidden="0" allowOverlap="1" wp14:anchorId="08112E10" wp14:editId="1620D390">
                   <wp:simplePos x="0" y="0"/>
                   <wp:positionH relativeFrom="column">
                     <wp:posOffset>800735</wp:posOffset>
@@ -2113,7 +2163,7 @@
                 <w:noProof/>
               </w:rPr>
               <w:drawing>
-                <wp:anchor distT="0" distB="0" distL="114300" distR="114300" simplePos="0" relativeHeight="251658240" behindDoc="0" locked="0" layoutInCell="1" hidden="0" allowOverlap="1" wp14:anchorId="4B84056E" wp14:editId="5E830DC3">
+                <wp:anchor distT="0" distB="0" distL="114300" distR="114300" simplePos="0" relativeHeight="251658240" behindDoc="0" locked="0" layoutInCell="1" hidden="0" allowOverlap="1" wp14:anchorId="0460F430" wp14:editId="168483BF">
                   <wp:simplePos x="0" y="0"/>
                   <wp:positionH relativeFrom="column">
                     <wp:posOffset>560070</wp:posOffset>
@@ -2669,7 +2719,7 @@
                 <w:b/>
                 <w:bCs/>
               </w:rPr>
-              <w:t xml:space="preserve">Сумма наличного расчёта (цифрами и прописью): </w:t>
+              <w:t>Валюта расчёта</w:t>
             </w:r>
           </w:p>
         </w:tc>
@@ -2688,7 +2738,7 @@
               <w:rPr>
                 <w:rFonts w:ascii="Times New Roman" w:hAnsi="Times New Roman" w:cs="Times New Roman"/>
               </w:rPr>
-              <w:t>{{СУММА_НАЛИЧНЫМИ}} ({{СУММА_ПРОПИСЬЮ}})</w:t>
+              <w:t>{{ВАЛЮТА_НАЛИЧНЫМИ}}</w:t>
             </w:r>
           </w:p>
         </w:tc>
@@ -2715,7 +2765,7 @@
                 <w:b/>
                 <w:bCs/>
               </w:rPr>
-              <w:t>Валюта расчёта</w:t>
+              <w:t>Основание выбора валюты расчёта</w:t>
             </w:r>
           </w:p>
         </w:tc>
@@ -2734,7 +2784,7 @@
               <w:rPr>
                 <w:rFonts w:ascii="Times New Roman" w:hAnsi="Times New Roman" w:cs="Times New Roman"/>
               </w:rPr>
-              <w:t>{{ВАЛЮТА_НАЛИЧНЫМИ}}</w:t>
+              <w:t>Валюта расчёта определена по требованию Получателя и согласована Принципалом. Агент осуществляет расчёт в указанной валюте во исполнение настоящего Поручения.</w:t>
             </w:r>
           </w:p>
         </w:tc>
@@ -2761,7 +2811,7 @@
                 <w:b/>
                 <w:bCs/>
               </w:rPr>
-              <w:t>Основание выбора валюты расчёта</w:t>
+              <w:t>Место передачи наличных</w:t>
             </w:r>
           </w:p>
         </w:tc>
@@ -2780,7 +2830,7 @@
               <w:rPr>
                 <w:rFonts w:ascii="Times New Roman" w:hAnsi="Times New Roman" w:cs="Times New Roman"/>
               </w:rPr>
-              <w:t>Валюта расчёта определена по требованию Получателя и согласована Принципалом. Агент осуществляет расчёт в указанной валюте во исполнение настоящего Поручения.</w:t>
+              <w:t>г. Бишкек</w:t>
             </w:r>
           </w:p>
         </w:tc>
@@ -2799,7 +2849,6 @@
               <w:spacing w:before="20" w:after="20"/>
               <w:rPr>
                 <w:rFonts w:ascii="Times New Roman" w:hAnsi="Times New Roman" w:cs="Times New Roman"/>
-                <w:lang w:val="ru-RU"/>
               </w:rPr>
             </w:pPr>
             <w:r>
@@ -2808,24 +2857,7 @@
                 <w:b/>
                 <w:bCs/>
               </w:rPr>
-              <w:t>Курс RUB</w:t>
-            </w:r>
-            <w:r>
-              <w:rPr>
-                <w:rFonts w:ascii="Times New Roman" w:hAnsi="Times New Roman" w:cs="Times New Roman"/>
-                <w:b/>
-                <w:bCs/>
-                <w:lang w:val="ru-RU"/>
-              </w:rPr>
-              <w:t>/</w:t>
-            </w:r>
-            <w:r>
-              <w:rPr>
-                <w:rFonts w:ascii="Times New Roman" w:hAnsi="Times New Roman" w:cs="Times New Roman"/>
-                <w:b/>
-                <w:bCs/>
-              </w:rPr>
-              <w:t>USD</w:t>
+              <w:t>Дополнительные сведения</w:t>
             </w:r>
           </w:p>
         </w:tc>
@@ -2840,12 +2872,6 @@
                 <w:rFonts w:ascii="Times New Roman" w:hAnsi="Times New Roman" w:cs="Times New Roman"/>
               </w:rPr>
             </w:pPr>
-            <w:r>
-              <w:rPr>
-                <w:rFonts w:ascii="Times New Roman" w:hAnsi="Times New Roman" w:cs="Times New Roman"/>
-              </w:rPr>
-              <w:t>{{КУРС_ДОЛЛАРА}} руб./USD</w:t>
-            </w:r>
           </w:p>
         </w:tc>
       </w:tr>
@@ -2863,7 +2889,6 @@
               <w:spacing w:before="20" w:after="20"/>
               <w:rPr>
                 <w:rFonts w:ascii="Times New Roman" w:hAnsi="Times New Roman" w:cs="Times New Roman"/>
-                <w:lang w:val="ru-RU"/>
               </w:rPr>
             </w:pPr>
             <w:r>
@@ -2872,22 +2897,7 @@
                 <w:b/>
                 <w:bCs/>
               </w:rPr>
-              <w:t>Сумма, перечисляемая Принципалом Агенту</w:t>
-            </w:r>
-            <w:r>
-              <w:rPr>
-                <w:rFonts w:ascii="Times New Roman" w:hAnsi="Times New Roman" w:cs="Times New Roman"/>
-                <w:b/>
-                <w:bCs/>
-                <w:lang w:val="ru-RU"/>
-              </w:rPr>
-            </w:r>
-            <w:r>
-              <w:rPr>
-                <w:rFonts w:ascii="Times New Roman" w:hAnsi="Times New Roman" w:cs="Times New Roman"/>
-                <w:b/>
-                <w:bCs/>
-              </w:rPr>
+              <w:t>Автомобиль (Марка, модель)</w:t>
             </w:r>
           </w:p>
         </w:tc>
@@ -2906,7 +2916,7 @@
               <w:rPr>
                 <w:rFonts w:ascii="Times New Roman" w:hAnsi="Times New Roman" w:cs="Times New Roman"/>
               </w:rPr>
-              <w:t>{{ЦЕНА_ЦИФРАМИ}} руб. — основная сумма Поручения; {{КОМИССИЯ_ЦИФРАМИ}} руб. — агентское вознаграждение ({{КОМИССИЯ}}%)</w:t>
+              <w:t>{{МАРКА_МОДЕЛЬ}}</w:t>
             </w:r>
           </w:p>
         </w:tc>
@@ -2925,7 +2935,6 @@
               <w:spacing w:before="20" w:after="20"/>
               <w:rPr>
                 <w:rFonts w:ascii="Times New Roman" w:hAnsi="Times New Roman" w:cs="Times New Roman"/>
-                <w:lang w:val="ru-RU"/>
               </w:rPr>
             </w:pPr>
             <w:r>
@@ -2934,22 +2943,7 @@
                 <w:b/>
                 <w:bCs/>
               </w:rPr>
-              <w:t>Курсовая оговорка</w:t>
-            </w:r>
-            <w:r>
-              <w:rPr>
-                <w:rFonts w:ascii="Times New Roman" w:hAnsi="Times New Roman" w:cs="Times New Roman"/>
-                <w:b/>
-                <w:bCs/>
-                <w:lang w:val="ru-RU"/>
-              </w:rPr>
-            </w:r>
-            <w:r>
-              <w:rPr>
-                <w:rFonts w:ascii="Times New Roman" w:hAnsi="Times New Roman" w:cs="Times New Roman"/>
-                <w:b/>
-                <w:bCs/>
-              </w:rPr>
+              <w:t>VIN</w:t>
             </w:r>
           </w:p>
         </w:tc>
@@ -2968,7 +2962,7 @@
               <w:rPr>
                 <w:rFonts w:ascii="Times New Roman" w:hAnsi="Times New Roman" w:cs="Times New Roman"/>
               </w:rPr>
-              <w:t>Принципал уведомлён, что рублёвая сумма определяется по курсу, указанному в настоящем Поручении на дату его исполнения, и может отличаться от суммы, указанной в договоре купли-продажи транспортного средства. Курсовая разница относится на Принципала (п. 3.3 Договора).</w:t>
+              <w:t>{{VIN}}</w:t>
             </w:r>
           </w:p>
         </w:tc>
@@ -2995,7 +2989,7 @@
                 <w:b/>
                 <w:bCs/>
               </w:rPr>
-              <w:t>Место передачи наличных</w:t>
+              <w:t>Год выпуска</w:t>
             </w:r>
           </w:p>
         </w:tc>
@@ -3014,7 +3008,91 @@
               <w:rPr>
                 <w:rFonts w:ascii="Times New Roman" w:hAnsi="Times New Roman" w:cs="Times New Roman"/>
               </w:rPr>
-              <w:t>г. Бишкек</w:t>
+              <w:t>{{ГОД_ВЫП}}</w:t>
+            </w:r>
+          </w:p>
+        </w:tc>
+      </w:tr>
+    </w:tbl>
+    <w:p>
+      <w:pPr>
+        <w:rPr>
+          <w:rFonts w:ascii="Times New Roman" w:hAnsi="Times New Roman" w:cs="Times New Roman"/>
+        </w:rPr>
+      </w:pPr>
+    </w:p>
+    <w:p>
+      <w:pPr>
+        <w:spacing w:before="200" w:after="80"/>
+      </w:pPr>
+      <w:r>
+        <w:rPr>
+          <w:rFonts w:ascii="Times New Roman" w:hAnsi="Times New Roman"/>
+          <w:b/>
+        </w:rPr>
+        <w:t>РАСЧЁТ ПЛАТЕЖА на «{{ДЕНЬ}}» {{МЕСЯЦ}} {{ГОД}} г.</w:t>
+      </w:r>
+    </w:p>
+    <w:tbl>
+      <w:tblPr>
+        <w:tblStyle w:val="a7"/>
+        <w:tblW w:w="9638" w:type="dxa"/>
+        <w:jc w:val="center"/>
+        <w:tblInd w:w="0" w:type="dxa"/>
+        <w:tblBorders>
+          <w:top w:val="single" w:sz="4" w:space="0" w:color="000000"/>
+          <w:left w:val="single" w:sz="4" w:space="0" w:color="000000"/>
+          <w:bottom w:val="single" w:sz="4" w:space="0" w:color="000000"/>
+          <w:right w:val="single" w:sz="4" w:space="0" w:color="000000"/>
+          <w:insideH w:val="single" w:sz="4" w:space="0" w:color="000000"/>
+          <w:insideV w:val="single" w:sz="4" w:space="0" w:color="000000"/>
+        </w:tblBorders>
+        <w:tblLayout w:type="fixed"/>
+        <w:tblLook w:val="0400" w:firstRow="0" w:lastRow="0" w:firstColumn="0" w:lastColumn="0" w:noHBand="0" w:noVBand="1"/>
+      </w:tblPr>
+      <w:tblGrid>
+        <w:gridCol w:w="3969"/>
+        <w:gridCol w:w="5669"/>
+      </w:tblGrid>
+      <w:tr>
+        <w:trPr>
+          <w:jc w:val="center"/>
+        </w:trPr>
+        <w:tc>
+          <w:tcPr>
+            <w:tcW w:w="3969" w:type="dxa"/>
+            <w:shd w:val="clear" w:color="auto" w:fill="E8E8E8"/>
+          </w:tcPr>
+          <w:p>
+            <w:pPr>
+              <w:spacing w:after="40"/>
+            </w:pPr>
+            <w:r>
+              <w:rPr>
+                <w:rFonts w:ascii="Times New Roman" w:hAnsi="Times New Roman"/>
+                <w:b/>
+              </w:rPr>
+              <w:t>Основная сумма Поручения (денежные средства Принципала)</w:t>
+            </w:r>
+          </w:p>
+        </w:tc>
+        <w:tc>
+          <w:tcPr>
+            <w:tcW w:w="5669" w:type="dxa"/>
+          </w:tcPr>
+          <w:p>
+            <w:pPr>
+              <w:spacing w:after="40"/>
+              <w:rPr>
+                <w:bCs/>
+              </w:rPr>
+            </w:pPr>
+            <w:r>
+              <w:rPr>
+                <w:rFonts w:ascii="Times New Roman" w:hAnsi="Times New Roman"/>
+                <w:bCs/>
+              </w:rPr>
+              <w:t>{{ЦЕНА_ЦИФРАМИ}} руб.</w:t>
             </w:r>
           </w:p>
         </w:tc>
@@ -3030,18 +3108,30 @@
           </w:tcPr>
           <w:p>
             <w:pPr>
-              <w:spacing w:before="20" w:after="20"/>
-              <w:rPr>
-                <w:rFonts w:ascii="Times New Roman" w:hAnsi="Times New Roman" w:cs="Times New Roman"/>
-              </w:rPr>
-            </w:pPr>
-            <w:r>
-              <w:rPr>
-                <w:rFonts w:ascii="Times New Roman" w:hAnsi="Times New Roman" w:cs="Times New Roman"/>
+              <w:spacing w:after="40"/>
+            </w:pPr>
+            <w:r>
+              <w:rPr>
+                <w:rFonts w:ascii="Times New Roman" w:hAnsi="Times New Roman"/>
                 <w:b/>
-                <w:bCs/>
-              </w:rPr>
-              <w:t>Дополнительные сведения</w:t>
+              </w:rPr>
+              <w:t>Агентское вознаграждение ({{КОМИССИЯ</w:t>
+            </w:r>
+            <w:proofErr w:type="gramStart"/>
+            <w:r>
+              <w:rPr>
+                <w:rFonts w:ascii="Times New Roman" w:hAnsi="Times New Roman"/>
+                <w:b/>
+              </w:rPr>
+              <w:t>}}%</w:t>
+            </w:r>
+            <w:proofErr w:type="gramEnd"/>
+            <w:r>
+              <w:rPr>
+                <w:rFonts w:ascii="Times New Roman" w:hAnsi="Times New Roman"/>
+                <w:b/>
+              </w:rPr>
+              <w:t>)</w:t>
             </w:r>
           </w:p>
         </w:tc>
@@ -3051,11 +3141,14 @@
           </w:tcPr>
           <w:p>
             <w:pPr>
-              <w:spacing w:before="20" w:after="20"/>
-              <w:rPr>
-                <w:rFonts w:ascii="Times New Roman" w:hAnsi="Times New Roman" w:cs="Times New Roman"/>
-              </w:rPr>
-            </w:pPr>
+              <w:spacing w:after="40"/>
+            </w:pPr>
+            <w:r>
+              <w:rPr>
+                <w:rFonts w:ascii="Times New Roman" w:hAnsi="Times New Roman"/>
+              </w:rPr>
+              <w:t>{{КОМИССИЯ_ЦИФРАМИ}} руб.</w:t>
+            </w:r>
           </w:p>
         </w:tc>
       </w:tr>
@@ -3070,18 +3163,14 @@
           </w:tcPr>
           <w:p>
             <w:pPr>
-              <w:spacing w:before="20" w:after="20"/>
-              <w:rPr>
-                <w:rFonts w:ascii="Times New Roman" w:hAnsi="Times New Roman" w:cs="Times New Roman"/>
-              </w:rPr>
-            </w:pPr>
-            <w:r>
-              <w:rPr>
-                <w:rFonts w:ascii="Times New Roman" w:hAnsi="Times New Roman" w:cs="Times New Roman"/>
+              <w:spacing w:after="40"/>
+            </w:pPr>
+            <w:r>
+              <w:rPr>
+                <w:rFonts w:ascii="Times New Roman" w:hAnsi="Times New Roman"/>
                 <w:b/>
-                <w:bCs/>
-              </w:rPr>
-              <w:t>Автомобиль (Марка, модель)</w:t>
+              </w:rPr>
+              <w:t>Итого перечисляется Принципалом Агенту</w:t>
             </w:r>
           </w:p>
         </w:tc>
@@ -3091,16 +3180,13 @@
           </w:tcPr>
           <w:p>
             <w:pPr>
-              <w:spacing w:before="20" w:after="20"/>
-              <w:rPr>
-                <w:rFonts w:ascii="Times New Roman" w:hAnsi="Times New Roman" w:cs="Times New Roman"/>
-              </w:rPr>
-            </w:pPr>
-            <w:r>
-              <w:rPr>
-                <w:rFonts w:ascii="Times New Roman" w:hAnsi="Times New Roman" w:cs="Times New Roman"/>
-              </w:rPr>
-              <w:t>{{МАРКА_МОДЕЛЬ}}</w:t>
+              <w:spacing w:after="40"/>
+            </w:pPr>
+            <w:r>
+              <w:rPr>
+                <w:rFonts w:ascii="Times New Roman" w:hAnsi="Times New Roman"/>
+              </w:rPr>
+              <w:t>{{СУММА_ИТОГО_ЦИФРАМИ}} руб.</w:t>
             </w:r>
           </w:p>
         </w:tc>
@@ -3116,18 +3202,14 @@
           </w:tcPr>
           <w:p>
             <w:pPr>
-              <w:spacing w:before="20" w:after="20"/>
-              <w:rPr>
-                <w:rFonts w:ascii="Times New Roman" w:hAnsi="Times New Roman" w:cs="Times New Roman"/>
-              </w:rPr>
-            </w:pPr>
-            <w:r>
-              <w:rPr>
-                <w:rFonts w:ascii="Times New Roman" w:hAnsi="Times New Roman" w:cs="Times New Roman"/>
+              <w:spacing w:after="40"/>
+            </w:pPr>
+            <w:r>
+              <w:rPr>
+                <w:rFonts w:ascii="Times New Roman" w:hAnsi="Times New Roman"/>
                 <w:b/>
-                <w:bCs/>
-              </w:rPr>
-              <w:t>VIN</w:t>
+              </w:rPr>
+              <w:t>Курс конвертации на дату расчёта</w:t>
             </w:r>
           </w:p>
         </w:tc>
@@ -3137,16 +3219,10 @@
           </w:tcPr>
           <w:p>
             <w:pPr>
-              <w:spacing w:before="20" w:after="20"/>
-              <w:rPr>
-                <w:rFonts w:ascii="Times New Roman" w:hAnsi="Times New Roman" w:cs="Times New Roman"/>
-              </w:rPr>
-            </w:pPr>
-            <w:r>
-              <w:rPr>
-                <w:rFonts w:ascii="Times New Roman" w:hAnsi="Times New Roman" w:cs="Times New Roman"/>
-              </w:rPr>
-              <w:t>{{VIN}}</w:t>
+              <w:spacing w:after="40"/>
+            </w:pPr>
+            <w:r>
+              <w:t>{{КУРС_ПОРУЧЕНИЯ}} руб./USD</w:t>
             </w:r>
           </w:p>
         </w:tc>
@@ -3162,18 +3238,14 @@
           </w:tcPr>
           <w:p>
             <w:pPr>
-              <w:spacing w:before="20" w:after="20"/>
-              <w:rPr>
-                <w:rFonts w:ascii="Times New Roman" w:hAnsi="Times New Roman" w:cs="Times New Roman"/>
-              </w:rPr>
-            </w:pPr>
-            <w:r>
-              <w:rPr>
-                <w:rFonts w:ascii="Times New Roman" w:hAnsi="Times New Roman" w:cs="Times New Roman"/>
+              <w:spacing w:after="40"/>
+            </w:pPr>
+            <w:r>
+              <w:rPr>
+                <w:rFonts w:ascii="Times New Roman" w:hAnsi="Times New Roman"/>
                 <w:b/>
-                <w:bCs/>
-              </w:rPr>
-              <w:t>Год выпуска</w:t>
+              </w:rPr>
+              <w:t>Сумма к передаче Получателю</w:t>
             </w:r>
           </w:p>
         </w:tc>
@@ -3183,16 +3255,10 @@
           </w:tcPr>
           <w:p>
             <w:pPr>
-              <w:spacing w:before="20" w:after="20"/>
-              <w:rPr>
-                <w:rFonts w:ascii="Times New Roman" w:hAnsi="Times New Roman" w:cs="Times New Roman"/>
-              </w:rPr>
-            </w:pPr>
-            <w:r>
-              <w:rPr>
-                <w:rFonts w:ascii="Times New Roman" w:hAnsi="Times New Roman" w:cs="Times New Roman"/>
-              </w:rPr>
-              <w:t>{{ГОД_ВЫП}}</w:t>
+              <w:spacing w:after="40"/>
+            </w:pPr>
+            <w:r>
+              <w:t>{{СУММА_ПОРУЧЕНИЯ}} ({{СУММА_ПОРУЧЕНИЯ_ПРОПИСЬЮ}}) {{ВАЛЮТА_НАЛИЧНЫМИ}}</w:t>
             </w:r>
           </w:p>
         </w:tc>
@@ -3200,10 +3266,15 @@
     </w:tbl>
     <w:p>
       <w:pPr>
-        <w:rPr>
-          <w:rFonts w:ascii="Times New Roman" w:hAnsi="Times New Roman" w:cs="Times New Roman"/>
-        </w:rPr>
-      </w:pPr>
+        <w:spacing w:before="80"/>
+      </w:pPr>
+      <w:r>
+        <w:rPr>
+          <w:rFonts w:ascii="Times New Roman" w:hAnsi="Times New Roman"/>
+          <w:sz w:val="18"/>
+        </w:rPr>
+        <w:t>Расчёт произведён по курсу на дату составления настоящего Поручения. Фактическая сумма к передаче Получателю определяется по курсу конвертации на дату расчёта и указывается в расписке Получателя. Курс согласован Продавцом и Покупателем; Агент курс не устанавливает. Рублёвая сумма зафиксирована договором купли-продажи и изменению не подлежит; дополнительных расчётов между Сторонами в связи с изменением курса не производится.</w:t>
+      </w:r>
     </w:p>
     <w:p>
       <w:pPr>
@@ -3282,7 +3353,25 @@
         <w:sz w:val="16"/>
         <w:szCs w:val="16"/>
       </w:rPr>
-      <w:t xml:space="preserve">ОсОО «Авто Континент»  |  стр. </w:t>
+      <w:t xml:space="preserve">ОсОО «Авто </w:t>
+    </w:r>
+    <w:proofErr w:type="gramStart"/>
+    <w:r>
+      <w:rPr>
+        <w:color w:val="888888"/>
+        <w:sz w:val="16"/>
+        <w:szCs w:val="16"/>
+      </w:rPr>
+      <w:t>Континент»  |</w:t>
+    </w:r>
+    <w:proofErr w:type="gramEnd"/>
+    <w:r>
+      <w:rPr>
+        <w:color w:val="888888"/>
+        <w:sz w:val="16"/>
+        <w:szCs w:val="16"/>
+      </w:rPr>
+      <w:t xml:space="preserve">  стр. </w:t>
     </w:r>
     <w:r>
       <w:rPr>
@@ -3408,17 +3497,17 @@
   <w:abstractNum w:abstractNumId="0" w15:restartNumberingAfterBreak="0">
     <w:nsid w:val="37A326DF"/>
     <w:multiLevelType w:val="multilevel"/>
-    <w:tmpl w:val="07FA722A"/>
+    <w:tmpl w:val="40D45904"/>
     <w:lvl w:ilvl="0">
       <w:start w:val="1"/>
       <w:numFmt w:val="bullet"/>
-      <w:lvlText w:val="●"/>
+      <w:lvlText w:val=""/>
       <w:lvlJc w:val="left"/>
       <w:pPr>
         <w:ind w:left="360" w:hanging="360"/>
       </w:pPr>
       <w:rPr>
-        <w:rFonts w:ascii="Noto Sans Symbols" w:eastAsia="Noto Sans Symbols" w:hAnsi="Noto Sans Symbols" w:cs="Noto Sans Symbols"/>
+        <w:rFonts w:ascii="Symbol" w:hAnsi="Symbol" w:hint="default"/>
       </w:rPr>
     </w:lvl>
     <w:lvl w:ilvl="1">

--- a/templates/contract_template.docx
+++ b/templates/contract_template.docx
@@ -3220,8 +3220,14 @@
           <w:p>
             <w:pPr>
               <w:spacing w:after="40"/>
-            </w:pPr>
-            <w:r>
+              <w:rPr>
+                <w:rFonts w:ascii="Times New Roman" w:hAnsi="Times New Roman"/>
+              </w:rPr>
+            </w:pPr>
+            <w:r>
+              <w:rPr>
+                <w:rFonts w:ascii="Times New Roman" w:hAnsi="Times New Roman"/>
+              </w:rPr>
               <w:t>{{КУРС_ПОРУЧЕНИЯ}} руб./USD</w:t>
             </w:r>
           </w:p>
@@ -3258,6 +3264,9 @@
               <w:spacing w:after="40"/>
             </w:pPr>
             <w:r>
+              <w:rPr>
+                <w:rFonts w:ascii="Times New Roman" w:hAnsi="Times New Roman"/>
+              </w:rPr>
               <w:t>{{СУММА_ПОРУЧЕНИЯ}} ({{СУММА_ПОРУЧЕНИЯ_ПРОПИСЬЮ}}) {{ВАЛЮТА_НАЛИЧНЫМИ}}</w:t>
             </w:r>
           </w:p>

--- a/templates/contract_template.docx
+++ b/templates/contract_template.docx
@@ -361,15 +361,13 @@
           <w:rFonts w:ascii="Times New Roman" w:hAnsi="Times New Roman" w:cs="Times New Roman"/>
           <w:color w:val="000000"/>
         </w:rPr>
-        <w:t xml:space="preserve">2.5. По факту исполнения Поручения Агент предоставляет Принципалу Отчёт Агента с приложением: копии платёжного поручения, подтверждающего получение средств от Принципала; документов, </w:t>
-      </w:r>
-      <w:r>
-        <w:rPr>
-          <w:rFonts w:ascii="Times New Roman" w:hAnsi="Times New Roman" w:cs="Times New Roman"/>
-          <w:color w:val="000000"/>
-        </w:rPr>
-        <w:lastRenderedPageBreak/>
-        <w:t>подтверждающих передачу наличных денежных средств Получателю (расписка продавца и/или Акт приёма-передачи ТС с отметкой о получении оплаты). Отчёт считается принятым Принципалом, если в течение 5 (пяти) рабочих дней с момента его направления Принципал не предоставит мотивированных возражений.</w:t>
+        <w:t>2.5. По факту исполнения Поручения Агент предоставляет Принципалу Отчёт Агента с приложением документов, подтверждающих передачу денежных средств Получателю (расписка Получателя и/или иной документ, подтверждающий получение средств). Отчёт считается принятым Принципалом, если в течение 5 (пяти) рабочих дней с момента его направления Принципал не предоставит мотивированных возражений.</w:t>
+      </w:r>
+      <w:r>
+        <w:rPr>
+          <w:rFonts w:ascii="Times New Roman" w:hAnsi="Times New Roman" w:cs="Times New Roman"/>
+          <w:color w:val="000000"/>
+        </w:rPr>
       </w:r>
     </w:p>
     <w:p>
@@ -3220,14 +3218,8 @@
           <w:p>
             <w:pPr>
               <w:spacing w:after="40"/>
-              <w:rPr>
-                <w:rFonts w:ascii="Times New Roman" w:hAnsi="Times New Roman"/>
-              </w:rPr>
-            </w:pPr>
-            <w:r>
-              <w:rPr>
-                <w:rFonts w:ascii="Times New Roman" w:hAnsi="Times New Roman"/>
-              </w:rPr>
+            </w:pPr>
+            <w:r>
               <w:t>{{КУРС_ПОРУЧЕНИЯ}} руб./USD</w:t>
             </w:r>
           </w:p>
@@ -3264,9 +3256,6 @@
               <w:spacing w:after="40"/>
             </w:pPr>
             <w:r>
-              <w:rPr>
-                <w:rFonts w:ascii="Times New Roman" w:hAnsi="Times New Roman"/>
-              </w:rPr>
               <w:t>{{СУММА_ПОРУЧЕНИЯ}} ({{СУММА_ПОРУЧЕНИЯ_ПРОПИСЬЮ}}) {{ВАЛЮТА_НАЛИЧНЫМИ}}</w:t>
             </w:r>
           </w:p>

--- a/templates/contract_template.docx
+++ b/templates/contract_template.docx
@@ -361,13 +361,15 @@
           <w:rFonts w:ascii="Times New Roman" w:hAnsi="Times New Roman" w:cs="Times New Roman"/>
           <w:color w:val="000000"/>
         </w:rPr>
-        <w:t>2.5. По факту исполнения Поручения Агент предоставляет Принципалу Отчёт Агента с приложением документов, подтверждающих передачу денежных средств Получателю (расписка Получателя и/или иной документ, подтверждающий получение средств). Отчёт считается принятым Принципалом, если в течение 5 (пяти) рабочих дней с момента его направления Принципал не предоставит мотивированных возражений.</w:t>
-      </w:r>
-      <w:r>
-        <w:rPr>
-          <w:rFonts w:ascii="Times New Roman" w:hAnsi="Times New Roman" w:cs="Times New Roman"/>
-          <w:color w:val="000000"/>
-        </w:rPr>
+        <w:t xml:space="preserve">2.5. По факту исполнения Поручения Агент предоставляет Принципалу Отчёт Агента с приложением документов, подтверждающих передачу денежных средств Получателю (расписка Получателя и/или иной </w:t>
+      </w:r>
+      <w:r>
+        <w:rPr>
+          <w:rFonts w:ascii="Times New Roman" w:hAnsi="Times New Roman" w:cs="Times New Roman"/>
+          <w:color w:val="000000"/>
+        </w:rPr>
+        <w:lastRenderedPageBreak/>
+        <w:t>документ, подтверждающий получение средств). Отчёт считается принятым Принципалом, если в течение 5 (пяти) рабочих дней с момента его направления Принципал не предоставит мотивированных возражений.</w:t>
       </w:r>
     </w:p>
     <w:p>
@@ -1028,7 +1030,6 @@
           <w:rFonts w:ascii="Times New Roman" w:hAnsi="Times New Roman" w:cs="Times New Roman"/>
           <w:color w:val="000000"/>
         </w:rPr>
-        <w:lastRenderedPageBreak/>
         <w:t>5.3. Освобождение Агента от ответственности. Агент не несёт ответственности за:</w:t>
       </w:r>
     </w:p>
@@ -1057,6 +1058,7 @@
           <w:rFonts w:ascii="Times New Roman" w:hAnsi="Times New Roman" w:cs="Times New Roman"/>
           <w:color w:val="000000"/>
         </w:rPr>
+        <w:lastRenderedPageBreak/>
         <w:t>действия или бездействие банков при осуществлении Принципалом перевода на счёт Агента, включая сроки зачисления средств и размер банковских комиссий;</w:t>
       </w:r>
     </w:p>
@@ -3218,8 +3220,14 @@
           <w:p>
             <w:pPr>
               <w:spacing w:after="40"/>
-            </w:pPr>
-            <w:r>
+              <w:rPr>
+                <w:rFonts w:ascii="Times New Roman" w:hAnsi="Times New Roman" w:cs="Times New Roman"/>
+              </w:rPr>
+            </w:pPr>
+            <w:r>
+              <w:rPr>
+                <w:rFonts w:ascii="Times New Roman" w:hAnsi="Times New Roman" w:cs="Times New Roman"/>
+              </w:rPr>
               <w:t>{{КУРС_ПОРУЧЕНИЯ}} руб./USD</w:t>
             </w:r>
           </w:p>
@@ -3254,8 +3262,14 @@
           <w:p>
             <w:pPr>
               <w:spacing w:after="40"/>
-            </w:pPr>
-            <w:r>
+              <w:rPr>
+                <w:rFonts w:ascii="Times New Roman" w:hAnsi="Times New Roman" w:cs="Times New Roman"/>
+              </w:rPr>
+            </w:pPr>
+            <w:r>
+              <w:rPr>
+                <w:rFonts w:ascii="Times New Roman" w:hAnsi="Times New Roman" w:cs="Times New Roman"/>
+              </w:rPr>
               <w:t>{{СУММА_ПОРУЧЕНИЯ}} ({{СУММА_ПОРУЧЕНИЯ_ПРОПИСЬЮ}}) {{ВАЛЮТА_НАЛИЧНЫМИ}}</w:t>
             </w:r>
           </w:p>

--- a/templates/contract_template.docx
+++ b/templates/contract_template.docx
@@ -2279,7 +2279,19 @@
               <w:rPr>
                 <w:rFonts w:ascii="Times New Roman" w:hAnsi="Times New Roman" w:cs="Times New Roman"/>
               </w:rPr>
-              <w:t>Подпись: _____________________________/{{ПОКУПАТЕЛЬ_ИНИЦИАЛЫ}}</w:t>
+              <w:t xml:space="preserve">Подпись: </w:t>
+            </w:r>
+            <w:r>
+              <w:rPr>
+                <w:rFonts w:ascii="Times New Roman" w:hAnsi="Times New Roman" w:cs="Times New Roman"/>
+              </w:rPr>
+              <w:br/>
+            </w:r>
+            <w:r>
+              <w:rPr>
+                <w:rFonts w:ascii="Times New Roman" w:hAnsi="Times New Roman" w:cs="Times New Roman"/>
+              </w:rPr>
+              <w:t>_____________________________/{{ПОКУПАТЕЛЬ_ИНИЦИАЛЫ}}</w:t>
             </w:r>
           </w:p>
           <w:p>

--- a/templates/contract_template.docx
+++ b/templates/contract_template.docx
@@ -3316,7 +3316,7 @@
     </w:p>
     <w:sectPr>
       <w:footerReference w:type="default" r:id="rId10"/>
-      <w:pgSz w:w="12240" w:h="15840"/>
+      <w:pgSz w:w="11906" w:h="16838"/>
       <w:pgMar w:top="1133" w:right="850" w:bottom="566" w:left="1700" w:header="720" w:footer="720" w:gutter="0"/>
       <w:pgNumType w:start="1"/>
       <w:cols w:space="720"/>
